--- a/courts/fifth-circuit/louisiana/federal/middle-district/complaint/usage/OUTPUT-complaint.docx
+++ b/courts/fifth-circuit/louisiana/federal/middle-district/complaint/usage/OUTPUT-complaint.docx
@@ -94,7 +94,28 @@
               <w:pStyle w:val="LamdCaptionRight"/>
             </w:pPr>
             <w:r>
-              <w:t xml:space="preserve">CIVIL ACTION NO. 3:25-cv-01162-SDD-EWD</w:t>
+              <w:t xml:space="preserve">CIVIL ACTION NO. 25-1162</w:t>
+            </w:r>
+          </w:p>
+          <w:p>
+            <w:pPr>
+              <w:pStyle w:val="LamdCaptionRight"/>
+            </w:pPr>
+          </w:p>
+          <w:p>
+            <w:pPr>
+              <w:pStyle w:val="LamdCaptionRight"/>
+            </w:pPr>
+            <w:r>
+              <w:t xml:space="preserve">JUDGE:</w:t>
+            </w:r>
+          </w:p>
+          <w:p>
+            <w:pPr>
+              <w:pStyle w:val="LamdCaptionRight"/>
+            </w:pPr>
+            <w:r>
+              <w:t xml:space="preserve">MAGISTRATE:</w:t>
             </w:r>
           </w:p>
         </w:tc>
@@ -134,14 +155,15 @@
         <w:t xml:space="preserve">Plaintiff, BEATRICE M. PARKER, through undersigned counsel, respectfully files this Complaint against Defendant BASF Corporation, and alleges as follows:</w:t>
       </w:r>
     </w:p>
-    <w:bookmarkStart w:id="20" w:name="i.-jurisdiction-and-venue"/>
     <w:p>
       <w:pPr>
         <w:pStyle w:val="Heading1"/>
       </w:pPr>
+      <w:bookmarkStart w:id="9" w:name="_6db30ae86b67dc27fe23e30cf999a50cf8a4616"/>
       <w:r>
         <w:t xml:space="preserve">I. JURISDICTION AND VENUE</w:t>
       </w:r>
+      <w:bookmarkEnd w:id="9"/>
     </w:p>
     <w:p>
       <w:pPr>
@@ -179,15 +201,15 @@
         <w:t xml:space="preserve">Venue is proper in the Middle District of Louisiana under 28 U.S.C. § 1391(b) because a substantial part of the events or omissions giving rise to this claim occurred in this District, including Plaintiff’s occupational and environmental exposure to ethylene oxide emitted from Defendant’s Geismar, Louisiana facility.</w:t>
       </w:r>
     </w:p>
-    <w:bookmarkEnd w:id="20"/>
-    <w:bookmarkStart w:id="21" w:name="ii.-parties"/>
     <w:p>
       <w:pPr>
         <w:pStyle w:val="Heading1"/>
       </w:pPr>
+      <w:bookmarkStart w:id="10" w:name="_523d9a1074ba7f646e9d4f3a3eba6a4f61454a8"/>
       <w:r>
         <w:t xml:space="preserve">II. PARTIES</w:t>
       </w:r>
+      <w:bookmarkEnd w:id="10"/>
     </w:p>
     <w:p>
       <w:pPr>
@@ -223,24 +245,25 @@
         <w:t xml:space="preserve">) is a foreign business corporation authorized to do business in Louisiana. BASF’s registered agent for service of process is: C T Corporation System, 3867 Plaza Tower Dr., Baton Rouge, LA 70816. BASF owns and operates a large chemical manufacturing complex in Geismar, Louisiana, which produces ethylene oxide and related chemical intermediates.</w:t>
       </w:r>
     </w:p>
-    <w:bookmarkEnd w:id="21"/>
-    <w:bookmarkStart w:id="27" w:name="iii.-factual-allegations"/>
     <w:p>
       <w:pPr>
         <w:pStyle w:val="Heading1"/>
       </w:pPr>
+      <w:bookmarkStart w:id="11" w:name="_655d947ed01267528ccbdc5fd89396b2bef0d06"/>
       <w:r>
         <w:t xml:space="preserve">III. FACTUAL ALLEGATIONS</w:t>
       </w:r>
-    </w:p>
-    <w:bookmarkStart w:id="22" w:name="a.-plaintiffs-employment-at-basf"/>
+      <w:bookmarkEnd w:id="11"/>
+    </w:p>
     <w:p>
       <w:pPr>
         <w:pStyle w:val="Heading3"/>
       </w:pPr>
+      <w:bookmarkStart w:id="12" w:name="_00dd06c499fb7a0b4d8a8c368622fb68d8e5e51"/>
       <w:r>
         <w:t xml:space="preserve">A. Plaintiff’s Employment at BASF</w:t>
       </w:r>
+      <w:bookmarkEnd w:id="12"/>
     </w:p>
     <w:p>
       <w:pPr>
@@ -304,15 +327,15 @@
         <w:t xml:space="preserve">Throughout her employment, BASF failed to provide adequate respiratory protection, failed to monitor EtO levels effectively, and failed to warn Plaintiff of the health risks associated with chronic EtO exposure.</w:t>
       </w:r>
     </w:p>
-    <w:bookmarkEnd w:id="22"/>
-    <w:bookmarkStart w:id="23" w:name="X737cd8d242c3e067287b940306b3825b32464f4"/>
     <w:p>
       <w:pPr>
         <w:pStyle w:val="Heading3"/>
       </w:pPr>
+      <w:bookmarkStart w:id="13" w:name="_737cd8d242c3e067287b940306b3825b32464f4"/>
       <w:r>
         <w:t xml:space="preserve">B. Whistleblower Retaliation and Termination</w:t>
       </w:r>
+      <w:bookmarkEnd w:id="13"/>
     </w:p>
     <w:p>
       <w:pPr>
@@ -356,15 +379,15 @@
         <w:t xml:space="preserve">In 1996, Plaintiff was constructively and creatively terminated from her position at BASF because of her protected activity.</w:t>
       </w:r>
     </w:p>
-    <w:bookmarkEnd w:id="23"/>
-    <w:bookmarkStart w:id="24" w:name="c.-cancer-diagnosis-and-medical-harm"/>
     <w:p>
       <w:pPr>
         <w:pStyle w:val="Heading3"/>
       </w:pPr>
+      <w:bookmarkStart w:id="14" w:name="_34854cc3367d7bf77bddc25f44d2b8a6c2cb7de"/>
       <w:r>
         <w:t xml:space="preserve">C. Cancer Diagnosis and Medical Harm</w:t>
       </w:r>
+      <w:bookmarkEnd w:id="14"/>
     </w:p>
     <w:p>
       <w:pPr>
@@ -408,15 +431,15 @@
         <w:t xml:space="preserve">Plaintiff’s cancer diagnosis and resulting surgeries were directly and proximately caused by her long-term occupational exposure to ethylene oxide at BASF’s Geismar facility.</w:t>
       </w:r>
     </w:p>
-    <w:bookmarkEnd w:id="24"/>
-    <w:bookmarkStart w:id="25" w:name="d.-impact-on-plaintiffs-life"/>
     <w:p>
       <w:pPr>
         <w:pStyle w:val="Heading3"/>
       </w:pPr>
+      <w:bookmarkStart w:id="15" w:name="_b9e984e7f54c7884f7559cc3736a320167ae78d"/>
       <w:r>
         <w:t xml:space="preserve">D. Impact on Plaintiff’s Life</w:t>
       </w:r>
+      <w:bookmarkEnd w:id="15"/>
     </w:p>
     <w:p>
       <w:pPr>
@@ -432,15 +455,15 @@
         <w:t xml:space="preserve">The physical and emotional trauma of losing both breasts caused profound psychological distress, body-image injury, and long-term emotional suffering.</w:t>
       </w:r>
     </w:p>
-    <w:bookmarkEnd w:id="25"/>
-    <w:bookmarkStart w:id="26" w:name="X9d952fe4ec2463777119d685b0ef397f960e82d"/>
     <w:p>
       <w:pPr>
         <w:pStyle w:val="Heading3"/>
       </w:pPr>
+      <w:bookmarkStart w:id="16" w:name="_9d952fe4ec2463777119d685b0ef397f960e82d"/>
       <w:r>
         <w:t xml:space="preserve">E. BASF’s Knowledge and Failure to Protect</w:t>
       </w:r>
+      <w:bookmarkEnd w:id="16"/>
     </w:p>
     <w:p>
       <w:pPr>
@@ -484,25 +507,25 @@
         <w:t xml:space="preserve">BASF’s conduct demonstrated reckless disregard for the health and safety of its employees and the surrounding community.</w:t>
       </w:r>
     </w:p>
-    <w:bookmarkEnd w:id="26"/>
-    <w:bookmarkEnd w:id="27"/>
-    <w:bookmarkStart w:id="31" w:name="iv.-causes-of-action"/>
     <w:p>
       <w:pPr>
         <w:pStyle w:val="Heading1"/>
       </w:pPr>
+      <w:bookmarkStart w:id="17" w:name="_d581b65b9bd68ee823bff59cbfd3324231b03cd"/>
       <w:r>
         <w:t xml:space="preserve">IV. CAUSES OF ACTION</w:t>
       </w:r>
-    </w:p>
-    <w:bookmarkStart w:id="28" w:name="count-1-negligence"/>
+      <w:bookmarkEnd w:id="17"/>
+    </w:p>
     <w:p>
       <w:pPr>
         <w:pStyle w:val="Heading2"/>
       </w:pPr>
+      <w:bookmarkStart w:id="18" w:name="_e897acbca38f3d973c7d9d0e2a207237ab3bc26"/>
       <w:r>
         <w:t xml:space="preserve">COUNT 1 – NEGLIGENCE</w:t>
       </w:r>
+      <w:bookmarkEnd w:id="18"/>
     </w:p>
     <w:p>
       <w:pPr>
@@ -560,15 +583,15 @@
         <w:t xml:space="preserve">BASF’s negligence was the direct and proximate cause of Plaintiff’s cancer and resulting injuries.</w:t>
       </w:r>
     </w:p>
-    <w:bookmarkEnd w:id="28"/>
-    <w:bookmarkStart w:id="29" w:name="X0c568ba26e01307bdb2d5eb1d834a9ad0ba3a1b"/>
     <w:p>
       <w:pPr>
         <w:pStyle w:val="Heading2"/>
       </w:pPr>
+      <w:bookmarkStart w:id="19" w:name="_0c568ba26e01307bdb2d5eb1d834a9ad0ba3a1b"/>
       <w:r>
         <w:t xml:space="preserve">COUNT 2 – STRICT LIABILITY (ULTRAHAZARDOUS ACTIVITY)</w:t>
       </w:r>
+      <w:bookmarkEnd w:id="19"/>
     </w:p>
     <w:p>
       <w:pPr>
@@ -612,15 +635,15 @@
         <w:t xml:space="preserve">BASF is strictly liable for damages caused by its EtO emissions.</w:t>
       </w:r>
     </w:p>
-    <w:bookmarkEnd w:id="29"/>
-    <w:bookmarkStart w:id="30" w:name="count-3-failure-to-warn"/>
     <w:p>
       <w:pPr>
         <w:pStyle w:val="Heading2"/>
       </w:pPr>
+      <w:bookmarkStart w:id="20" w:name="_fcea62f3a011dda5182ed59fa5e9eba2af08bca"/>
       <w:r>
         <w:t xml:space="preserve">COUNT 3 – FAILURE TO WARN</w:t>
       </w:r>
+      <w:bookmarkEnd w:id="20"/>
     </w:p>
     <w:p>
       <w:pPr>
@@ -664,16 +687,15 @@
         <w:t xml:space="preserve">BASF failed to warn Plaintiff of the risks associated with EtO exposure during her employment.</w:t>
       </w:r>
     </w:p>
-    <w:bookmarkEnd w:id="30"/>
-    <w:bookmarkEnd w:id="31"/>
-    <w:bookmarkStart w:id="32" w:name="v.-damages"/>
     <w:p>
       <w:pPr>
         <w:pStyle w:val="Heading1"/>
       </w:pPr>
+      <w:bookmarkStart w:id="21" w:name="_d8e7b3697821046459dee56a18fa6e0bf5cf66e"/>
       <w:r>
         <w:t xml:space="preserve">V. DAMAGES</w:t>
       </w:r>
+      <w:bookmarkEnd w:id="21"/>
     </w:p>
     <w:p>
       <w:pPr>
@@ -815,15 +837,15 @@
         <w:t xml:space="preserve">Plaintiff seeks all damages available under Louisiana and federal law.</w:t>
       </w:r>
     </w:p>
-    <w:bookmarkEnd w:id="32"/>
-    <w:bookmarkStart w:id="33" w:name="vi.-prayer-for-relief"/>
     <w:p>
       <w:pPr>
         <w:pStyle w:val="Heading1"/>
       </w:pPr>
+      <w:bookmarkStart w:id="22" w:name="_778cb286f414d24ed0e1c898f1fd2ec0cb209a5"/>
       <w:r>
         <w:t xml:space="preserve">VI. PRAYER FOR RELIEF</w:t>
       </w:r>
+      <w:bookmarkEnd w:id="22"/>
     </w:p>
     <w:p>
       <w:pPr>
@@ -929,9 +951,6 @@
         <w:pStyle w:val="LamdSignature"/>
         <w:keepNext/>
       </w:pPr>
-      <w:r>
-        <w:t xml:space="preserve">BY: ______________________________</w:t>
-      </w:r>
     </w:p>
     <w:p>
       <w:pPr>
@@ -939,7 +958,7 @@
         <w:keepNext/>
       </w:pPr>
       <w:r>
-        <w:t xml:space="preserve">JANICE MONTAGUE-MYLES</w:t>
+        <w:t xml:space="preserve">BY: ____________________________</w:t>
       </w:r>
     </w:p>
     <w:p>
@@ -948,7 +967,7 @@
         <w:keepNext/>
       </w:pPr>
       <w:r>
-        <w:t xml:space="preserve">Bar Roll No. 18356</w:t>
+        <w:t xml:space="preserve">JANICE MONTAGUE-MYLES</w:t>
       </w:r>
     </w:p>
     <w:p>
@@ -957,7 +976,7 @@
         <w:keepNext/>
       </w:pPr>
       <w:r>
-        <w:t xml:space="preserve">23445 Railroad Avenue</w:t>
+        <w:t xml:space="preserve">Bar Roll#: 18356</w:t>
       </w:r>
     </w:p>
     <w:p>
@@ -966,7 +985,7 @@
         <w:keepNext/>
       </w:pPr>
       <w:r>
-        <w:t xml:space="preserve">Plaquemine, Louisiana 70764</w:t>
+        <w:t xml:space="preserve">23445 Railroad Avenue</w:t>
       </w:r>
     </w:p>
     <w:p>
@@ -975,7 +994,7 @@
         <w:keepNext/>
       </w:pPr>
       <w:r>
-        <w:t xml:space="preserve">Phone: (225) 382-5222</w:t>
+        <w:t xml:space="preserve">Plaquemine, Louisiana 70764</w:t>
       </w:r>
     </w:p>
     <w:p>
@@ -984,6 +1003,15 @@
         <w:keepNext/>
       </w:pPr>
       <w:r>
+        <w:t xml:space="preserve">Phone: (225) 382-5222</w:t>
+      </w:r>
+    </w:p>
+    <w:p>
+      <w:pPr>
+        <w:pStyle w:val="LamdSignature"/>
+        <w:keepNext/>
+      </w:pPr>
+      <w:r>
         <w:t xml:space="preserve">Facsimile: (225) 382-5202</w:t>
       </w:r>
     </w:p>
@@ -995,14 +1023,13 @@
         <w:t xml:space="preserve">janicemyles@att.net</w:t>
       </w:r>
     </w:p>
-    <w:bookmarkEnd w:id="33"/>
     <w:sectPr>
-      <w:footerReference r:id="rId9" w:type="default"/>
+      <w:footerReference w:type="default" r:id="rIdLamdFooter1"/>
       <w:footnotePr>
         <w:numRestart w:val="eachSect"/>
       </w:footnotePr>
-      <w:pgSz w:h="15840" w:w="12240"/>
-      <w:pgMar w:bottom="1440" w:footer="864" w:gutter="0" w:header="720" w:left="1440" w:right="1440" w:top="1440"/>
+      <w:pgSz w:w="12240" w:h="15840"/>
+      <w:pgMar w:top="1440" w:right="1440" w:bottom="1440" w:left="1440" w:header="720" w:footer="864" w:gutter="0"/>
     </w:sectPr>
   </w:body>
 </w:document>
@@ -1145,20 +1172,20 @@
   <w:docDefaults>
     <w:rPrDefault>
       <w:rPr>
-        <w:rFonts w:ascii="EB Garamond" w:cs="EB Garamond" w:eastAsia="EB Garamond" w:hAnsi="EB Garamond"/>
+        <w:rFonts w:ascii="EB Garamond" w:hAnsi="EB Garamond" w:eastAsia="EB Garamond" w:cs="EB Garamond"/>
         <w:sz w:val="24"/>
         <w:szCs w:val="24"/>
-        <w:lang w:bidi="ar-SA" w:eastAsia="en-US" w:val="en-US"/>
+        <w:lang w:val="en-US" w:eastAsia="en-US" w:bidi="ar-SA"/>
       </w:rPr>
     </w:rPrDefault>
     <w:pPrDefault>
       <w:pPr>
-        <w:spacing w:after="0" w:before="0" w:line="480" w:lineRule="exact"/>
+        <w:spacing w:before="0" w:after="0" w:line="480" w:lineRule="exact"/>
       </w:pPr>
     </w:pPrDefault>
   </w:docDefaults>
-  <w:latentStyles w:count="276" w:defLockedState="0" w:defQFormat="0" w:defSemiHidden="0" w:defUIPriority="0" w:defUnhideWhenUsed="0"/>
-  <w:style w:styleId="Title" w:type="paragraph">
+  <w:latentStyles w:defLockedState="0" w:defUIPriority="0" w:defSemiHidden="0" w:defUnhideWhenUsed="0" w:defQFormat="0" w:count="276"/>
+  <w:style w:type="paragraph" w:styleId="Title">
     <w:name w:val="Title"/>
     <w:basedOn w:val="Normal"/>
     <w:next w:val="BodyText"/>
@@ -1177,7 +1204,7 @@
       <w:szCs w:val="56"/>
     </w:rPr>
   </w:style>
-  <w:style w:customStyle="1" w:styleId="TitleChar" w:type="character">
+  <w:style w:type="character" w:customStyle="1" w:styleId="TitleChar">
     <w:name w:val="Title Char"/>
     <w:basedOn w:val="DefaultParagraphFont"/>
     <w:link w:val="Title"/>
@@ -1189,7 +1216,7 @@
       <w:szCs w:val="56"/>
     </w:rPr>
   </w:style>
-  <w:style w:styleId="Subtitle" w:type="paragraph">
+  <w:style w:type="paragraph" w:styleId="Subtitle">
     <w:name w:val="Subtitle"/>
     <w:basedOn w:val="Title"/>
     <w:next w:val="BodyText"/>
@@ -1209,7 +1236,7 @@
       <w:szCs w:val="28"/>
     </w:rPr>
   </w:style>
-  <w:style w:customStyle="1" w:styleId="SubtitleChar" w:type="character">
+  <w:style w:type="character" w:customStyle="1" w:styleId="SubtitleChar">
     <w:name w:val="Subtitle Char"/>
     <w:basedOn w:val="DefaultParagraphFont"/>
     <w:link w:val="Subtitle"/>
@@ -1223,7 +1250,7 @@
       <w:szCs w:val="28"/>
     </w:rPr>
   </w:style>
-  <w:style w:customStyle="1" w:styleId="Author" w:type="paragraph">
+  <w:style w:type="paragraph" w:customStyle="1" w:styleId="Author">
     <w:name w:val="Author"/>
     <w:basedOn w:val="Title"/>
     <w:next w:val="BodyText"/>
@@ -1237,7 +1264,7 @@
       <w:szCs w:val="24"/>
     </w:rPr>
   </w:style>
-  <w:style w:styleId="Date" w:type="paragraph">
+  <w:style w:type="paragraph" w:styleId="Date">
     <w:name w:val="Date"/>
     <w:basedOn w:val="Title"/>
     <w:next w:val="BodyText"/>
@@ -1251,7 +1278,7 @@
       <w:szCs w:val="24"/>
     </w:rPr>
   </w:style>
-  <w:style w:customStyle="1" w:styleId="AbstractTitle" w:type="paragraph">
+  <w:style w:type="paragraph" w:customStyle="1" w:styleId="AbstractTitle">
     <w:name w:val="Abstract Title"/>
     <w:basedOn w:val="Normal"/>
     <w:next w:val="Abstract"/>
@@ -1259,7 +1286,7 @@
     <w:pPr>
       <w:keepNext/>
       <w:keepLines/>
-      <w:spacing w:after="0" w:before="300"/>
+      <w:spacing w:before="300" w:after="0"/>
       <w:jc w:val="center"/>
     </w:pPr>
     <w:rPr>
@@ -1268,7 +1295,7 @@
       <w:szCs w:val="20"/>
     </w:rPr>
   </w:style>
-  <w:style w:customStyle="1" w:styleId="Abstract" w:type="paragraph">
+  <w:style w:type="paragraph" w:customStyle="1" w:styleId="Abstract">
     <w:name w:val="Abstract"/>
     <w:basedOn w:val="Normal"/>
     <w:next w:val="BodyText"/>
@@ -1276,14 +1303,14 @@
     <w:pPr>
       <w:keepNext/>
       <w:keepLines/>
-      <w:spacing w:after="300" w:before="100"/>
+      <w:spacing w:before="100" w:after="300"/>
     </w:pPr>
     <w:rPr>
       <w:sz w:val="20"/>
       <w:szCs w:val="20"/>
     </w:rPr>
   </w:style>
-  <w:style w:styleId="Bibliography" w:type="paragraph">
+  <w:style w:type="paragraph" w:styleId="Bibliography">
     <w:name w:val="Bibliography"/>
     <w:basedOn w:val="Normal"/>
     <w:next w:val="Bibliography"/>
@@ -1291,7 +1318,7 @@
     <w:pPr/>
     <w:rPr/>
   </w:style>
-  <w:style w:styleId="Heading4" w:type="paragraph">
+  <w:style w:type="paragraph" w:styleId="Heading4">
     <w:name w:val="heading 4"/>
     <w:basedOn w:val="Normal"/>
     <w:next w:val="BodyText"/>
@@ -1304,7 +1331,7 @@
     <w:pPr>
       <w:keepNext/>
       <w:keepLines/>
-      <w:spacing w:after="40" w:before="80"/>
+      <w:spacing w:before="80" w:after="40"/>
       <w:outlineLvl w:val="3"/>
     </w:pPr>
     <w:rPr>
@@ -1314,7 +1341,7 @@
       <w:color w:val="0F4761"/>
     </w:rPr>
   </w:style>
-  <w:style w:styleId="Heading5" w:type="paragraph">
+  <w:style w:type="paragraph" w:styleId="Heading5">
     <w:name w:val="heading 5"/>
     <w:basedOn w:val="Normal"/>
     <w:next w:val="BodyText"/>
@@ -1327,7 +1354,7 @@
     <w:pPr>
       <w:keepNext/>
       <w:keepLines/>
-      <w:spacing w:after="40" w:before="80"/>
+      <w:spacing w:before="80" w:after="40"/>
       <w:outlineLvl w:val="4"/>
     </w:pPr>
     <w:rPr>
@@ -1335,7 +1362,7 @@
       <w:color w:val="0F4761"/>
     </w:rPr>
   </w:style>
-  <w:style w:styleId="Heading6" w:type="paragraph">
+  <w:style w:type="paragraph" w:styleId="Heading6">
     <w:name w:val="heading 6"/>
     <w:basedOn w:val="Normal"/>
     <w:next w:val="BodyText"/>
@@ -1348,7 +1375,7 @@
     <w:pPr>
       <w:keepNext/>
       <w:keepLines/>
-      <w:spacing w:after="0" w:before="40"/>
+      <w:spacing w:before="40" w:after="0"/>
       <w:outlineLvl w:val="5"/>
     </w:pPr>
     <w:rPr>
@@ -1358,7 +1385,7 @@
       <w:color w:val="595959"/>
     </w:rPr>
   </w:style>
-  <w:style w:styleId="Heading7" w:type="paragraph">
+  <w:style w:type="paragraph" w:styleId="Heading7">
     <w:name w:val="heading 7"/>
     <w:basedOn w:val="Normal"/>
     <w:next w:val="BodyText"/>
@@ -1371,7 +1398,7 @@
     <w:pPr>
       <w:keepNext/>
       <w:keepLines/>
-      <w:spacing w:after="0" w:before="40"/>
+      <w:spacing w:before="40" w:after="0"/>
       <w:outlineLvl w:val="6"/>
     </w:pPr>
     <w:rPr>
@@ -1379,7 +1406,7 @@
       <w:color w:val="595959"/>
     </w:rPr>
   </w:style>
-  <w:style w:styleId="Heading8" w:type="paragraph">
+  <w:style w:type="paragraph" w:styleId="Heading8">
     <w:name w:val="heading 8"/>
     <w:basedOn w:val="Normal"/>
     <w:next w:val="BodyText"/>
@@ -1402,7 +1429,7 @@
       <w:color w:val="272727"/>
     </w:rPr>
   </w:style>
-  <w:style w:styleId="Heading9" w:type="paragraph">
+  <w:style w:type="paragraph" w:styleId="Heading9">
     <w:name w:val="heading 9"/>
     <w:basedOn w:val="Normal"/>
     <w:next w:val="BodyText"/>
@@ -1423,7 +1450,7 @@
       <w:color w:val="272727"/>
     </w:rPr>
   </w:style>
-  <w:style w:customStyle="1" w:styleId="Heading1Char" w:type="character">
+  <w:style w:type="character" w:customStyle="1" w:styleId="Heading1Char">
     <w:name w:val="Heading 1 Char"/>
     <w:basedOn w:val="DefaultParagraphFont"/>
     <w:link w:val="Heading1"/>
@@ -1436,7 +1463,7 @@
       <w:szCs w:val="40"/>
     </w:rPr>
   </w:style>
-  <w:style w:customStyle="1" w:styleId="Heading2Char" w:type="character">
+  <w:style w:type="character" w:customStyle="1" w:styleId="Heading2Char">
     <w:name w:val="Heading 2 Char"/>
     <w:basedOn w:val="DefaultParagraphFont"/>
     <w:link w:val="Heading2"/>
@@ -1450,7 +1477,7 @@
       <w:szCs w:val="32"/>
     </w:rPr>
   </w:style>
-  <w:style w:customStyle="1" w:styleId="Heading3Char" w:type="character">
+  <w:style w:type="character" w:customStyle="1" w:styleId="Heading3Char">
     <w:name w:val="Heading 3 Char"/>
     <w:basedOn w:val="DefaultParagraphFont"/>
     <w:link w:val="Heading3"/>
@@ -1464,7 +1491,7 @@
       <w:szCs w:val="28"/>
     </w:rPr>
   </w:style>
-  <w:style w:customStyle="1" w:styleId="Heading4Char" w:type="character">
+  <w:style w:type="character" w:customStyle="1" w:styleId="Heading4Char">
     <w:name w:val="Heading 4 Char"/>
     <w:basedOn w:val="DefaultParagraphFont"/>
     <w:link w:val="Heading4"/>
@@ -1478,7 +1505,7 @@
       <w:color w:val="0F4761"/>
     </w:rPr>
   </w:style>
-  <w:style w:customStyle="1" w:styleId="Heading5Char" w:type="character">
+  <w:style w:type="character" w:customStyle="1" w:styleId="Heading5Char">
     <w:name w:val="Heading 5 Char"/>
     <w:basedOn w:val="DefaultParagraphFont"/>
     <w:link w:val="Heading5"/>
@@ -1490,7 +1517,7 @@
       <w:color w:val="0F4761"/>
     </w:rPr>
   </w:style>
-  <w:style w:customStyle="1" w:styleId="Heading6Char" w:type="character">
+  <w:style w:type="character" w:customStyle="1" w:styleId="Heading6Char">
     <w:name w:val="Heading 6 Char"/>
     <w:basedOn w:val="DefaultParagraphFont"/>
     <w:link w:val="Heading6"/>
@@ -1504,7 +1531,7 @@
       <w:color w:val="595959"/>
     </w:rPr>
   </w:style>
-  <w:style w:customStyle="1" w:styleId="Heading7Char" w:type="character">
+  <w:style w:type="character" w:customStyle="1" w:styleId="Heading7Char">
     <w:name w:val="Heading 7 Char"/>
     <w:basedOn w:val="DefaultParagraphFont"/>
     <w:link w:val="Heading7"/>
@@ -1516,7 +1543,7 @@
       <w:color w:val="595959"/>
     </w:rPr>
   </w:style>
-  <w:style w:customStyle="1" w:styleId="Heading8Char" w:type="character">
+  <w:style w:type="character" w:customStyle="1" w:styleId="Heading8Char">
     <w:name w:val="Heading 8 Char"/>
     <w:basedOn w:val="DefaultParagraphFont"/>
     <w:link w:val="Heading8"/>
@@ -1530,7 +1557,7 @@
       <w:color w:val="272727"/>
     </w:rPr>
   </w:style>
-  <w:style w:customStyle="1" w:styleId="Heading9Char" w:type="character">
+  <w:style w:type="character" w:customStyle="1" w:styleId="Heading9Char">
     <w:name w:val="Heading 9 Char"/>
     <w:basedOn w:val="DefaultParagraphFont"/>
     <w:link w:val="Heading9"/>
@@ -1542,7 +1569,7 @@
       <w:color w:val="272727"/>
     </w:rPr>
   </w:style>
-  <w:style w:styleId="BlockText" w:type="paragraph">
+  <w:style w:type="paragraph" w:styleId="BlockText">
     <w:name w:val="Block Text"/>
     <w:basedOn w:val="BodyText"/>
     <w:next w:val="BodyText"/>
@@ -1550,11 +1577,11 @@
     <w:unhideWhenUsed/>
     <w:qFormat/>
     <w:pPr>
-      <w:spacing w:after="100" w:before="100"/>
+      <w:spacing w:before="100" w:after="100"/>
       <w:ind w:firstLine="0" w:left="480" w:right="480"/>
     </w:pPr>
   </w:style>
-  <w:style w:styleId="FootnoteBlockText" w:type="paragraph">
+  <w:style w:type="paragraph" w:styleId="FootnoteBlockText">
     <w:name w:val="Footnote Block Text"/>
     <w:basedOn w:val="FootnoteText"/>
     <w:next w:val="FootnoteText"/>
@@ -1562,34 +1589,34 @@
     <w:unhideWhenUsed/>
     <w:qFormat/>
     <w:pPr>
-      <w:spacing w:after="100" w:before="100"/>
+      <w:spacing w:before="100" w:after="100"/>
       <w:ind w:firstLine="0" w:left="480" w:right="480"/>
     </w:pPr>
   </w:style>
-  <w:style w:default="1" w:styleId="DefaultParagraphFont" w:type="character">
+  <w:style w:type="character" w:default="1" w:styleId="DefaultParagraphFont">
     <w:name w:val="Default Paragraph Font"/>
     <w:semiHidden/>
     <w:unhideWhenUsed/>
   </w:style>
-  <w:style w:default="1" w:styleId="Table" w:type="table">
+  <w:style w:type="table" w:default="1" w:styleId="Table">
     <w:name w:val="Table"/>
     <w:basedOn w:val="TableNormal"/>
     <w:semiHidden/>
     <w:unhideWhenUsed/>
     <w:qFormat/>
     <w:tblPr>
-      <w:tblInd w:type="dxa" w:w="0"/>
+      <w:tblInd w:w="0" w:type="dxa"/>
       <w:tblCellMar>
-        <w:top w:type="dxa" w:w="0"/>
-        <w:left w:type="dxa" w:w="108"/>
-        <w:bottom w:type="dxa" w:w="0"/>
-        <w:right w:type="dxa" w:w="108"/>
+        <w:top w:w="0" w:type="dxa"/>
+        <w:left w:w="108" w:type="dxa"/>
+        <w:bottom w:w="0" w:type="dxa"/>
+        <w:right w:w="108" w:type="dxa"/>
       </w:tblCellMar>
     </w:tblPr>
     <w:tblStylePr w:type="firstRow">
       <w:tblPr>
         <w:jc w:val="left"/>
-        <w:tblInd w:type="dxa" w:w="0"/>
+        <w:tblInd w:w="0" w:type="dxa"/>
       </w:tblPr>
       <w:trPr>
         <w:jc w:val="left"/>
@@ -1602,7 +1629,7 @@
       </w:tcPr>
     </w:tblStylePr>
   </w:style>
-  <w:style w:customStyle="1" w:styleId="DefinitionTerm" w:type="paragraph">
+  <w:style w:type="paragraph" w:customStyle="1" w:styleId="DefinitionTerm">
     <w:name w:val="Definition Term"/>
     <w:basedOn w:val="Normal"/>
     <w:next w:val="Definition"/>
@@ -1615,49 +1642,49 @@
       <w:b/>
     </w:rPr>
   </w:style>
-  <w:style w:customStyle="1" w:styleId="Definition" w:type="paragraph">
+  <w:style w:type="paragraph" w:customStyle="1" w:styleId="Definition">
     <w:name w:val="Definition"/>
     <w:basedOn w:val="Normal"/>
   </w:style>
-  <w:style w:styleId="Caption" w:type="paragraph">
+  <w:style w:type="paragraph" w:styleId="Caption">
     <w:name w:val="Caption"/>
     <w:basedOn w:val="Normal"/>
     <w:link w:val="BodyTextChar"/>
     <w:pPr>
-      <w:spacing w:after="120" w:before="0"/>
+      <w:spacing w:before="0" w:after="120"/>
     </w:pPr>
     <w:rPr>
       <w:i/>
     </w:rPr>
   </w:style>
-  <w:style w:customStyle="1" w:styleId="TableCaption" w:type="paragraph">
+  <w:style w:type="paragraph" w:customStyle="1" w:styleId="TableCaption">
     <w:name w:val="Table Caption"/>
     <w:basedOn w:val="Caption"/>
     <w:pPr>
       <w:keepNext/>
     </w:pPr>
   </w:style>
-  <w:style w:customStyle="1" w:styleId="ImageCaption" w:type="paragraph">
+  <w:style w:type="paragraph" w:customStyle="1" w:styleId="ImageCaption">
     <w:name w:val="Image Caption"/>
     <w:basedOn w:val="Caption"/>
   </w:style>
-  <w:style w:customStyle="1" w:styleId="Figure" w:type="paragraph">
+  <w:style w:type="paragraph" w:customStyle="1" w:styleId="Figure">
     <w:name w:val="Figure"/>
     <w:basedOn w:val="Normal"/>
   </w:style>
-  <w:style w:customStyle="1" w:styleId="CaptionedFigure" w:type="paragraph">
+  <w:style w:type="paragraph" w:customStyle="1" w:styleId="CaptionedFigure">
     <w:name w:val="Captioned Figure"/>
     <w:basedOn w:val="Figure"/>
     <w:pPr>
       <w:keepNext/>
     </w:pPr>
   </w:style>
-  <w:style w:customStyle="1" w:styleId="BodyTextChar" w:type="character">
+  <w:style w:type="character" w:customStyle="1" w:styleId="BodyTextChar">
     <w:name w:val="Body Text Char"/>
     <w:basedOn w:val="DefaultParagraphFont"/>
     <w:link w:val="BodyText"/>
   </w:style>
-  <w:style w:customStyle="1" w:styleId="VerbatimChar" w:type="character">
+  <w:style w:type="character" w:customStyle="1" w:styleId="VerbatimChar">
     <w:name w:val="Verbatim Char"/>
     <w:basedOn w:val="BodyTextChar"/>
     <w:rPr>
@@ -1665,25 +1692,25 @@
       <w:sz w:val="22"/>
     </w:rPr>
   </w:style>
-  <w:style w:customStyle="1" w:styleId="SectionNumber" w:type="character">
+  <w:style w:type="character" w:customStyle="1" w:styleId="SectionNumber">
     <w:name w:val="Section Number"/>
     <w:basedOn w:val="BodyTextChar"/>
   </w:style>
-  <w:style w:styleId="FootnoteReference" w:type="character">
+  <w:style w:type="character" w:styleId="FootnoteReference">
     <w:name w:val="Footnote Reference"/>
     <w:basedOn w:val="BodyTextChar"/>
     <w:rPr>
       <w:vertAlign w:val="superscript"/>
     </w:rPr>
   </w:style>
-  <w:style w:styleId="Hyperlink" w:type="character">
+  <w:style w:type="character" w:styleId="Hyperlink">
     <w:name w:val="Hyperlink"/>
     <w:basedOn w:val="BodyTextChar"/>
     <w:rPr>
       <w:color w:val="4F81BD"/>
     </w:rPr>
   </w:style>
-  <w:style w:styleId="TOCHeading" w:type="paragraph">
+  <w:style w:type="paragraph" w:styleId="TOCHeading">
     <w:name w:val="TOC Heading"/>
     <w:basedOn w:val="Heading1"/>
     <w:next w:val="BodyText"/>
@@ -1701,46 +1728,46 @@
       <w:color w:val="365F91"/>
     </w:rPr>
   </w:style>
-  <w:style w:default="1" w:styleId="Normal" w:type="paragraph">
+  <w:style w:type="paragraph" w:default="1" w:styleId="Normal">
     <w:name w:val="Normal"/>
     <w:qFormat/>
     <w:pPr>
       <w:widowControl/>
-      <w:spacing w:after="0" w:before="0" w:line="480" w:lineRule="exact"/>
-      <w:ind w:firstLine="0" w:left="0"/>
+      <w:spacing w:before="0" w:after="0" w:line="480" w:lineRule="exact"/>
+      <w:ind w:left="0" w:firstLine="0"/>
       <w:jc w:val="left"/>
     </w:pPr>
     <w:rPr>
-      <w:rFonts w:ascii="EB Garamond" w:cs="EB Garamond" w:eastAsia="EB Garamond" w:hAnsi="EB Garamond"/>
+      <w:rFonts w:ascii="EB Garamond" w:hAnsi="EB Garamond" w:eastAsia="EB Garamond" w:cs="EB Garamond"/>
       <w:sz w:val="24"/>
       <w:szCs w:val="24"/>
     </w:rPr>
   </w:style>
-  <w:style w:styleId="BodyText" w:type="paragraph">
+  <w:style w:type="paragraph" w:styleId="BodyText">
     <w:name w:val="Body Text"/>
     <w:basedOn w:val="Normal"/>
     <w:qFormat/>
     <w:pPr>
-      <w:spacing w:after="0" w:before="0" w:line="480" w:lineRule="exact"/>
+      <w:spacing w:before="0" w:after="0" w:line="480" w:lineRule="exact"/>
       <w:ind w:firstLine="720"/>
     </w:pPr>
   </w:style>
-  <w:style w:styleId="FirstParagraph" w:type="paragraph">
+  <w:style w:type="paragraph" w:styleId="FirstParagraph">
     <w:name w:val="First Paragraph"/>
     <w:basedOn w:val="BodyText"/>
     <w:next w:val="BodyText"/>
     <w:qFormat/>
   </w:style>
-  <w:style w:styleId="Compact" w:type="paragraph">
+  <w:style w:type="paragraph" w:styleId="Compact">
     <w:name w:val="Compact"/>
     <w:basedOn w:val="BodyText"/>
     <w:qFormat/>
     <w:pPr>
-      <w:spacing w:after="0" w:before="0" w:line="480" w:lineRule="exact"/>
+      <w:spacing w:before="0" w:after="0" w:line="480" w:lineRule="exact"/>
       <w:ind w:firstLine="0"/>
     </w:pPr>
   </w:style>
-  <w:style w:styleId="Heading1" w:type="paragraph">
+  <w:style w:type="paragraph" w:styleId="Heading1">
     <w:name w:val="heading 1"/>
     <w:basedOn w:val="Normal"/>
     <w:next w:val="BodyText"/>
@@ -1749,13 +1776,13 @@
     <w:pPr>
       <w:keepNext/>
       <w:keepLines/>
-      <w:spacing w:after="130" w:before="130" w:line="480" w:lineRule="exact"/>
-      <w:ind w:firstLine="0" w:left="0"/>
+      <w:spacing w:before="130" w:after="130" w:line="480" w:lineRule="exact"/>
+      <w:ind w:left="0" w:firstLine="0"/>
       <w:jc w:val="center"/>
       <w:outlineLvl w:val="0"/>
     </w:pPr>
     <w:rPr>
-      <w:rFonts w:ascii="EB Garamond" w:cs="EB Garamond" w:eastAsia="EB Garamond" w:hAnsi="EB Garamond"/>
+      <w:rFonts w:ascii="EB Garamond" w:hAnsi="EB Garamond" w:eastAsia="EB Garamond" w:cs="EB Garamond"/>
       <w:b/>
       <w:bCs/>
       <w:caps/>
@@ -1764,7 +1791,7 @@
       <w:szCs w:val="24"/>
     </w:rPr>
   </w:style>
-  <w:style w:styleId="Heading2" w:type="paragraph">
+  <w:style w:type="paragraph" w:styleId="Heading2">
     <w:name w:val="heading 2"/>
     <w:basedOn w:val="Normal"/>
     <w:next w:val="BodyText"/>
@@ -1774,13 +1801,13 @@
     <w:pPr>
       <w:keepNext/>
       <w:keepLines/>
-      <w:spacing w:after="130" w:before="130" w:line="480" w:lineRule="exact"/>
-      <w:ind w:firstLine="0" w:left="0"/>
+      <w:spacing w:before="130" w:after="130" w:line="480" w:lineRule="exact"/>
+      <w:ind w:left="0" w:firstLine="0"/>
       <w:jc w:val="center"/>
       <w:outlineLvl w:val="1"/>
     </w:pPr>
     <w:rPr>
-      <w:rFonts w:ascii="EB Garamond" w:cs="EB Garamond" w:eastAsia="EB Garamond" w:hAnsi="EB Garamond"/>
+      <w:rFonts w:ascii="EB Garamond" w:hAnsi="EB Garamond" w:eastAsia="EB Garamond" w:cs="EB Garamond"/>
       <w:b/>
       <w:bCs/>
       <w:color w:val="000000"/>
@@ -1788,7 +1815,7 @@
       <w:szCs w:val="24"/>
     </w:rPr>
   </w:style>
-  <w:style w:styleId="Heading3" w:type="paragraph">
+  <w:style w:type="paragraph" w:styleId="Heading3">
     <w:name w:val="heading 3"/>
     <w:basedOn w:val="Normal"/>
     <w:next w:val="BodyText"/>
@@ -1798,13 +1825,13 @@
     <w:pPr>
       <w:keepNext/>
       <w:keepLines/>
-      <w:spacing w:after="130" w:before="130" w:line="480" w:lineRule="exact"/>
-      <w:ind w:firstLine="0" w:left="0"/>
+      <w:spacing w:before="130" w:after="130" w:line="480" w:lineRule="exact"/>
+      <w:ind w:left="0" w:firstLine="0"/>
       <w:jc w:val="left"/>
       <w:outlineLvl w:val="2"/>
     </w:pPr>
     <w:rPr>
-      <w:rFonts w:ascii="EB Garamond" w:cs="EB Garamond" w:eastAsia="EB Garamond" w:hAnsi="EB Garamond"/>
+      <w:rFonts w:ascii="EB Garamond" w:hAnsi="EB Garamond" w:eastAsia="EB Garamond" w:cs="EB Garamond"/>
       <w:b/>
       <w:bCs/>
       <w:color w:val="000000"/>
@@ -1812,13 +1839,13 @@
       <w:szCs w:val="24"/>
     </w:rPr>
   </w:style>
-  <w:style w:styleId="FootnoteText" w:type="paragraph">
+  <w:style w:type="paragraph" w:styleId="FootnoteText">
     <w:name w:val="Footnote Text"/>
     <w:basedOn w:val="Normal"/>
     <w:uiPriority w:val="99"/>
     <w:unhideWhenUsed/>
     <w:pPr>
-      <w:spacing w:after="120" w:before="0" w:line="276" w:lineRule="exact"/>
+      <w:spacing w:before="0" w:after="120" w:line="276" w:lineRule="exact"/>
       <w:ind w:firstLine="0"/>
     </w:pPr>
     <w:rPr>
@@ -1826,13 +1853,13 @@
       <w:szCs w:val="20"/>
     </w:rPr>
   </w:style>
-  <w:style w:styleId="Footer" w:type="paragraph">
+  <w:style w:type="paragraph" w:styleId="Footer">
     <w:name w:val="footer"/>
     <w:basedOn w:val="Normal"/>
     <w:uiPriority w:val="99"/>
     <w:unhideWhenUsed/>
     <w:pPr>
-      <w:spacing w:after="0" w:before="0" w:line="240" w:lineRule="auto"/>
+      <w:spacing w:before="0" w:after="0" w:line="240" w:lineRule="auto"/>
       <w:ind w:firstLine="0"/>
       <w:jc w:val="center"/>
     </w:pPr>
@@ -1841,21 +1868,21 @@
       <w:szCs w:val="24"/>
     </w:rPr>
   </w:style>
-  <w:style w:customStyle="1" w:styleId="LamdBlank" w:type="paragraph">
+  <w:style w:type="paragraph" w:customStyle="1" w:styleId="LamdBlank">
     <w:name w:val="Lamd Blank"/>
     <w:basedOn w:val="Normal"/>
     <w:qFormat/>
     <w:pPr>
-      <w:spacing w:after="0" w:before="0" w:line="324" w:lineRule="exact"/>
+      <w:spacing w:before="0" w:after="0" w:line="324" w:lineRule="exact"/>
       <w:ind w:firstLine="0"/>
     </w:pPr>
   </w:style>
-  <w:style w:customStyle="1" w:styleId="LamdCourt" w:type="paragraph">
+  <w:style w:type="paragraph" w:customStyle="1" w:styleId="LamdCourt">
     <w:name w:val="Lamd Court"/>
     <w:basedOn w:val="Normal"/>
     <w:qFormat/>
     <w:pPr>
-      <w:spacing w:after="0" w:before="0" w:line="480" w:lineRule="exact"/>
+      <w:spacing w:before="0" w:after="0" w:line="480" w:lineRule="exact"/>
       <w:ind w:firstLine="0"/>
       <w:jc w:val="center"/>
     </w:pPr>
@@ -1864,14 +1891,14 @@
       <w:bCs/>
     </w:rPr>
   </w:style>
-  <w:style w:customStyle="1" w:styleId="LamdTitle" w:type="paragraph">
+  <w:style w:type="paragraph" w:customStyle="1" w:styleId="LamdTitle">
     <w:name w:val="Lamd Title"/>
     <w:basedOn w:val="Normal"/>
     <w:qFormat/>
     <w:pPr>
       <w:keepNext/>
       <w:keepLines/>
-      <w:spacing w:after="0" w:before="0" w:line="480" w:lineRule="exact"/>
+      <w:spacing w:before="0" w:after="0" w:line="480" w:lineRule="exact"/>
       <w:ind w:firstLine="0"/>
       <w:jc w:val="center"/>
     </w:pPr>
@@ -1881,56 +1908,56 @@
       <w:caps/>
     </w:rPr>
   </w:style>
-  <w:style w:customStyle="1" w:styleId="LamdSubtitle" w:type="paragraph">
+  <w:style w:type="paragraph" w:customStyle="1" w:styleId="LamdSubtitle">
     <w:name w:val="Lamd Subtitle"/>
     <w:basedOn w:val="Normal"/>
     <w:qFormat/>
     <w:pPr>
       <w:keepNext/>
       <w:keepLines/>
-      <w:spacing w:after="0" w:before="0" w:line="480" w:lineRule="exact"/>
+      <w:spacing w:before="0" w:after="0" w:line="480" w:lineRule="exact"/>
       <w:ind w:firstLine="0"/>
       <w:jc w:val="center"/>
     </w:pPr>
   </w:style>
-  <w:style w:customStyle="1" w:styleId="LamdCaption" w:type="paragraph">
+  <w:style w:type="paragraph" w:customStyle="1" w:styleId="LamdCaption">
     <w:name w:val="Lamd Caption"/>
     <w:basedOn w:val="Normal"/>
     <w:qFormat/>
     <w:pPr>
-      <w:spacing w:after="0" w:before="0" w:line="276" w:lineRule="exact"/>
+      <w:spacing w:before="0" w:after="0" w:line="276" w:lineRule="exact"/>
       <w:ind w:firstLine="0"/>
     </w:pPr>
   </w:style>
-  <w:style w:customStyle="1" w:styleId="LamdCaptionRight" w:type="paragraph">
+  <w:style w:type="paragraph" w:customStyle="1" w:styleId="LamdCaptionRight">
     <w:name w:val="Lamd Caption Right"/>
     <w:basedOn w:val="LamdCaption"/>
     <w:qFormat/>
     <w:pPr>
-      <w:ind w:firstLine="0" w:left="432"/>
-    </w:pPr>
-  </w:style>
-  <w:style w:customStyle="1" w:styleId="LamdSignature" w:type="paragraph">
+      <w:ind w:left="432" w:firstLine="0"/>
+    </w:pPr>
+  </w:style>
+  <w:style w:type="paragraph" w:customStyle="1" w:styleId="LamdSignature">
     <w:name w:val="Lamd Signature"/>
     <w:basedOn w:val="LamdCaption"/>
     <w:qFormat/>
     <w:pPr>
       <w:keepLines/>
-      <w:ind w:firstLine="0" w:left="4320"/>
-    </w:pPr>
-  </w:style>
-  <w:style w:customStyle="1" w:styleId="LamdNumbered" w:type="paragraph">
+      <w:ind w:left="4320" w:firstLine="0"/>
+    </w:pPr>
+  </w:style>
+  <w:style w:type="paragraph" w:customStyle="1" w:styleId="LamdNumbered">
     <w:name w:val="Lamd Numbered"/>
     <w:basedOn w:val="BodyText"/>
     <w:qFormat/>
     <w:pPr>
       <w:tabs>
-        <w:tab w:pos="1440" w:val="left"/>
+        <w:tab w:val="left" w:pos="1440"/>
       </w:tabs>
       <w:ind w:firstLine="720"/>
     </w:pPr>
   </w:style>
-  <w:style w:customStyle="1" w:styleId="LamdNumberedKeep" w:type="paragraph">
+  <w:style w:type="paragraph" w:customStyle="1" w:styleId="LamdNumberedKeep">
     <w:name w:val="Lamd Numbered Keep"/>
     <w:basedOn w:val="LamdNumbered"/>
     <w:qFormat/>
@@ -1939,19 +1966,19 @@
       <w:keepLines/>
     </w:pPr>
   </w:style>
-  <w:style w:customStyle="1" w:styleId="LamdList" w:type="paragraph">
+  <w:style w:type="paragraph" w:customStyle="1" w:styleId="LamdList">
     <w:name w:val="Lamd List"/>
     <w:basedOn w:val="Normal"/>
     <w:qFormat/>
     <w:pPr>
       <w:tabs>
-        <w:tab w:pos="1440" w:val="left"/>
+        <w:tab w:val="left" w:pos="1440"/>
       </w:tabs>
-      <w:spacing w:after="0" w:before="0" w:line="480" w:lineRule="exact"/>
-      <w:ind w:hanging="720" w:left="1440"/>
-    </w:pPr>
-  </w:style>
-  <w:style w:customStyle="1" w:styleId="LamdListKeep" w:type="paragraph">
+      <w:spacing w:before="0" w:after="0" w:line="480" w:lineRule="exact"/>
+      <w:ind w:left="1440" w:hanging="720"/>
+    </w:pPr>
+  </w:style>
+  <w:style w:type="paragraph" w:customStyle="1" w:styleId="LamdListKeep">
     <w:name w:val="Lamd List Keep"/>
     <w:basedOn w:val="LamdList"/>
     <w:qFormat/>
@@ -1960,7 +1987,7 @@
       <w:keepLines/>
     </w:pPr>
   </w:style>
-  <w:style w:customStyle="1" w:styleId="LamdBodyKeep" w:type="paragraph">
+  <w:style w:type="paragraph" w:customStyle="1" w:styleId="LamdBodyKeep">
     <w:name w:val="Lamd Body Keep"/>
     <w:basedOn w:val="BodyText"/>
     <w:qFormat/>

--- a/courts/fifth-circuit/louisiana/federal/middle-district/complaint/usage/OUTPUT-complaint.docx
+++ b/courts/fifth-circuit/louisiana/federal/middle-district/complaint/usage/OUTPUT-complaint.docx
@@ -4,55 +4,68 @@
   <w:body>
     <w:p>
       <w:pPr>
-        <w:pStyle w:val="LamdCourt"/>
-      </w:pPr>
-      <w:r>
+        <w:spacing w:before="0" w:after="0" w:line="480" w:lineRule="exact"/>
+        <w:ind w:left="0" w:firstLine="0"/>
+        <w:jc w:val="center"/>
+      </w:pPr>
+      <w:r>
+        <w:rPr>
+          <w:b/>
+          <w:bCs/>
+        </w:rPr>
         <w:t xml:space="preserve">UNITED STATES DISTRICT COURT</w:t>
       </w:r>
     </w:p>
     <w:p>
       <w:pPr>
-        <w:pStyle w:val="LamdCourt"/>
-      </w:pPr>
-      <w:r>
+        <w:spacing w:before="0" w:after="0" w:line="480" w:lineRule="exact"/>
+        <w:ind w:left="0" w:firstLine="0"/>
+        <w:jc w:val="center"/>
+      </w:pPr>
+      <w:r>
+        <w:rPr>
+          <w:b/>
+          <w:bCs/>
+        </w:rPr>
         <w:t xml:space="preserve">MIDDLE DISTRICT OF LOUISIANA</w:t>
       </w:r>
     </w:p>
     <w:p>
       <w:pPr>
-        <w:pStyle w:val="LamdBlank"/>
+        <w:spacing w:before="0" w:after="0" w:line="480" w:lineRule="exact"/>
+        <w:ind w:left="0" w:firstLine="0"/>
+        <w:jc w:val="left"/>
       </w:pPr>
     </w:p>
     <w:tbl>
       <w:tblPr>
         <w:tblW w:w="9360" w:type="dxa"/>
-        <w:tblBorders>
-          <w:top w:val="nil"/>
-          <w:left w:val="nil"/>
-          <w:bottom w:val="nil"/>
-          <w:right w:val="nil"/>
-          <w:insideH w:val="nil"/>
-          <w:insideV w:val="nil"/>
-        </w:tblBorders>
         <w:tblLayout w:type="fixed"/>
         <w:tblCellMar>
+          <w:top w:w="0" w:type="dxa"/>
           <w:left w:w="0" w:type="dxa"/>
+          <w:bottom w:w="0" w:type="dxa"/>
           <w:right w:w="0" w:type="dxa"/>
         </w:tblCellMar>
-        <w:tblLook w:val="0000"/>
+        <w:tblLook w:val="0000" w:firstRow="0" w:lastRow="0" w:firstColumn="0" w:lastColumn="0" w:noHBand="0" w:noVBand="0"/>
       </w:tblPr>
       <w:tblGrid>
         <w:gridCol w:w="3888"/>
         <w:gridCol w:w="5472"/>
       </w:tblGrid>
       <w:tr>
+        <w:trPr>
+          <w:cantSplit/>
+        </w:trPr>
         <w:tc>
           <w:tcPr>
             <w:tcW w:w="3888" w:type="dxa"/>
           </w:tcPr>
           <w:p>
             <w:pPr>
-              <w:pStyle w:val="LamdCaption"/>
+              <w:spacing w:before="0" w:after="0" w:line="276" w:lineRule="exact"/>
+              <w:ind w:left="0" w:firstLine="0"/>
+              <w:jc w:val="left"/>
             </w:pPr>
             <w:r>
               <w:t xml:space="preserve">BEATRICE M. PARKER</w:t>
@@ -60,12 +73,9 @@
           </w:p>
           <w:p>
             <w:pPr>
-              <w:pStyle w:val="LamdCaption"/>
-            </w:pPr>
-          </w:p>
-          <w:p>
-            <w:pPr>
-              <w:pStyle w:val="LamdCaption"/>
+              <w:spacing w:before="276" w:after="0" w:line="276" w:lineRule="exact"/>
+              <w:ind w:left="0" w:firstLine="0"/>
+              <w:jc w:val="left"/>
             </w:pPr>
             <w:r>
               <w:t xml:space="preserve">VERSUS</w:t>
@@ -73,12 +83,9 @@
           </w:p>
           <w:p>
             <w:pPr>
-              <w:pStyle w:val="LamdCaption"/>
-            </w:pPr>
-          </w:p>
-          <w:p>
-            <w:pPr>
-              <w:pStyle w:val="LamdCaption"/>
+              <w:spacing w:before="276" w:after="0" w:line="276" w:lineRule="exact"/>
+              <w:ind w:left="0" w:firstLine="0"/>
+              <w:jc w:val="left"/>
             </w:pPr>
             <w:r>
               <w:t xml:space="preserve">BASF CORPORATION</w:t>
@@ -88,23 +95,27 @@
         <w:tc>
           <w:tcPr>
             <w:tcW w:w="5472" w:type="dxa"/>
+            <w:tcMar>
+              <w:left w:w="432" w:type="dxa"/>
+            </w:tcMar>
           </w:tcPr>
           <w:p>
             <w:pPr>
-              <w:pStyle w:val="LamdCaptionRight"/>
+              <w:spacing w:before="0" w:after="0" w:line="276" w:lineRule="exact"/>
+              <w:ind w:left="0" w:firstLine="0"/>
+              <w:jc w:val="left"/>
             </w:pPr>
             <w:r>
-              <w:t xml:space="preserve">CIVIL ACTION NO. 25-1162</w:t>
+              <w:t xml:space="preserve">CIVIL ACTION NO. 25</w:t>
+              <w:noBreakHyphen/>
+              <w:t xml:space="preserve">1162</w:t>
             </w:r>
           </w:p>
           <w:p>
             <w:pPr>
-              <w:pStyle w:val="LamdCaptionRight"/>
-            </w:pPr>
-          </w:p>
-          <w:p>
-            <w:pPr>
-              <w:pStyle w:val="LamdCaptionRight"/>
+              <w:spacing w:before="276" w:after="0" w:line="276" w:lineRule="exact"/>
+              <w:ind w:left="0" w:firstLine="0"/>
+              <w:jc w:val="left"/>
             </w:pPr>
             <w:r>
               <w:t xml:space="preserve">JUDGE:</w:t>
@@ -112,7 +123,9 @@
           </w:p>
           <w:p>
             <w:pPr>
-              <w:pStyle w:val="LamdCaptionRight"/>
+              <w:spacing w:before="276" w:after="0" w:line="276" w:lineRule="exact"/>
+              <w:ind w:left="0" w:firstLine="0"/>
+              <w:jc w:val="left"/>
             </w:pPr>
             <w:r>
               <w:t xml:space="preserve">MAGISTRATE:</w:t>
@@ -123,20 +136,23 @@
     </w:tbl>
     <w:p>
       <w:pPr>
-        <w:pStyle w:val="LamdBlank"/>
-      </w:pPr>
-    </w:p>
-    <w:p>
-      <w:pPr>
-        <w:pStyle w:val="LamdTitle"/>
-      </w:pPr>
-      <w:r>
+        <w:spacing w:before="480" w:after="0" w:line="480" w:lineRule="exact"/>
+        <w:ind w:left="0" w:firstLine="0"/>
+        <w:jc w:val="center"/>
+      </w:pPr>
+      <w:r>
+        <w:rPr>
+          <w:b/>
+          <w:bCs/>
+        </w:rPr>
         <w:t xml:space="preserve">COMPLAINT FOR DAMAGES</w:t>
       </w:r>
     </w:p>
     <w:p>
       <w:pPr>
-        <w:pStyle w:val="LamdSubtitle"/>
+        <w:spacing w:before="0" w:after="0" w:line="480" w:lineRule="exact"/>
+        <w:ind w:left="0" w:firstLine="0"/>
+        <w:jc w:val="center"/>
       </w:pPr>
       <w:r>
         <w:t xml:space="preserve">(Toxic Tort – Ethylene Oxide Exposure)</w:t>
@@ -144,38 +160,366 @@
     </w:p>
     <w:p>
       <w:pPr>
-        <w:pStyle w:val="LamdBlank"/>
-      </w:pPr>
-    </w:p>
-    <w:p>
-      <w:pPr>
-        <w:pStyle w:val="FirstParagraph"/>
-      </w:pPr>
-      <w:r>
-        <w:t xml:space="preserve">Plaintiff, BEATRICE M. PARKER, through undersigned counsel, respectfully files this Complaint against Defendant BASF Corporation, and alleges as follows:</w:t>
+        <w:pStyle w:val="BodyText"/>
+        <w:spacing w:before="480" w:after="0" w:line="480" w:lineRule="exact"/>
+      </w:pPr>
+      <w:r>
+        <w:t xml:space="preserve">Plaintiff,</w:t>
+      </w:r>
+      <w:r>
+        <w:t xml:space="preserve"> </w:t>
+      </w:r>
+      <w:r>
+        <w:t xml:space="preserve">BEATRICE</w:t>
+      </w:r>
+      <w:r>
+        <w:t xml:space="preserve"> </w:t>
+      </w:r>
+      <w:r>
+        <w:t xml:space="preserve">M.</w:t>
+      </w:r>
+      <w:r>
+        <w:t xml:space="preserve"> </w:t>
+      </w:r>
+      <w:r>
+        <w:t xml:space="preserve">PARKER,</w:t>
+      </w:r>
+      <w:r>
+        <w:t xml:space="preserve"> </w:t>
+      </w:r>
+      <w:r>
+        <w:t xml:space="preserve">through</w:t>
+      </w:r>
+      <w:r>
+        <w:t xml:space="preserve"> </w:t>
+      </w:r>
+      <w:r>
+        <w:t xml:space="preserve">undersigned</w:t>
+      </w:r>
+      <w:r>
+        <w:t xml:space="preserve"> </w:t>
+      </w:r>
+      <w:r>
+        <w:t xml:space="preserve">counsel,</w:t>
+      </w:r>
+      <w:r>
+        <w:t xml:space="preserve"> </w:t>
+      </w:r>
+      <w:r>
+        <w:t xml:space="preserve">respectfully</w:t>
+      </w:r>
+      <w:r>
+        <w:t xml:space="preserve"> </w:t>
+      </w:r>
+      <w:r>
+        <w:t xml:space="preserve">files</w:t>
+      </w:r>
+      <w:r>
+        <w:t xml:space="preserve"> </w:t>
+      </w:r>
+      <w:r>
+        <w:t xml:space="preserve">this</w:t>
+      </w:r>
+      <w:r>
+        <w:t xml:space="preserve"> </w:t>
+      </w:r>
+      <w:r>
+        <w:t xml:space="preserve">Complaint</w:t>
+      </w:r>
+      <w:r>
+        <w:t xml:space="preserve"> </w:t>
+      </w:r>
+      <w:r>
+        <w:t xml:space="preserve">against</w:t>
+      </w:r>
+      <w:r>
+        <w:t xml:space="preserve"> </w:t>
+      </w:r>
+      <w:r>
+        <w:t xml:space="preserve">Defendant</w:t>
+      </w:r>
+      <w:r>
+        <w:t xml:space="preserve"> </w:t>
+      </w:r>
+      <w:r>
+        <w:t xml:space="preserve">BASF</w:t>
+      </w:r>
+      <w:r>
+        <w:t xml:space="preserve"> </w:t>
+      </w:r>
+      <w:r>
+        <w:t xml:space="preserve">Corporation,</w:t>
+      </w:r>
+      <w:r>
+        <w:t xml:space="preserve"> </w:t>
+      </w:r>
+      <w:r>
+        <w:t xml:space="preserve">and</w:t>
+      </w:r>
+      <w:r>
+        <w:t xml:space="preserve"> </w:t>
+      </w:r>
+      <w:r>
+        <w:t xml:space="preserve">alleges</w:t>
+      </w:r>
+      <w:r>
+        <w:t xml:space="preserve"> </w:t>
+      </w:r>
+      <w:r>
+        <w:t xml:space="preserve">as</w:t>
+      </w:r>
+      <w:r>
+        <w:t xml:space="preserve"> </w:t>
+      </w:r>
+      <w:r>
+        <w:t xml:space="preserve">follows:</w:t>
       </w:r>
     </w:p>
     <w:p>
       <w:pPr>
         <w:pStyle w:val="Heading1"/>
-      </w:pPr>
-      <w:bookmarkStart w:id="9" w:name="_6db30ae86b67dc27fe23e30cf999a50cf8a4616"/>
-      <w:r>
-        <w:t xml:space="preserve">I. JURISDICTION AND VENUE</w:t>
-      </w:r>
-      <w:bookmarkEnd w:id="9"/>
-    </w:p>
-    <w:p>
-      <w:pPr>
-        <w:pStyle w:val="FirstParagraph"/>
-      </w:pPr>
-      <w:r>
-        <w:t xml:space="preserve">This Court has subject-matter jurisdiction under 28 U.S.C. § 1332(a) because the amount in controversy exceeds $75,000, exclusive of interest and costs, and the parties are citizens of different states.</w:t>
-      </w:r>
-    </w:p>
-    <w:p>
-      <w:pPr>
-        <w:pStyle w:val="LamdNumbered"/>
+        <w:keepNext/>
+        <w:keepLines/>
+        <w:spacing w:before="0" w:after="0" w:line="480" w:lineRule="exact"/>
+        <w:ind w:left="0" w:firstLine="0"/>
+        <w:jc w:val="center"/>
+      </w:pPr>
+      <w:r>
+        <w:rPr>
+          <w:b/>
+          <w:bCs/>
+        </w:rPr>
+        <w:t xml:space="preserve">I.</w:t>
+      </w:r>
+      <w:r>
+        <w:rPr>
+          <w:b/>
+          <w:bCs/>
+        </w:rPr>
+        <w:t xml:space="preserve"> </w:t>
+      </w:r>
+      <w:r>
+        <w:rPr>
+          <w:b/>
+          <w:bCs/>
+        </w:rPr>
+        <w:t xml:space="preserve">JURISDICTION</w:t>
+      </w:r>
+      <w:r>
+        <w:rPr>
+          <w:b/>
+          <w:bCs/>
+        </w:rPr>
+        <w:t xml:space="preserve"> </w:t>
+      </w:r>
+      <w:r>
+        <w:rPr>
+          <w:b/>
+          <w:bCs/>
+        </w:rPr>
+        <w:t xml:space="preserve">AND</w:t>
+      </w:r>
+      <w:r>
+        <w:rPr>
+          <w:b/>
+          <w:bCs/>
+        </w:rPr>
+        <w:t xml:space="preserve"> </w:t>
+      </w:r>
+      <w:r>
+        <w:rPr>
+          <w:b/>
+          <w:bCs/>
+        </w:rPr>
+        <w:t xml:space="preserve">VENUE</w:t>
+      </w:r>
+    </w:p>
+    <w:p>
+      <w:pPr>
+        <w:pStyle w:val="BodyText"/>
+        <w:spacing w:before="0" w:after="0" w:line="480" w:lineRule="exact"/>
+      </w:pPr>
+      <w:r>
+        <w:t xml:space="preserve">This</w:t>
+      </w:r>
+      <w:r>
+        <w:t xml:space="preserve"> </w:t>
+      </w:r>
+      <w:r>
+        <w:t xml:space="preserve">Court</w:t>
+      </w:r>
+      <w:r>
+        <w:t xml:space="preserve"> </w:t>
+      </w:r>
+      <w:r>
+        <w:t xml:space="preserve">has</w:t>
+      </w:r>
+      <w:r>
+        <w:t xml:space="preserve"> </w:t>
+      </w:r>
+      <w:r>
+        <w:t xml:space="preserve">subject-matter</w:t>
+      </w:r>
+      <w:r>
+        <w:t xml:space="preserve"> </w:t>
+      </w:r>
+      <w:r>
+        <w:t xml:space="preserve">jurisdiction</w:t>
+      </w:r>
+      <w:r>
+        <w:t xml:space="preserve"> </w:t>
+      </w:r>
+      <w:r>
+        <w:t xml:space="preserve">under</w:t>
+      </w:r>
+      <w:r>
+        <w:t xml:space="preserve"> </w:t>
+      </w:r>
+      <w:r>
+        <w:t xml:space="preserve">28</w:t>
+      </w:r>
+      <w:r>
+        <w:t xml:space="preserve"> </w:t>
+      </w:r>
+      <w:r>
+        <w:t xml:space="preserve">U.S.C.</w:t>
+      </w:r>
+      <w:r>
+        <w:t xml:space="preserve"> </w:t>
+      </w:r>
+      <w:r>
+        <w:t xml:space="preserve">§</w:t>
+      </w:r>
+      <w:r>
+        <w:t xml:space="preserve"> </w:t>
+      </w:r>
+      <w:r>
+        <w:t xml:space="preserve">1332(a)</w:t>
+      </w:r>
+      <w:r>
+        <w:t xml:space="preserve"> </w:t>
+      </w:r>
+      <w:r>
+        <w:t xml:space="preserve">because</w:t>
+      </w:r>
+      <w:r>
+        <w:t xml:space="preserve"> </w:t>
+      </w:r>
+      <w:r>
+        <w:t xml:space="preserve">the</w:t>
+      </w:r>
+      <w:r>
+        <w:t xml:space="preserve"> </w:t>
+      </w:r>
+      <w:r>
+        <w:t xml:space="preserve">amount</w:t>
+      </w:r>
+      <w:r>
+        <w:t xml:space="preserve"> </w:t>
+      </w:r>
+      <w:r>
+        <w:t xml:space="preserve">in</w:t>
+      </w:r>
+      <w:r>
+        <w:t xml:space="preserve"> </w:t>
+      </w:r>
+      <w:r>
+        <w:t xml:space="preserve">controversy</w:t>
+      </w:r>
+      <w:r>
+        <w:t xml:space="preserve"> </w:t>
+      </w:r>
+      <w:r>
+        <w:t xml:space="preserve">exceeds</w:t>
+      </w:r>
+      <w:r>
+        <w:t xml:space="preserve"> </w:t>
+      </w:r>
+      <w:r>
+        <w:t xml:space="preserve">$75,000,</w:t>
+      </w:r>
+      <w:r>
+        <w:t xml:space="preserve"> </w:t>
+      </w:r>
+      <w:r>
+        <w:t xml:space="preserve">exclusive</w:t>
+      </w:r>
+      <w:r>
+        <w:t xml:space="preserve"> </w:t>
+      </w:r>
+      <w:r>
+        <w:t xml:space="preserve">of</w:t>
+      </w:r>
+      <w:r>
+        <w:t xml:space="preserve"> </w:t>
+      </w:r>
+      <w:r>
+        <w:t xml:space="preserve">interest</w:t>
+      </w:r>
+      <w:r>
+        <w:t xml:space="preserve"> </w:t>
+      </w:r>
+      <w:r>
+        <w:t xml:space="preserve">and</w:t>
+      </w:r>
+      <w:r>
+        <w:t xml:space="preserve"> </w:t>
+      </w:r>
+      <w:r>
+        <w:t xml:space="preserve">costs,</w:t>
+      </w:r>
+      <w:r>
+        <w:t xml:space="preserve"> </w:t>
+      </w:r>
+      <w:r>
+        <w:t xml:space="preserve">and</w:t>
+      </w:r>
+      <w:r>
+        <w:t xml:space="preserve"> </w:t>
+      </w:r>
+      <w:r>
+        <w:t xml:space="preserve">the</w:t>
+      </w:r>
+      <w:r>
+        <w:t xml:space="preserve"> </w:t>
+      </w:r>
+      <w:r>
+        <w:t xml:space="preserve">parties</w:t>
+      </w:r>
+      <w:r>
+        <w:t xml:space="preserve"> </w:t>
+      </w:r>
+      <w:r>
+        <w:t xml:space="preserve">are</w:t>
+      </w:r>
+      <w:r>
+        <w:t xml:space="preserve"> </w:t>
+      </w:r>
+      <w:r>
+        <w:t xml:space="preserve">citizens</w:t>
+      </w:r>
+      <w:r>
+        <w:t xml:space="preserve"> </w:t>
+      </w:r>
+      <w:r>
+        <w:t xml:space="preserve">of</w:t>
+      </w:r>
+      <w:r>
+        <w:t xml:space="preserve"> </w:t>
+      </w:r>
+      <w:r>
+        <w:t xml:space="preserve">different</w:t>
+      </w:r>
+      <w:r>
+        <w:t xml:space="preserve"> </w:t>
+      </w:r>
+      <w:r>
+        <w:t xml:space="preserve">states.</w:t>
+      </w:r>
+    </w:p>
+    <w:p>
+      <w:pPr>
+        <w:pStyle w:val="NumberedParagraph"/>
       </w:pPr>
       <w:r>
         <w:t xml:space="preserve">1.</w:t>
@@ -184,12 +528,102 @@
         <w:tab/>
       </w:r>
       <w:r>
-        <w:t xml:space="preserve">Defendant BASF Corporation is incorporated in Delaware and maintains its principal place of business outside Louisiana.</w:t>
-      </w:r>
-    </w:p>
-    <w:p>
-      <w:pPr>
-        <w:pStyle w:val="LamdNumbered"/>
+        <w:t xml:space="preserve">Defendant</w:t>
+      </w:r>
+      <w:r>
+        <w:t xml:space="preserve"> </w:t>
+      </w:r>
+      <w:r>
+        <w:t xml:space="preserve">BASF</w:t>
+      </w:r>
+      <w:r>
+        <w:t xml:space="preserve"> </w:t>
+      </w:r>
+      <w:r>
+        <w:t xml:space="preserve">Corporation</w:t>
+      </w:r>
+      <w:r>
+        <w:t xml:space="preserve"> </w:t>
+      </w:r>
+      <w:r>
+        <w:t xml:space="preserve">is</w:t>
+      </w:r>
+      <w:r>
+        <w:t xml:space="preserve"> </w:t>
+      </w:r>
+      <w:r>
+        <w:t xml:space="preserve">incorporated</w:t>
+      </w:r>
+      <w:r>
+        <w:t xml:space="preserve"> </w:t>
+      </w:r>
+      <w:r>
+        <w:t xml:space="preserve">in</w:t>
+      </w:r>
+      <w:r>
+        <w:t xml:space="preserve"> </w:t>
+      </w:r>
+      <w:r>
+        <w:t xml:space="preserve">Delaware</w:t>
+      </w:r>
+      <w:r>
+        <w:t xml:space="preserve"> </w:t>
+      </w:r>
+      <w:r>
+        <w:t xml:space="preserve">and</w:t>
+      </w:r>
+      <w:r>
+        <w:t xml:space="preserve"> </w:t>
+      </w:r>
+      <w:r>
+        <w:t xml:space="preserve">maintains</w:t>
+      </w:r>
+      <w:r>
+        <w:t xml:space="preserve"> </w:t>
+      </w:r>
+      <w:r>
+        <w:t xml:space="preserve">its</w:t>
+      </w:r>
+      <w:r>
+        <w:t xml:space="preserve"> </w:t>
+      </w:r>
+      <w:r>
+        <w:t xml:space="preserve">principal</w:t>
+      </w:r>
+      <w:r>
+        <w:t xml:space="preserve"> </w:t>
+      </w:r>
+      <w:r>
+        <w:t xml:space="preserve">place</w:t>
+      </w:r>
+      <w:r>
+        <w:t xml:space="preserve"> </w:t>
+      </w:r>
+      <w:r>
+        <w:t xml:space="preserve">of</w:t>
+      </w:r>
+      <w:r>
+        <w:t xml:space="preserve"> </w:t>
+      </w:r>
+      <w:r>
+        <w:t xml:space="preserve">business</w:t>
+      </w:r>
+      <w:r>
+        <w:t xml:space="preserve"> </w:t>
+      </w:r>
+      <w:r>
+        <w:t xml:space="preserve">outside</w:t>
+      </w:r>
+      <w:r>
+        <w:t xml:space="preserve"> </w:t>
+      </w:r>
+      <w:r>
+        <w:t xml:space="preserve">Louisiana.</w:t>
+      </w:r>
+    </w:p>
+    <w:p>
+      <w:pPr>
+        <w:pStyle w:val="NumberedParagraph"/>
       </w:pPr>
       <w:r>
         <w:t xml:space="preserve">2.</w:t>
@@ -198,22 +632,319 @@
         <w:tab/>
       </w:r>
       <w:r>
-        <w:t xml:space="preserve">Venue is proper in the Middle District of Louisiana under 28 U.S.C. § 1391(b) because a substantial part of the events or omissions giving rise to this claim occurred in this District, including Plaintiff’s occupational and environmental exposure to ethylene oxide emitted from Defendant’s Geismar, Louisiana facility.</w:t>
+        <w:t xml:space="preserve">Venue</w:t>
+      </w:r>
+      <w:r>
+        <w:t xml:space="preserve"> </w:t>
+      </w:r>
+      <w:r>
+        <w:t xml:space="preserve">is</w:t>
+      </w:r>
+      <w:r>
+        <w:t xml:space="preserve"> </w:t>
+      </w:r>
+      <w:r>
+        <w:t xml:space="preserve">proper</w:t>
+      </w:r>
+      <w:r>
+        <w:t xml:space="preserve"> </w:t>
+      </w:r>
+      <w:r>
+        <w:t xml:space="preserve">in</w:t>
+      </w:r>
+      <w:r>
+        <w:t xml:space="preserve"> </w:t>
+      </w:r>
+      <w:r>
+        <w:t xml:space="preserve">the</w:t>
+      </w:r>
+      <w:r>
+        <w:t xml:space="preserve"> </w:t>
+      </w:r>
+      <w:r>
+        <w:t xml:space="preserve">Middle</w:t>
+      </w:r>
+      <w:r>
+        <w:t xml:space="preserve"> </w:t>
+      </w:r>
+      <w:r>
+        <w:t xml:space="preserve">District</w:t>
+      </w:r>
+      <w:r>
+        <w:t xml:space="preserve"> </w:t>
+      </w:r>
+      <w:r>
+        <w:t xml:space="preserve">of</w:t>
+      </w:r>
+      <w:r>
+        <w:t xml:space="preserve"> </w:t>
+      </w:r>
+      <w:r>
+        <w:t xml:space="preserve">Louisiana</w:t>
+      </w:r>
+      <w:r>
+        <w:t xml:space="preserve"> </w:t>
+      </w:r>
+      <w:r>
+        <w:t xml:space="preserve">under</w:t>
+      </w:r>
+      <w:r>
+        <w:t xml:space="preserve"> </w:t>
+      </w:r>
+      <w:r>
+        <w:t xml:space="preserve">28</w:t>
+      </w:r>
+      <w:r>
+        <w:t xml:space="preserve"> </w:t>
+      </w:r>
+      <w:r>
+        <w:t xml:space="preserve">U.S.C.</w:t>
+      </w:r>
+      <w:r>
+        <w:t xml:space="preserve"> </w:t>
+      </w:r>
+      <w:r>
+        <w:t xml:space="preserve">§</w:t>
+      </w:r>
+      <w:r>
+        <w:t xml:space="preserve"> </w:t>
+      </w:r>
+      <w:r>
+        <w:t xml:space="preserve">1391(b)</w:t>
+      </w:r>
+      <w:r>
+        <w:t xml:space="preserve"> </w:t>
+      </w:r>
+      <w:r>
+        <w:t xml:space="preserve">because</w:t>
+      </w:r>
+      <w:r>
+        <w:t xml:space="preserve"> </w:t>
+      </w:r>
+      <w:r>
+        <w:t xml:space="preserve">a</w:t>
+      </w:r>
+      <w:r>
+        <w:t xml:space="preserve"> </w:t>
+      </w:r>
+      <w:r>
+        <w:t xml:space="preserve">substantial</w:t>
+      </w:r>
+      <w:r>
+        <w:t xml:space="preserve"> </w:t>
+      </w:r>
+      <w:r>
+        <w:t xml:space="preserve">part</w:t>
+      </w:r>
+      <w:r>
+        <w:t xml:space="preserve"> </w:t>
+      </w:r>
+      <w:r>
+        <w:t xml:space="preserve">of</w:t>
+      </w:r>
+      <w:r>
+        <w:t xml:space="preserve"> </w:t>
+      </w:r>
+      <w:r>
+        <w:t xml:space="preserve">the</w:t>
+      </w:r>
+      <w:r>
+        <w:t xml:space="preserve"> </w:t>
+      </w:r>
+      <w:r>
+        <w:t xml:space="preserve">events</w:t>
+      </w:r>
+      <w:r>
+        <w:t xml:space="preserve"> </w:t>
+      </w:r>
+      <w:r>
+        <w:t xml:space="preserve">or</w:t>
+      </w:r>
+      <w:r>
+        <w:t xml:space="preserve"> </w:t>
+      </w:r>
+      <w:r>
+        <w:t xml:space="preserve">omissions</w:t>
+      </w:r>
+      <w:r>
+        <w:t xml:space="preserve"> </w:t>
+      </w:r>
+      <w:r>
+        <w:t xml:space="preserve">giving</w:t>
+      </w:r>
+      <w:r>
+        <w:t xml:space="preserve"> </w:t>
+      </w:r>
+      <w:r>
+        <w:t xml:space="preserve">rise</w:t>
+      </w:r>
+      <w:r>
+        <w:t xml:space="preserve"> </w:t>
+      </w:r>
+      <w:r>
+        <w:t xml:space="preserve">to</w:t>
+      </w:r>
+      <w:r>
+        <w:t xml:space="preserve"> </w:t>
+      </w:r>
+      <w:r>
+        <w:t xml:space="preserve">this</w:t>
+      </w:r>
+      <w:r>
+        <w:t xml:space="preserve"> </w:t>
+      </w:r>
+      <w:r>
+        <w:t xml:space="preserve">claim</w:t>
+      </w:r>
+      <w:r>
+        <w:t xml:space="preserve"> </w:t>
+      </w:r>
+      <w:r>
+        <w:t xml:space="preserve">occurred</w:t>
+      </w:r>
+      <w:r>
+        <w:t xml:space="preserve"> </w:t>
+      </w:r>
+      <w:r>
+        <w:t xml:space="preserve">in</w:t>
+      </w:r>
+      <w:r>
+        <w:t xml:space="preserve"> </w:t>
+      </w:r>
+      <w:r>
+        <w:t xml:space="preserve">this</w:t>
+      </w:r>
+      <w:r>
+        <w:t xml:space="preserve"> </w:t>
+      </w:r>
+      <w:r>
+        <w:t xml:space="preserve">District,</w:t>
+      </w:r>
+      <w:r>
+        <w:t xml:space="preserve"> </w:t>
+      </w:r>
+      <w:r>
+        <w:t xml:space="preserve">including</w:t>
+      </w:r>
+      <w:r>
+        <w:t xml:space="preserve"> </w:t>
+      </w:r>
+      <w:r>
+        <w:t xml:space="preserve">Plaintiff’s</w:t>
+      </w:r>
+      <w:r>
+        <w:t xml:space="preserve"> </w:t>
+      </w:r>
+      <w:r>
+        <w:t xml:space="preserve">occupational</w:t>
+      </w:r>
+      <w:r>
+        <w:t xml:space="preserve"> </w:t>
+      </w:r>
+      <w:r>
+        <w:t xml:space="preserve">and</w:t>
+      </w:r>
+      <w:r>
+        <w:t xml:space="preserve"> </w:t>
+      </w:r>
+      <w:r>
+        <w:t xml:space="preserve">environmental</w:t>
+      </w:r>
+      <w:r>
+        <w:t xml:space="preserve"> </w:t>
+      </w:r>
+      <w:r>
+        <w:t xml:space="preserve">exposure</w:t>
+      </w:r>
+      <w:r>
+        <w:t xml:space="preserve"> </w:t>
+      </w:r>
+      <w:r>
+        <w:t xml:space="preserve">to</w:t>
+      </w:r>
+      <w:r>
+        <w:t xml:space="preserve"> </w:t>
+      </w:r>
+      <w:r>
+        <w:t xml:space="preserve">ethylene</w:t>
+      </w:r>
+      <w:r>
+        <w:t xml:space="preserve"> </w:t>
+      </w:r>
+      <w:r>
+        <w:t xml:space="preserve">oxide</w:t>
+      </w:r>
+      <w:r>
+        <w:t xml:space="preserve"> </w:t>
+      </w:r>
+      <w:r>
+        <w:t xml:space="preserve">emitted</w:t>
+      </w:r>
+      <w:r>
+        <w:t xml:space="preserve"> </w:t>
+      </w:r>
+      <w:r>
+        <w:t xml:space="preserve">from</w:t>
+      </w:r>
+      <w:r>
+        <w:t xml:space="preserve"> </w:t>
+      </w:r>
+      <w:r>
+        <w:t xml:space="preserve">Defendant’s</w:t>
+      </w:r>
+      <w:r>
+        <w:t xml:space="preserve"> </w:t>
+      </w:r>
+      <w:r>
+        <w:t xml:space="preserve">Geismar,</w:t>
+      </w:r>
+      <w:r>
+        <w:t xml:space="preserve"> </w:t>
+      </w:r>
+      <w:r>
+        <w:t xml:space="preserve">Louisiana</w:t>
+      </w:r>
+      <w:r>
+        <w:t xml:space="preserve"> </w:t>
+      </w:r>
+      <w:r>
+        <w:t xml:space="preserve">facility.</w:t>
       </w:r>
     </w:p>
     <w:p>
       <w:pPr>
         <w:pStyle w:val="Heading1"/>
-      </w:pPr>
-      <w:bookmarkStart w:id="10" w:name="_523d9a1074ba7f646e9d4f3a3eba6a4f61454a8"/>
-      <w:r>
-        <w:t xml:space="preserve">II. PARTIES</w:t>
-      </w:r>
-      <w:bookmarkEnd w:id="10"/>
-    </w:p>
-    <w:p>
-      <w:pPr>
-        <w:pStyle w:val="LamdNumbered"/>
+        <w:keepNext/>
+        <w:keepLines/>
+        <w:spacing w:before="0" w:after="0" w:line="480" w:lineRule="exact"/>
+        <w:ind w:left="0" w:firstLine="0"/>
+        <w:jc w:val="center"/>
+      </w:pPr>
+      <w:r>
+        <w:rPr>
+          <w:b/>
+          <w:bCs/>
+        </w:rPr>
+        <w:t xml:space="preserve">II.</w:t>
+      </w:r>
+      <w:r>
+        <w:rPr>
+          <w:b/>
+          <w:bCs/>
+        </w:rPr>
+        <w:t xml:space="preserve"> </w:t>
+      </w:r>
+      <w:r>
+        <w:rPr>
+          <w:b/>
+          <w:bCs/>
+        </w:rPr>
+        <w:t xml:space="preserve">PARTIES</w:t>
+      </w:r>
+    </w:p>
+    <w:p>
+      <w:pPr>
+        <w:pStyle w:val="NumberedParagraph"/>
       </w:pPr>
       <w:r>
         <w:t xml:space="preserve">3.</w:t>
@@ -222,12 +953,90 @@
         <w:tab/>
       </w:r>
       <w:r>
-        <w:t xml:space="preserve">Plaintiff BEATRICE M. PARKER is an adult resident of East Baton Rouge Parish, Louisiana.</w:t>
-      </w:r>
-    </w:p>
-    <w:p>
-      <w:pPr>
-        <w:pStyle w:val="LamdNumbered"/>
+        <w:t xml:space="preserve">Plaintiff</w:t>
+      </w:r>
+      <w:r>
+        <w:t xml:space="preserve"> </w:t>
+      </w:r>
+      <w:r>
+        <w:t xml:space="preserve">BEATRICE</w:t>
+      </w:r>
+      <w:r>
+        <w:t xml:space="preserve"> </w:t>
+      </w:r>
+      <w:r>
+        <w:t xml:space="preserve">M.</w:t>
+      </w:r>
+      <w:r>
+        <w:t xml:space="preserve"> </w:t>
+      </w:r>
+      <w:r>
+        <w:t xml:space="preserve">PARKER</w:t>
+      </w:r>
+      <w:r>
+        <w:t xml:space="preserve"> </w:t>
+      </w:r>
+      <w:r>
+        <w:t xml:space="preserve">is</w:t>
+      </w:r>
+      <w:r>
+        <w:t xml:space="preserve"> </w:t>
+      </w:r>
+      <w:r>
+        <w:t xml:space="preserve">an</w:t>
+      </w:r>
+      <w:r>
+        <w:t xml:space="preserve"> </w:t>
+      </w:r>
+      <w:r>
+        <w:t xml:space="preserve">adult</w:t>
+      </w:r>
+      <w:r>
+        <w:t xml:space="preserve"> </w:t>
+      </w:r>
+      <w:r>
+        <w:t xml:space="preserve">resident</w:t>
+      </w:r>
+      <w:r>
+        <w:t xml:space="preserve"> </w:t>
+      </w:r>
+      <w:r>
+        <w:t xml:space="preserve">of</w:t>
+      </w:r>
+      <w:r>
+        <w:t xml:space="preserve"> </w:t>
+      </w:r>
+      <w:r>
+        <w:t xml:space="preserve">East</w:t>
+      </w:r>
+      <w:r>
+        <w:t xml:space="preserve"> </w:t>
+      </w:r>
+      <w:r>
+        <w:t xml:space="preserve">Baton</w:t>
+      </w:r>
+      <w:r>
+        <w:t xml:space="preserve"> </w:t>
+      </w:r>
+      <w:r>
+        <w:t xml:space="preserve">Rouge</w:t>
+      </w:r>
+      <w:r>
+        <w:t xml:space="preserve"> </w:t>
+      </w:r>
+      <w:r>
+        <w:t xml:space="preserve">Parish,</w:t>
+      </w:r>
+      <w:r>
+        <w:t xml:space="preserve"> </w:t>
+      </w:r>
+      <w:r>
+        <w:t xml:space="preserve">Louisiana.</w:t>
+      </w:r>
+    </w:p>
+    <w:p>
+      <w:pPr>
+        <w:pStyle w:val="NumberedParagraph"/>
       </w:pPr>
       <w:r>
         <w:t xml:space="preserve">4.</w:t>
@@ -236,38 +1045,466 @@
         <w:tab/>
       </w:r>
       <w:r>
-        <w:t xml:space="preserve">Defendant BASF Corporation (</w:t>
-      </w:r>
-      <w:r>
-        <w:t xml:space="preserve">“BASF”</w:t>
-      </w:r>
-      <w:r>
-        <w:t xml:space="preserve">) is a foreign business corporation authorized to do business in Louisiana. BASF’s registered agent for service of process is: C T Corporation System, 3867 Plaza Tower Dr., Baton Rouge, LA 70816. BASF owns and operates a large chemical manufacturing complex in Geismar, Louisiana, which produces ethylene oxide and related chemical intermediates.</w:t>
+        <w:t xml:space="preserve">Defendant</w:t>
+      </w:r>
+      <w:r>
+        <w:t xml:space="preserve"> </w:t>
+      </w:r>
+      <w:r>
+        <w:t xml:space="preserve">BASF</w:t>
+      </w:r>
+      <w:r>
+        <w:t xml:space="preserve"> </w:t>
+      </w:r>
+      <w:r>
+        <w:t xml:space="preserve">Corporation</w:t>
+      </w:r>
+      <w:r>
+        <w:t xml:space="preserve"> </w:t>
+      </w:r>
+      <w:r>
+        <w:t xml:space="preserve">(</w:t>
+      </w:r>
+      <w:r>
+        <w:t xml:space="preserve">“</w:t>
+      </w:r>
+      <w:r>
+        <w:t xml:space="preserve">BASF</w:t>
+      </w:r>
+      <w:r>
+        <w:t xml:space="preserve">”</w:t>
+      </w:r>
+      <w:r>
+        <w:t xml:space="preserve">)</w:t>
+      </w:r>
+      <w:r>
+        <w:t xml:space="preserve"> </w:t>
+      </w:r>
+      <w:r>
+        <w:t xml:space="preserve">is</w:t>
+      </w:r>
+      <w:r>
+        <w:t xml:space="preserve"> </w:t>
+      </w:r>
+      <w:r>
+        <w:t xml:space="preserve">a</w:t>
+      </w:r>
+      <w:r>
+        <w:t xml:space="preserve"> </w:t>
+      </w:r>
+      <w:r>
+        <w:t xml:space="preserve">foreign</w:t>
+      </w:r>
+      <w:r>
+        <w:t xml:space="preserve"> </w:t>
+      </w:r>
+      <w:r>
+        <w:t xml:space="preserve">business</w:t>
+      </w:r>
+      <w:r>
+        <w:t xml:space="preserve"> </w:t>
+      </w:r>
+      <w:r>
+        <w:t xml:space="preserve">corporation</w:t>
+      </w:r>
+      <w:r>
+        <w:t xml:space="preserve"> </w:t>
+      </w:r>
+      <w:r>
+        <w:t xml:space="preserve">authorized</w:t>
+      </w:r>
+      <w:r>
+        <w:t xml:space="preserve"> </w:t>
+      </w:r>
+      <w:r>
+        <w:t xml:space="preserve">to</w:t>
+      </w:r>
+      <w:r>
+        <w:t xml:space="preserve"> </w:t>
+      </w:r>
+      <w:r>
+        <w:t xml:space="preserve">do</w:t>
+      </w:r>
+      <w:r>
+        <w:t xml:space="preserve"> </w:t>
+      </w:r>
+      <w:r>
+        <w:t xml:space="preserve">business</w:t>
+      </w:r>
+      <w:r>
+        <w:t xml:space="preserve"> </w:t>
+      </w:r>
+      <w:r>
+        <w:t xml:space="preserve">in</w:t>
+      </w:r>
+      <w:r>
+        <w:t xml:space="preserve"> </w:t>
+      </w:r>
+      <w:r>
+        <w:t xml:space="preserve">Louisiana.</w:t>
+      </w:r>
+      <w:r>
+        <w:t xml:space="preserve"> </w:t>
+      </w:r>
+      <w:r>
+        <w:t xml:space="preserve">BASF’s</w:t>
+      </w:r>
+      <w:r>
+        <w:t xml:space="preserve"> </w:t>
+      </w:r>
+      <w:r>
+        <w:t xml:space="preserve">registered</w:t>
+      </w:r>
+      <w:r>
+        <w:t xml:space="preserve"> </w:t>
+      </w:r>
+      <w:r>
+        <w:t xml:space="preserve">agent</w:t>
+      </w:r>
+      <w:r>
+        <w:t xml:space="preserve"> </w:t>
+      </w:r>
+      <w:r>
+        <w:t xml:space="preserve">for</w:t>
+      </w:r>
+      <w:r>
+        <w:t xml:space="preserve"> </w:t>
+      </w:r>
+      <w:r>
+        <w:t xml:space="preserve">service</w:t>
+      </w:r>
+      <w:r>
+        <w:t xml:space="preserve"> </w:t>
+      </w:r>
+      <w:r>
+        <w:t xml:space="preserve">of</w:t>
+      </w:r>
+      <w:r>
+        <w:t xml:space="preserve"> </w:t>
+      </w:r>
+      <w:r>
+        <w:t xml:space="preserve">process</w:t>
+      </w:r>
+      <w:r>
+        <w:t xml:space="preserve"> </w:t>
+      </w:r>
+      <w:r>
+        <w:t xml:space="preserve">is:</w:t>
+      </w:r>
+      <w:r>
+        <w:t xml:space="preserve"> </w:t>
+      </w:r>
+      <w:r>
+        <w:t xml:space="preserve">C</w:t>
+      </w:r>
+      <w:r>
+        <w:t xml:space="preserve"> </w:t>
+      </w:r>
+      <w:r>
+        <w:t xml:space="preserve">T</w:t>
+      </w:r>
+      <w:r>
+        <w:t xml:space="preserve"> </w:t>
+      </w:r>
+      <w:r>
+        <w:t xml:space="preserve">Corporation</w:t>
+      </w:r>
+      <w:r>
+        <w:t xml:space="preserve"> </w:t>
+      </w:r>
+      <w:r>
+        <w:t xml:space="preserve">System,</w:t>
+      </w:r>
+      <w:r>
+        <w:t xml:space="preserve"> </w:t>
+      </w:r>
+      <w:r>
+        <w:t xml:space="preserve">3867</w:t>
+      </w:r>
+      <w:r>
+        <w:t xml:space="preserve"> </w:t>
+      </w:r>
+      <w:r>
+        <w:t xml:space="preserve">Plaza</w:t>
+      </w:r>
+      <w:r>
+        <w:t xml:space="preserve"> </w:t>
+      </w:r>
+      <w:r>
+        <w:t xml:space="preserve">Tower</w:t>
+      </w:r>
+      <w:r>
+        <w:t xml:space="preserve"> </w:t>
+      </w:r>
+      <w:r>
+        <w:t xml:space="preserve">Dr.,</w:t>
+      </w:r>
+      <w:r>
+        <w:t xml:space="preserve"> </w:t>
+      </w:r>
+      <w:r>
+        <w:t xml:space="preserve">Baton</w:t>
+      </w:r>
+      <w:r>
+        <w:t xml:space="preserve"> </w:t>
+      </w:r>
+      <w:r>
+        <w:t xml:space="preserve">Rouge,</w:t>
+      </w:r>
+      <w:r>
+        <w:t xml:space="preserve"> </w:t>
+      </w:r>
+      <w:r>
+        <w:t xml:space="preserve">LA</w:t>
+      </w:r>
+      <w:r>
+        <w:t xml:space="preserve"> </w:t>
+      </w:r>
+      <w:r>
+        <w:t xml:space="preserve">70816.</w:t>
+      </w:r>
+      <w:r>
+        <w:t xml:space="preserve"> </w:t>
+      </w:r>
+      <w:r>
+        <w:t xml:space="preserve">BASF</w:t>
+      </w:r>
+      <w:r>
+        <w:t xml:space="preserve"> </w:t>
+      </w:r>
+      <w:r>
+        <w:t xml:space="preserve">owns</w:t>
+      </w:r>
+      <w:r>
+        <w:t xml:space="preserve"> </w:t>
+      </w:r>
+      <w:r>
+        <w:t xml:space="preserve">and</w:t>
+      </w:r>
+      <w:r>
+        <w:t xml:space="preserve"> </w:t>
+      </w:r>
+      <w:r>
+        <w:t xml:space="preserve">operates</w:t>
+      </w:r>
+      <w:r>
+        <w:t xml:space="preserve"> </w:t>
+      </w:r>
+      <w:r>
+        <w:t xml:space="preserve">a</w:t>
+      </w:r>
+      <w:r>
+        <w:t xml:space="preserve"> </w:t>
+      </w:r>
+      <w:r>
+        <w:t xml:space="preserve">large</w:t>
+      </w:r>
+      <w:r>
+        <w:t xml:space="preserve"> </w:t>
+      </w:r>
+      <w:r>
+        <w:t xml:space="preserve">chemical</w:t>
+      </w:r>
+      <w:r>
+        <w:t xml:space="preserve"> </w:t>
+      </w:r>
+      <w:r>
+        <w:t xml:space="preserve">manufacturing</w:t>
+      </w:r>
+      <w:r>
+        <w:t xml:space="preserve"> </w:t>
+      </w:r>
+      <w:r>
+        <w:t xml:space="preserve">complex</w:t>
+      </w:r>
+      <w:r>
+        <w:t xml:space="preserve"> </w:t>
+      </w:r>
+      <w:r>
+        <w:t xml:space="preserve">in</w:t>
+      </w:r>
+      <w:r>
+        <w:t xml:space="preserve"> </w:t>
+      </w:r>
+      <w:r>
+        <w:t xml:space="preserve">Geismar,</w:t>
+      </w:r>
+      <w:r>
+        <w:t xml:space="preserve"> </w:t>
+      </w:r>
+      <w:r>
+        <w:t xml:space="preserve">Louisiana,</w:t>
+      </w:r>
+      <w:r>
+        <w:t xml:space="preserve"> </w:t>
+      </w:r>
+      <w:r>
+        <w:t xml:space="preserve">which</w:t>
+      </w:r>
+      <w:r>
+        <w:t xml:space="preserve"> </w:t>
+      </w:r>
+      <w:r>
+        <w:t xml:space="preserve">produces</w:t>
+      </w:r>
+      <w:r>
+        <w:t xml:space="preserve"> </w:t>
+      </w:r>
+      <w:r>
+        <w:t xml:space="preserve">ethylene</w:t>
+      </w:r>
+      <w:r>
+        <w:t xml:space="preserve"> </w:t>
+      </w:r>
+      <w:r>
+        <w:t xml:space="preserve">oxide</w:t>
+      </w:r>
+      <w:r>
+        <w:t xml:space="preserve"> </w:t>
+      </w:r>
+      <w:r>
+        <w:t xml:space="preserve">and</w:t>
+      </w:r>
+      <w:r>
+        <w:t xml:space="preserve"> </w:t>
+      </w:r>
+      <w:r>
+        <w:t xml:space="preserve">related</w:t>
+      </w:r>
+      <w:r>
+        <w:t xml:space="preserve"> </w:t>
+      </w:r>
+      <w:r>
+        <w:t xml:space="preserve">chemical</w:t>
+      </w:r>
+      <w:r>
+        <w:t xml:space="preserve"> </w:t>
+      </w:r>
+      <w:r>
+        <w:t xml:space="preserve">intermediates.</w:t>
       </w:r>
     </w:p>
     <w:p>
       <w:pPr>
         <w:pStyle w:val="Heading1"/>
-      </w:pPr>
-      <w:bookmarkStart w:id="11" w:name="_655d947ed01267528ccbdc5fd89396b2bef0d06"/>
-      <w:r>
-        <w:t xml:space="preserve">III. FACTUAL ALLEGATIONS</w:t>
-      </w:r>
-      <w:bookmarkEnd w:id="11"/>
+        <w:keepNext/>
+        <w:keepLines/>
+        <w:spacing w:before="0" w:after="0" w:line="480" w:lineRule="exact"/>
+        <w:ind w:left="0" w:firstLine="0"/>
+        <w:jc w:val="center"/>
+      </w:pPr>
+      <w:r>
+        <w:rPr>
+          <w:b/>
+          <w:bCs/>
+        </w:rPr>
+        <w:t xml:space="preserve">III.</w:t>
+      </w:r>
+      <w:r>
+        <w:rPr>
+          <w:b/>
+          <w:bCs/>
+        </w:rPr>
+        <w:t xml:space="preserve"> </w:t>
+      </w:r>
+      <w:r>
+        <w:rPr>
+          <w:b/>
+          <w:bCs/>
+        </w:rPr>
+        <w:t xml:space="preserve">FACTUAL</w:t>
+      </w:r>
+      <w:r>
+        <w:rPr>
+          <w:b/>
+          <w:bCs/>
+        </w:rPr>
+        <w:t xml:space="preserve"> </w:t>
+      </w:r>
+      <w:r>
+        <w:rPr>
+          <w:b/>
+          <w:bCs/>
+        </w:rPr>
+        <w:t xml:space="preserve">ALLEGATIONS</w:t>
+      </w:r>
     </w:p>
     <w:p>
       <w:pPr>
         <w:pStyle w:val="Heading3"/>
-      </w:pPr>
-      <w:bookmarkStart w:id="12" w:name="_00dd06c499fb7a0b4d8a8c368622fb68d8e5e51"/>
-      <w:r>
-        <w:t xml:space="preserve">A. Plaintiff’s Employment at BASF</w:t>
-      </w:r>
-      <w:bookmarkEnd w:id="12"/>
-    </w:p>
-    <w:p>
-      <w:pPr>
-        <w:pStyle w:val="LamdNumbered"/>
+        <w:keepNext/>
+        <w:keepLines/>
+        <w:spacing w:before="0" w:after="0" w:line="480" w:lineRule="exact"/>
+        <w:ind w:left="0" w:firstLine="0"/>
+        <w:jc w:val="left"/>
+      </w:pPr>
+      <w:r>
+        <w:rPr>
+          <w:b/>
+          <w:bCs/>
+        </w:rPr>
+        <w:t xml:space="preserve">A.</w:t>
+      </w:r>
+      <w:r>
+        <w:rPr>
+          <w:b/>
+          <w:bCs/>
+        </w:rPr>
+        <w:t xml:space="preserve"> </w:t>
+      </w:r>
+      <w:r>
+        <w:rPr>
+          <w:b/>
+          <w:bCs/>
+        </w:rPr>
+        <w:t xml:space="preserve">Plaintiff’s</w:t>
+      </w:r>
+      <w:r>
+        <w:rPr>
+          <w:b/>
+          <w:bCs/>
+        </w:rPr>
+        <w:t xml:space="preserve"> </w:t>
+      </w:r>
+      <w:r>
+        <w:rPr>
+          <w:b/>
+          <w:bCs/>
+        </w:rPr>
+        <w:t xml:space="preserve">Employment</w:t>
+      </w:r>
+      <w:r>
+        <w:rPr>
+          <w:b/>
+          <w:bCs/>
+        </w:rPr>
+        <w:t xml:space="preserve"> </w:t>
+      </w:r>
+      <w:r>
+        <w:rPr>
+          <w:b/>
+          <w:bCs/>
+        </w:rPr>
+        <w:t xml:space="preserve">at</w:t>
+      </w:r>
+      <w:r>
+        <w:rPr>
+          <w:b/>
+          <w:bCs/>
+        </w:rPr>
+        <w:t xml:space="preserve"> </w:t>
+      </w:r>
+      <w:r>
+        <w:rPr>
+          <w:b/>
+          <w:bCs/>
+        </w:rPr>
+        <w:t xml:space="preserve">BASF</w:t>
+      </w:r>
+    </w:p>
+    <w:p>
+      <w:pPr>
+        <w:pStyle w:val="NumberedParagraph"/>
       </w:pPr>
       <w:r>
         <w:t xml:space="preserve">5.</w:t>
@@ -276,12 +1513,84 @@
         <w:tab/>
       </w:r>
       <w:r>
-        <w:t xml:space="preserve">Plaintiff was employed by BASF for sixteen (16) years, from 1980 through 1996.</w:t>
-      </w:r>
-    </w:p>
-    <w:p>
-      <w:pPr>
-        <w:pStyle w:val="LamdNumbered"/>
+        <w:t xml:space="preserve">Plaintiff</w:t>
+      </w:r>
+      <w:r>
+        <w:t xml:space="preserve"> </w:t>
+      </w:r>
+      <w:r>
+        <w:t xml:space="preserve">was</w:t>
+      </w:r>
+      <w:r>
+        <w:t xml:space="preserve"> </w:t>
+      </w:r>
+      <w:r>
+        <w:t xml:space="preserve">employed</w:t>
+      </w:r>
+      <w:r>
+        <w:t xml:space="preserve"> </w:t>
+      </w:r>
+      <w:r>
+        <w:t xml:space="preserve">by</w:t>
+      </w:r>
+      <w:r>
+        <w:t xml:space="preserve"> </w:t>
+      </w:r>
+      <w:r>
+        <w:t xml:space="preserve">BASF</w:t>
+      </w:r>
+      <w:r>
+        <w:t xml:space="preserve"> </w:t>
+      </w:r>
+      <w:r>
+        <w:t xml:space="preserve">for</w:t>
+      </w:r>
+      <w:r>
+        <w:t xml:space="preserve"> </w:t>
+      </w:r>
+      <w:r>
+        <w:t xml:space="preserve">sixteen</w:t>
+      </w:r>
+      <w:r>
+        <w:t xml:space="preserve"> </w:t>
+      </w:r>
+      <w:r>
+        <w:t xml:space="preserve">(16)</w:t>
+      </w:r>
+      <w:r>
+        <w:t xml:space="preserve"> </w:t>
+      </w:r>
+      <w:r>
+        <w:t xml:space="preserve">years,</w:t>
+      </w:r>
+      <w:r>
+        <w:t xml:space="preserve"> </w:t>
+      </w:r>
+      <w:r>
+        <w:t xml:space="preserve">from</w:t>
+      </w:r>
+      <w:r>
+        <w:t xml:space="preserve"> </w:t>
+      </w:r>
+      <w:r>
+        <w:t xml:space="preserve">1980</w:t>
+      </w:r>
+      <w:r>
+        <w:t xml:space="preserve"> </w:t>
+      </w:r>
+      <w:r>
+        <w:t xml:space="preserve">through</w:t>
+      </w:r>
+      <w:r>
+        <w:t xml:space="preserve"> </w:t>
+      </w:r>
+      <w:r>
+        <w:t xml:space="preserve">1996.</w:t>
+      </w:r>
+    </w:p>
+    <w:p>
+      <w:pPr>
+        <w:pStyle w:val="NumberedParagraph"/>
       </w:pPr>
       <w:r>
         <w:t xml:space="preserve">6.</w:t>
@@ -290,18 +1599,156 @@
         <w:tab/>
       </w:r>
       <w:r>
-        <w:t xml:space="preserve">During her employment, Plaintiff worked directly in the production unit that manufactured ethylene oxide (</w:t>
-      </w:r>
-      <w:r>
-        <w:t xml:space="preserve">“EtO”</w:t>
-      </w:r>
-      <w:r>
-        <w:t xml:space="preserve">), a hazardous air pollutant and known human carcinogen.</w:t>
-      </w:r>
-    </w:p>
-    <w:p>
-      <w:pPr>
-        <w:pStyle w:val="LamdNumbered"/>
+        <w:t xml:space="preserve">During</w:t>
+      </w:r>
+      <w:r>
+        <w:t xml:space="preserve"> </w:t>
+      </w:r>
+      <w:r>
+        <w:t xml:space="preserve">her</w:t>
+      </w:r>
+      <w:r>
+        <w:t xml:space="preserve"> </w:t>
+      </w:r>
+      <w:r>
+        <w:t xml:space="preserve">employment,</w:t>
+      </w:r>
+      <w:r>
+        <w:t xml:space="preserve"> </w:t>
+      </w:r>
+      <w:r>
+        <w:t xml:space="preserve">Plaintiff</w:t>
+      </w:r>
+      <w:r>
+        <w:t xml:space="preserve"> </w:t>
+      </w:r>
+      <w:r>
+        <w:t xml:space="preserve">worked</w:t>
+      </w:r>
+      <w:r>
+        <w:t xml:space="preserve"> </w:t>
+      </w:r>
+      <w:r>
+        <w:t xml:space="preserve">directly</w:t>
+      </w:r>
+      <w:r>
+        <w:t xml:space="preserve"> </w:t>
+      </w:r>
+      <w:r>
+        <w:t xml:space="preserve">in</w:t>
+      </w:r>
+      <w:r>
+        <w:t xml:space="preserve"> </w:t>
+      </w:r>
+      <w:r>
+        <w:t xml:space="preserve">the</w:t>
+      </w:r>
+      <w:r>
+        <w:t xml:space="preserve"> </w:t>
+      </w:r>
+      <w:r>
+        <w:t xml:space="preserve">production</w:t>
+      </w:r>
+      <w:r>
+        <w:t xml:space="preserve"> </w:t>
+      </w:r>
+      <w:r>
+        <w:t xml:space="preserve">unit</w:t>
+      </w:r>
+      <w:r>
+        <w:t xml:space="preserve"> </w:t>
+      </w:r>
+      <w:r>
+        <w:t xml:space="preserve">that</w:t>
+      </w:r>
+      <w:r>
+        <w:t xml:space="preserve"> </w:t>
+      </w:r>
+      <w:r>
+        <w:t xml:space="preserve">manufactured</w:t>
+      </w:r>
+      <w:r>
+        <w:t xml:space="preserve"> </w:t>
+      </w:r>
+      <w:r>
+        <w:t xml:space="preserve">ethylene</w:t>
+      </w:r>
+      <w:r>
+        <w:t xml:space="preserve"> </w:t>
+      </w:r>
+      <w:r>
+        <w:t xml:space="preserve">oxide</w:t>
+      </w:r>
+      <w:r>
+        <w:t xml:space="preserve"> </w:t>
+      </w:r>
+      <w:r>
+        <w:t xml:space="preserve">(</w:t>
+      </w:r>
+      <w:r>
+        <w:t xml:space="preserve">“</w:t>
+      </w:r>
+      <w:r>
+        <w:t xml:space="preserve">EtO</w:t>
+      </w:r>
+      <w:r>
+        <w:t xml:space="preserve">”</w:t>
+      </w:r>
+      <w:r>
+        <w:t xml:space="preserve">),</w:t>
+      </w:r>
+      <w:r>
+        <w:t xml:space="preserve"> </w:t>
+      </w:r>
+      <w:r>
+        <w:t xml:space="preserve">a</w:t>
+      </w:r>
+      <w:r>
+        <w:t xml:space="preserve"> </w:t>
+      </w:r>
+      <w:r>
+        <w:t xml:space="preserve">hazardous</w:t>
+      </w:r>
+      <w:r>
+        <w:t xml:space="preserve"> </w:t>
+      </w:r>
+      <w:r>
+        <w:t xml:space="preserve">air</w:t>
+      </w:r>
+      <w:r>
+        <w:t xml:space="preserve"> </w:t>
+      </w:r>
+      <w:r>
+        <w:t xml:space="preserve">pollutant</w:t>
+      </w:r>
+      <w:r>
+        <w:t xml:space="preserve"> </w:t>
+      </w:r>
+      <w:r>
+        <w:t xml:space="preserve">and</w:t>
+      </w:r>
+      <w:r>
+        <w:t xml:space="preserve"> </w:t>
+      </w:r>
+      <w:r>
+        <w:t xml:space="preserve">known</w:t>
+      </w:r>
+      <w:r>
+        <w:t xml:space="preserve"> </w:t>
+      </w:r>
+      <w:r>
+        <w:t xml:space="preserve">human</w:t>
+      </w:r>
+      <w:r>
+        <w:t xml:space="preserve"> </w:t>
+      </w:r>
+      <w:r>
+        <w:t xml:space="preserve">carcinogen.</w:t>
+      </w:r>
+    </w:p>
+    <w:p>
+      <w:pPr>
+        <w:pStyle w:val="NumberedParagraph"/>
       </w:pPr>
       <w:r>
         <w:t xml:space="preserve">7.</w:t>
@@ -310,12 +1757,132 @@
         <w:tab/>
       </w:r>
       <w:r>
-        <w:t xml:space="preserve">Plaintiff was routinely exposed to EtO during her work shifts through direct contact, fugitive emissions, venting operations, and inadequate protective measures.</w:t>
-      </w:r>
-    </w:p>
-    <w:p>
-      <w:pPr>
-        <w:pStyle w:val="LamdNumbered"/>
+        <w:t xml:space="preserve">Plaintiff</w:t>
+      </w:r>
+      <w:r>
+        <w:t xml:space="preserve"> </w:t>
+      </w:r>
+      <w:r>
+        <w:t xml:space="preserve">was</w:t>
+      </w:r>
+      <w:r>
+        <w:t xml:space="preserve"> </w:t>
+      </w:r>
+      <w:r>
+        <w:t xml:space="preserve">routinely</w:t>
+      </w:r>
+      <w:r>
+        <w:t xml:space="preserve"> </w:t>
+      </w:r>
+      <w:r>
+        <w:t xml:space="preserve">exposed</w:t>
+      </w:r>
+      <w:r>
+        <w:t xml:space="preserve"> </w:t>
+      </w:r>
+      <w:r>
+        <w:t xml:space="preserve">to</w:t>
+      </w:r>
+      <w:r>
+        <w:t xml:space="preserve"> </w:t>
+      </w:r>
+      <w:r>
+        <w:t xml:space="preserve">EtO</w:t>
+      </w:r>
+      <w:r>
+        <w:t xml:space="preserve"> </w:t>
+      </w:r>
+      <w:r>
+        <w:t xml:space="preserve">during</w:t>
+      </w:r>
+      <w:r>
+        <w:t xml:space="preserve"> </w:t>
+      </w:r>
+      <w:r>
+        <w:t xml:space="preserve">her</w:t>
+      </w:r>
+      <w:r>
+        <w:t xml:space="preserve"> </w:t>
+      </w:r>
+      <w:r>
+        <w:t xml:space="preserve">work</w:t>
+      </w:r>
+      <w:r>
+        <w:t xml:space="preserve"> </w:t>
+      </w:r>
+      <w:r>
+        <w:t xml:space="preserve">shifts</w:t>
+      </w:r>
+      <w:r>
+        <w:t xml:space="preserve"> </w:t>
+      </w:r>
+      <w:r>
+        <w:t xml:space="preserve">through</w:t>
+      </w:r>
+      <w:r>
+        <w:t xml:space="preserve"> </w:t>
+      </w:r>
+      <w:r>
+        <w:t xml:space="preserve">direct</w:t>
+      </w:r>
+      <w:r>
+        <w:t xml:space="preserve"> </w:t>
+      </w:r>
+      <w:r>
+        <w:t xml:space="preserve">contact,</w:t>
+      </w:r>
+      <w:r>
+        <w:t xml:space="preserve"> </w:t>
+      </w:r>
+      <w:r>
+        <w:t xml:space="preserve">fugitive</w:t>
+      </w:r>
+      <w:r>
+        <w:t xml:space="preserve"> </w:t>
+      </w:r>
+      <w:r>
+        <w:t xml:space="preserve">emissions,</w:t>
+      </w:r>
+      <w:r>
+        <w:t xml:space="preserve"> </w:t>
+      </w:r>
+      <w:r>
+        <w:t xml:space="preserve">venting</w:t>
+      </w:r>
+      <w:r>
+        <w:t xml:space="preserve"> </w:t>
+      </w:r>
+      <w:r>
+        <w:t xml:space="preserve">operations,</w:t>
+      </w:r>
+      <w:r>
+        <w:t xml:space="preserve"> </w:t>
+      </w:r>
+      <w:r>
+        <w:t xml:space="preserve">and</w:t>
+      </w:r>
+      <w:r>
+        <w:t xml:space="preserve"> </w:t>
+      </w:r>
+      <w:r>
+        <w:t xml:space="preserve">inadequate</w:t>
+      </w:r>
+      <w:r>
+        <w:t xml:space="preserve"> </w:t>
+      </w:r>
+      <w:r>
+        <w:t xml:space="preserve">protective</w:t>
+      </w:r>
+      <w:r>
+        <w:t xml:space="preserve"> </w:t>
+      </w:r>
+      <w:r>
+        <w:t xml:space="preserve">measures.</w:t>
+      </w:r>
+    </w:p>
+    <w:p>
+      <w:pPr>
+        <w:pStyle w:val="NumberedParagraph"/>
       </w:pPr>
       <w:r>
         <w:t xml:space="preserve">8.</w:t>
@@ -324,22 +1891,259 @@
         <w:tab/>
       </w:r>
       <w:r>
-        <w:t xml:space="preserve">Throughout her employment, BASF failed to provide adequate respiratory protection, failed to monitor EtO levels effectively, and failed to warn Plaintiff of the health risks associated with chronic EtO exposure.</w:t>
+        <w:t xml:space="preserve">Throughout</w:t>
+      </w:r>
+      <w:r>
+        <w:t xml:space="preserve"> </w:t>
+      </w:r>
+      <w:r>
+        <w:t xml:space="preserve">her</w:t>
+      </w:r>
+      <w:r>
+        <w:t xml:space="preserve"> </w:t>
+      </w:r>
+      <w:r>
+        <w:t xml:space="preserve">employment,</w:t>
+      </w:r>
+      <w:r>
+        <w:t xml:space="preserve"> </w:t>
+      </w:r>
+      <w:r>
+        <w:t xml:space="preserve">BASF</w:t>
+      </w:r>
+      <w:r>
+        <w:t xml:space="preserve"> </w:t>
+      </w:r>
+      <w:r>
+        <w:t xml:space="preserve">failed</w:t>
+      </w:r>
+      <w:r>
+        <w:t xml:space="preserve"> </w:t>
+      </w:r>
+      <w:r>
+        <w:t xml:space="preserve">to</w:t>
+      </w:r>
+      <w:r>
+        <w:t xml:space="preserve"> </w:t>
+      </w:r>
+      <w:r>
+        <w:t xml:space="preserve">provide</w:t>
+      </w:r>
+      <w:r>
+        <w:t xml:space="preserve"> </w:t>
+      </w:r>
+      <w:r>
+        <w:t xml:space="preserve">adequate</w:t>
+      </w:r>
+      <w:r>
+        <w:t xml:space="preserve"> </w:t>
+      </w:r>
+      <w:r>
+        <w:t xml:space="preserve">respiratory</w:t>
+      </w:r>
+      <w:r>
+        <w:t xml:space="preserve"> </w:t>
+      </w:r>
+      <w:r>
+        <w:t xml:space="preserve">protection,</w:t>
+      </w:r>
+      <w:r>
+        <w:t xml:space="preserve"> </w:t>
+      </w:r>
+      <w:r>
+        <w:t xml:space="preserve">failed</w:t>
+      </w:r>
+      <w:r>
+        <w:t xml:space="preserve"> </w:t>
+      </w:r>
+      <w:r>
+        <w:t xml:space="preserve">to</w:t>
+      </w:r>
+      <w:r>
+        <w:t xml:space="preserve"> </w:t>
+      </w:r>
+      <w:r>
+        <w:t xml:space="preserve">monitor</w:t>
+      </w:r>
+      <w:r>
+        <w:t xml:space="preserve"> </w:t>
+      </w:r>
+      <w:r>
+        <w:t xml:space="preserve">EtO</w:t>
+      </w:r>
+      <w:r>
+        <w:t xml:space="preserve"> </w:t>
+      </w:r>
+      <w:r>
+        <w:t xml:space="preserve">levels</w:t>
+      </w:r>
+      <w:r>
+        <w:t xml:space="preserve"> </w:t>
+      </w:r>
+      <w:r>
+        <w:t xml:space="preserve">effectively,</w:t>
+      </w:r>
+      <w:r>
+        <w:t xml:space="preserve"> </w:t>
+      </w:r>
+      <w:r>
+        <w:t xml:space="preserve">and</w:t>
+      </w:r>
+      <w:r>
+        <w:t xml:space="preserve"> </w:t>
+      </w:r>
+      <w:r>
+        <w:t xml:space="preserve">failed</w:t>
+      </w:r>
+      <w:r>
+        <w:t xml:space="preserve"> </w:t>
+      </w:r>
+      <w:r>
+        <w:t xml:space="preserve">to</w:t>
+      </w:r>
+      <w:r>
+        <w:t xml:space="preserve"> </w:t>
+      </w:r>
+      <w:r>
+        <w:t xml:space="preserve">warn</w:t>
+      </w:r>
+      <w:r>
+        <w:t xml:space="preserve"> </w:t>
+      </w:r>
+      <w:r>
+        <w:t xml:space="preserve">Plaintiff</w:t>
+      </w:r>
+      <w:r>
+        <w:t xml:space="preserve"> </w:t>
+      </w:r>
+      <w:r>
+        <w:t xml:space="preserve">of</w:t>
+      </w:r>
+      <w:r>
+        <w:t xml:space="preserve"> </w:t>
+      </w:r>
+      <w:r>
+        <w:t xml:space="preserve">the</w:t>
+      </w:r>
+      <w:r>
+        <w:t xml:space="preserve"> </w:t>
+      </w:r>
+      <w:r>
+        <w:t xml:space="preserve">health</w:t>
+      </w:r>
+      <w:r>
+        <w:t xml:space="preserve"> </w:t>
+      </w:r>
+      <w:r>
+        <w:t xml:space="preserve">risks</w:t>
+      </w:r>
+      <w:r>
+        <w:t xml:space="preserve"> </w:t>
+      </w:r>
+      <w:r>
+        <w:t xml:space="preserve">associated</w:t>
+      </w:r>
+      <w:r>
+        <w:t xml:space="preserve"> </w:t>
+      </w:r>
+      <w:r>
+        <w:t xml:space="preserve">with</w:t>
+      </w:r>
+      <w:r>
+        <w:t xml:space="preserve"> </w:t>
+      </w:r>
+      <w:r>
+        <w:t xml:space="preserve">chronic</w:t>
+      </w:r>
+      <w:r>
+        <w:t xml:space="preserve"> </w:t>
+      </w:r>
+      <w:r>
+        <w:t xml:space="preserve">EtO</w:t>
+      </w:r>
+      <w:r>
+        <w:t xml:space="preserve"> </w:t>
+      </w:r>
+      <w:r>
+        <w:t xml:space="preserve">exposure.</w:t>
       </w:r>
     </w:p>
     <w:p>
       <w:pPr>
         <w:pStyle w:val="Heading3"/>
-      </w:pPr>
-      <w:bookmarkStart w:id="13" w:name="_737cd8d242c3e067287b940306b3825b32464f4"/>
-      <w:r>
-        <w:t xml:space="preserve">B. Whistleblower Retaliation and Termination</w:t>
-      </w:r>
-      <w:bookmarkEnd w:id="13"/>
-    </w:p>
-    <w:p>
-      <w:pPr>
-        <w:pStyle w:val="LamdNumbered"/>
+        <w:keepNext/>
+        <w:keepLines/>
+        <w:spacing w:before="0" w:after="0" w:line="480" w:lineRule="exact"/>
+        <w:ind w:left="0" w:firstLine="0"/>
+        <w:jc w:val="left"/>
+      </w:pPr>
+      <w:r>
+        <w:rPr>
+          <w:b/>
+          <w:bCs/>
+        </w:rPr>
+        <w:t xml:space="preserve">B.</w:t>
+      </w:r>
+      <w:r>
+        <w:rPr>
+          <w:b/>
+          <w:bCs/>
+        </w:rPr>
+        <w:t xml:space="preserve"> </w:t>
+      </w:r>
+      <w:r>
+        <w:rPr>
+          <w:b/>
+          <w:bCs/>
+        </w:rPr>
+        <w:t xml:space="preserve">Whistleblower</w:t>
+      </w:r>
+      <w:r>
+        <w:rPr>
+          <w:b/>
+          <w:bCs/>
+        </w:rPr>
+        <w:t xml:space="preserve"> </w:t>
+      </w:r>
+      <w:r>
+        <w:rPr>
+          <w:b/>
+          <w:bCs/>
+        </w:rPr>
+        <w:t xml:space="preserve">Retaliation</w:t>
+      </w:r>
+      <w:r>
+        <w:rPr>
+          <w:b/>
+          <w:bCs/>
+        </w:rPr>
+        <w:t xml:space="preserve"> </w:t>
+      </w:r>
+      <w:r>
+        <w:rPr>
+          <w:b/>
+          <w:bCs/>
+        </w:rPr>
+        <w:t xml:space="preserve">and</w:t>
+      </w:r>
+      <w:r>
+        <w:rPr>
+          <w:b/>
+          <w:bCs/>
+        </w:rPr>
+        <w:t xml:space="preserve"> </w:t>
+      </w:r>
+      <w:r>
+        <w:rPr>
+          <w:b/>
+          <w:bCs/>
+        </w:rPr>
+        <w:t xml:space="preserve">Termination</w:t>
+      </w:r>
+    </w:p>
+    <w:p>
+      <w:pPr>
+        <w:pStyle w:val="NumberedParagraph"/>
       </w:pPr>
       <w:r>
         <w:t xml:space="preserve">9.</w:t>
@@ -348,12 +2152,90 @@
         <w:tab/>
       </w:r>
       <w:r>
-        <w:t xml:space="preserve">During her employment, Plaintiff reported and opposed discriminatory promotion practices occurring within her department.</w:t>
-      </w:r>
-    </w:p>
-    <w:p>
-      <w:pPr>
-        <w:pStyle w:val="LamdNumbered"/>
+        <w:t xml:space="preserve">During</w:t>
+      </w:r>
+      <w:r>
+        <w:t xml:space="preserve"> </w:t>
+      </w:r>
+      <w:r>
+        <w:t xml:space="preserve">her</w:t>
+      </w:r>
+      <w:r>
+        <w:t xml:space="preserve"> </w:t>
+      </w:r>
+      <w:r>
+        <w:t xml:space="preserve">employment,</w:t>
+      </w:r>
+      <w:r>
+        <w:t xml:space="preserve"> </w:t>
+      </w:r>
+      <w:r>
+        <w:t xml:space="preserve">Plaintiff</w:t>
+      </w:r>
+      <w:r>
+        <w:t xml:space="preserve"> </w:t>
+      </w:r>
+      <w:r>
+        <w:t xml:space="preserve">reported</w:t>
+      </w:r>
+      <w:r>
+        <w:t xml:space="preserve"> </w:t>
+      </w:r>
+      <w:r>
+        <w:t xml:space="preserve">and</w:t>
+      </w:r>
+      <w:r>
+        <w:t xml:space="preserve"> </w:t>
+      </w:r>
+      <w:r>
+        <w:t xml:space="preserve">opposed</w:t>
+      </w:r>
+      <w:r>
+        <w:t xml:space="preserve"> </w:t>
+      </w:r>
+      <w:r>
+        <w:t xml:space="preserve">discriminatory</w:t>
+      </w:r>
+      <w:r>
+        <w:t xml:space="preserve"> </w:t>
+      </w:r>
+      <w:r>
+        <w:t xml:space="preserve">promotion</w:t>
+      </w:r>
+      <w:r>
+        <w:t xml:space="preserve"> </w:t>
+      </w:r>
+      <w:r>
+        <w:t xml:space="preserve">practices</w:t>
+      </w:r>
+      <w:r>
+        <w:t xml:space="preserve"> </w:t>
+      </w:r>
+      <w:r>
+        <w:t xml:space="preserve">occurring</w:t>
+      </w:r>
+      <w:r>
+        <w:t xml:space="preserve"> </w:t>
+      </w:r>
+      <w:r>
+        <w:t xml:space="preserve">within</w:t>
+      </w:r>
+      <w:r>
+        <w:t xml:space="preserve"> </w:t>
+      </w:r>
+      <w:r>
+        <w:t xml:space="preserve">her</w:t>
+      </w:r>
+      <w:r>
+        <w:t xml:space="preserve"> </w:t>
+      </w:r>
+      <w:r>
+        <w:t xml:space="preserve">department.</w:t>
+      </w:r>
+    </w:p>
+    <w:p>
+      <w:pPr>
+        <w:pStyle w:val="NumberedParagraph"/>
       </w:pPr>
       <w:r>
         <w:t xml:space="preserve">10.</w:t>
@@ -362,12 +2244,108 @@
         <w:tab/>
       </w:r>
       <w:r>
-        <w:t xml:space="preserve">As a result of her whistleblowing activity, Plaintiff was subjected to retaliation, hostility, and adverse employment actions.</w:t>
-      </w:r>
-    </w:p>
-    <w:p>
-      <w:pPr>
-        <w:pStyle w:val="LamdNumbered"/>
+        <w:t xml:space="preserve">As</w:t>
+      </w:r>
+      <w:r>
+        <w:t xml:space="preserve"> </w:t>
+      </w:r>
+      <w:r>
+        <w:t xml:space="preserve">a</w:t>
+      </w:r>
+      <w:r>
+        <w:t xml:space="preserve"> </w:t>
+      </w:r>
+      <w:r>
+        <w:t xml:space="preserve">result</w:t>
+      </w:r>
+      <w:r>
+        <w:t xml:space="preserve"> </w:t>
+      </w:r>
+      <w:r>
+        <w:t xml:space="preserve">of</w:t>
+      </w:r>
+      <w:r>
+        <w:t xml:space="preserve"> </w:t>
+      </w:r>
+      <w:r>
+        <w:t xml:space="preserve">her</w:t>
+      </w:r>
+      <w:r>
+        <w:t xml:space="preserve"> </w:t>
+      </w:r>
+      <w:r>
+        <w:t xml:space="preserve">whistleblowing</w:t>
+      </w:r>
+      <w:r>
+        <w:t xml:space="preserve"> </w:t>
+      </w:r>
+      <w:r>
+        <w:t xml:space="preserve">activity,</w:t>
+      </w:r>
+      <w:r>
+        <w:t xml:space="preserve"> </w:t>
+      </w:r>
+      <w:r>
+        <w:t xml:space="preserve">Plaintiff</w:t>
+      </w:r>
+      <w:r>
+        <w:t xml:space="preserve"> </w:t>
+      </w:r>
+      <w:r>
+        <w:t xml:space="preserve">was</w:t>
+      </w:r>
+      <w:r>
+        <w:t xml:space="preserve"> </w:t>
+      </w:r>
+      <w:r>
+        <w:t xml:space="preserve">subjected</w:t>
+      </w:r>
+      <w:r>
+        <w:t xml:space="preserve"> </w:t>
+      </w:r>
+      <w:r>
+        <w:t xml:space="preserve">to</w:t>
+      </w:r>
+      <w:r>
+        <w:t xml:space="preserve"> </w:t>
+      </w:r>
+      <w:r>
+        <w:t xml:space="preserve">retaliation,</w:t>
+      </w:r>
+      <w:r>
+        <w:t xml:space="preserve"> </w:t>
+      </w:r>
+      <w:r>
+        <w:t xml:space="preserve">hostility,</w:t>
+      </w:r>
+      <w:r>
+        <w:t xml:space="preserve"> </w:t>
+      </w:r>
+      <w:r>
+        <w:t xml:space="preserve">and</w:t>
+      </w:r>
+      <w:r>
+        <w:t xml:space="preserve"> </w:t>
+      </w:r>
+      <w:r>
+        <w:t xml:space="preserve">adverse</w:t>
+      </w:r>
+      <w:r>
+        <w:t xml:space="preserve"> </w:t>
+      </w:r>
+      <w:r>
+        <w:t xml:space="preserve">employment</w:t>
+      </w:r>
+      <w:r>
+        <w:t xml:space="preserve"> </w:t>
+      </w:r>
+      <w:r>
+        <w:t xml:space="preserve">actions.</w:t>
+      </w:r>
+    </w:p>
+    <w:p>
+      <w:pPr>
+        <w:pStyle w:val="NumberedParagraph"/>
       </w:pPr>
       <w:r>
         <w:t xml:space="preserve">11.</w:t>
@@ -376,22 +2354,201 @@
         <w:tab/>
       </w:r>
       <w:r>
-        <w:t xml:space="preserve">In 1996, Plaintiff was constructively and creatively terminated from her position at BASF because of her protected activity.</w:t>
+        <w:t xml:space="preserve">In</w:t>
+      </w:r>
+      <w:r>
+        <w:t xml:space="preserve"> </w:t>
+      </w:r>
+      <w:r>
+        <w:t xml:space="preserve">1996,</w:t>
+      </w:r>
+      <w:r>
+        <w:t xml:space="preserve"> </w:t>
+      </w:r>
+      <w:r>
+        <w:t xml:space="preserve">Plaintiff</w:t>
+      </w:r>
+      <w:r>
+        <w:t xml:space="preserve"> </w:t>
+      </w:r>
+      <w:r>
+        <w:t xml:space="preserve">was</w:t>
+      </w:r>
+      <w:r>
+        <w:t xml:space="preserve"> </w:t>
+      </w:r>
+      <w:r>
+        <w:t xml:space="preserve">constructively</w:t>
+      </w:r>
+      <w:r>
+        <w:t xml:space="preserve"> </w:t>
+      </w:r>
+      <w:r>
+        <w:t xml:space="preserve">and</w:t>
+      </w:r>
+      <w:r>
+        <w:t xml:space="preserve"> </w:t>
+      </w:r>
+      <w:r>
+        <w:t xml:space="preserve">creatively</w:t>
+      </w:r>
+      <w:r>
+        <w:t xml:space="preserve"> </w:t>
+      </w:r>
+      <w:r>
+        <w:t xml:space="preserve">terminated</w:t>
+      </w:r>
+      <w:r>
+        <w:t xml:space="preserve"> </w:t>
+      </w:r>
+      <w:r>
+        <w:t xml:space="preserve">from</w:t>
+      </w:r>
+      <w:r>
+        <w:t xml:space="preserve"> </w:t>
+      </w:r>
+      <w:r>
+        <w:t xml:space="preserve">her</w:t>
+      </w:r>
+      <w:r>
+        <w:t xml:space="preserve"> </w:t>
+      </w:r>
+      <w:r>
+        <w:t xml:space="preserve">position</w:t>
+      </w:r>
+      <w:r>
+        <w:t xml:space="preserve"> </w:t>
+      </w:r>
+      <w:r>
+        <w:t xml:space="preserve">at</w:t>
+      </w:r>
+      <w:r>
+        <w:t xml:space="preserve"> </w:t>
+      </w:r>
+      <w:r>
+        <w:t xml:space="preserve">BASF</w:t>
+      </w:r>
+      <w:r>
+        <w:t xml:space="preserve"> </w:t>
+      </w:r>
+      <w:r>
+        <w:t xml:space="preserve">because</w:t>
+      </w:r>
+      <w:r>
+        <w:t xml:space="preserve"> </w:t>
+      </w:r>
+      <w:r>
+        <w:t xml:space="preserve">of</w:t>
+      </w:r>
+      <w:r>
+        <w:t xml:space="preserve"> </w:t>
+      </w:r>
+      <w:r>
+        <w:t xml:space="preserve">her</w:t>
+      </w:r>
+      <w:r>
+        <w:t xml:space="preserve"> </w:t>
+      </w:r>
+      <w:r>
+        <w:t xml:space="preserve">protected</w:t>
+      </w:r>
+      <w:r>
+        <w:t xml:space="preserve"> </w:t>
+      </w:r>
+      <w:r>
+        <w:t xml:space="preserve">activity.</w:t>
       </w:r>
     </w:p>
     <w:p>
       <w:pPr>
         <w:pStyle w:val="Heading3"/>
-      </w:pPr>
-      <w:bookmarkStart w:id="14" w:name="_34854cc3367d7bf77bddc25f44d2b8a6c2cb7de"/>
-      <w:r>
-        <w:t xml:space="preserve">C. Cancer Diagnosis and Medical Harm</w:t>
-      </w:r>
-      <w:bookmarkEnd w:id="14"/>
-    </w:p>
-    <w:p>
-      <w:pPr>
-        <w:pStyle w:val="LamdNumbered"/>
+        <w:keepNext/>
+        <w:keepLines/>
+        <w:spacing w:before="0" w:after="0" w:line="480" w:lineRule="exact"/>
+        <w:ind w:left="0" w:firstLine="0"/>
+        <w:jc w:val="left"/>
+      </w:pPr>
+      <w:r>
+        <w:rPr>
+          <w:b/>
+          <w:bCs/>
+        </w:rPr>
+        <w:t xml:space="preserve">C.</w:t>
+      </w:r>
+      <w:r>
+        <w:rPr>
+          <w:b/>
+          <w:bCs/>
+        </w:rPr>
+        <w:t xml:space="preserve"> </w:t>
+      </w:r>
+      <w:r>
+        <w:rPr>
+          <w:b/>
+          <w:bCs/>
+        </w:rPr>
+        <w:t xml:space="preserve">Cancer</w:t>
+      </w:r>
+      <w:r>
+        <w:rPr>
+          <w:b/>
+          <w:bCs/>
+        </w:rPr>
+        <w:t xml:space="preserve"> </w:t>
+      </w:r>
+      <w:r>
+        <w:rPr>
+          <w:b/>
+          <w:bCs/>
+        </w:rPr>
+        <w:t xml:space="preserve">Diagnosis</w:t>
+      </w:r>
+      <w:r>
+        <w:rPr>
+          <w:b/>
+          <w:bCs/>
+        </w:rPr>
+        <w:t xml:space="preserve"> </w:t>
+      </w:r>
+      <w:r>
+        <w:rPr>
+          <w:b/>
+          <w:bCs/>
+        </w:rPr>
+        <w:t xml:space="preserve">and</w:t>
+      </w:r>
+      <w:r>
+        <w:rPr>
+          <w:b/>
+          <w:bCs/>
+        </w:rPr>
+        <w:t xml:space="preserve"> </w:t>
+      </w:r>
+      <w:r>
+        <w:rPr>
+          <w:b/>
+          <w:bCs/>
+        </w:rPr>
+        <w:t xml:space="preserve">Medical</w:t>
+      </w:r>
+      <w:r>
+        <w:rPr>
+          <w:b/>
+          <w:bCs/>
+        </w:rPr>
+        <w:t xml:space="preserve"> </w:t>
+      </w:r>
+      <w:r>
+        <w:rPr>
+          <w:b/>
+          <w:bCs/>
+        </w:rPr>
+        <w:t xml:space="preserve">Harm</w:t>
+      </w:r>
+    </w:p>
+    <w:p>
+      <w:pPr>
+        <w:pStyle w:val="NumberedParagraph"/>
       </w:pPr>
       <w:r>
         <w:t xml:space="preserve">12.</w:t>
@@ -400,12 +2557,228 @@
         <w:tab/>
       </w:r>
       <w:r>
-        <w:t xml:space="preserve">In 1999, at the age of 47, Plaintiff was diagnosed with Grade II invasive ductal carcinoma, Ductal carcinoma in situ (DCIS) and invasive ductal cancer in the left upper inner quadrant. ER negative; PR negative; HER2 unknown.</w:t>
-      </w:r>
-    </w:p>
-    <w:p>
-      <w:pPr>
-        <w:pStyle w:val="LamdNumbered"/>
+        <w:t xml:space="preserve">In</w:t>
+      </w:r>
+      <w:r>
+        <w:t xml:space="preserve"> </w:t>
+      </w:r>
+      <w:r>
+        <w:t xml:space="preserve">1999,</w:t>
+      </w:r>
+      <w:r>
+        <w:t xml:space="preserve"> </w:t>
+      </w:r>
+      <w:r>
+        <w:t xml:space="preserve">at</w:t>
+      </w:r>
+      <w:r>
+        <w:t xml:space="preserve"> </w:t>
+      </w:r>
+      <w:r>
+        <w:t xml:space="preserve">the</w:t>
+      </w:r>
+      <w:r>
+        <w:t xml:space="preserve"> </w:t>
+      </w:r>
+      <w:r>
+        <w:t xml:space="preserve">age</w:t>
+      </w:r>
+      <w:r>
+        <w:t xml:space="preserve"> </w:t>
+      </w:r>
+      <w:r>
+        <w:t xml:space="preserve">of</w:t>
+      </w:r>
+      <w:r>
+        <w:t xml:space="preserve"> </w:t>
+      </w:r>
+      <w:r>
+        <w:t xml:space="preserve">47,</w:t>
+      </w:r>
+      <w:r>
+        <w:t xml:space="preserve"> </w:t>
+      </w:r>
+      <w:r>
+        <w:t xml:space="preserve">Plaintiff</w:t>
+      </w:r>
+      <w:r>
+        <w:t xml:space="preserve"> </w:t>
+      </w:r>
+      <w:r>
+        <w:t xml:space="preserve">was</w:t>
+      </w:r>
+      <w:r>
+        <w:t xml:space="preserve"> </w:t>
+      </w:r>
+      <w:r>
+        <w:t xml:space="preserve">diagnosed</w:t>
+      </w:r>
+      <w:r>
+        <w:t xml:space="preserve"> </w:t>
+      </w:r>
+      <w:r>
+        <w:t xml:space="preserve">with</w:t>
+      </w:r>
+      <w:r>
+        <w:t xml:space="preserve"> </w:t>
+      </w:r>
+      <w:r>
+        <w:t xml:space="preserve">Grade</w:t>
+      </w:r>
+      <w:r>
+        <w:t xml:space="preserve"> </w:t>
+      </w:r>
+      <w:r>
+        <w:t xml:space="preserve">II</w:t>
+      </w:r>
+      <w:r>
+        <w:t xml:space="preserve"> </w:t>
+      </w:r>
+      <w:r>
+        <w:t xml:space="preserve">invasive</w:t>
+      </w:r>
+      <w:r>
+        <w:t xml:space="preserve"> </w:t>
+      </w:r>
+      <w:r>
+        <w:t xml:space="preserve">ductal</w:t>
+      </w:r>
+      <w:r>
+        <w:t xml:space="preserve"> </w:t>
+      </w:r>
+      <w:r>
+        <w:t xml:space="preserve">carcinoma,</w:t>
+      </w:r>
+      <w:r>
+        <w:t xml:space="preserve"> </w:t>
+      </w:r>
+      <w:r>
+        <w:t xml:space="preserve">Ductal</w:t>
+      </w:r>
+      <w:r>
+        <w:t xml:space="preserve"> </w:t>
+      </w:r>
+      <w:r>
+        <w:t xml:space="preserve">carcinoma</w:t>
+      </w:r>
+      <w:r>
+        <w:t xml:space="preserve"> </w:t>
+      </w:r>
+      <w:r>
+        <w:t xml:space="preserve">in</w:t>
+      </w:r>
+      <w:r>
+        <w:t xml:space="preserve"> </w:t>
+      </w:r>
+      <w:r>
+        <w:t xml:space="preserve">situ</w:t>
+      </w:r>
+      <w:r>
+        <w:t xml:space="preserve"> </w:t>
+      </w:r>
+      <w:r>
+        <w:t xml:space="preserve">(DCIS)</w:t>
+      </w:r>
+      <w:r>
+        <w:t xml:space="preserve"> </w:t>
+      </w:r>
+      <w:r>
+        <w:t xml:space="preserve">and</w:t>
+      </w:r>
+      <w:r>
+        <w:t xml:space="preserve"> </w:t>
+      </w:r>
+      <w:r>
+        <w:t xml:space="preserve">invasive</w:t>
+      </w:r>
+      <w:r>
+        <w:t xml:space="preserve"> </w:t>
+      </w:r>
+      <w:r>
+        <w:t xml:space="preserve">ductal</w:t>
+      </w:r>
+      <w:r>
+        <w:t xml:space="preserve"> </w:t>
+      </w:r>
+      <w:r>
+        <w:t xml:space="preserve">cancer</w:t>
+      </w:r>
+      <w:r>
+        <w:t xml:space="preserve"> </w:t>
+      </w:r>
+      <w:r>
+        <w:t xml:space="preserve">in</w:t>
+      </w:r>
+      <w:r>
+        <w:t xml:space="preserve"> </w:t>
+      </w:r>
+      <w:r>
+        <w:t xml:space="preserve">the</w:t>
+      </w:r>
+      <w:r>
+        <w:t xml:space="preserve"> </w:t>
+      </w:r>
+      <w:r>
+        <w:t xml:space="preserve">left</w:t>
+      </w:r>
+      <w:r>
+        <w:t xml:space="preserve"> </w:t>
+      </w:r>
+      <w:r>
+        <w:t xml:space="preserve">upper</w:t>
+      </w:r>
+      <w:r>
+        <w:t xml:space="preserve"> </w:t>
+      </w:r>
+      <w:r>
+        <w:t xml:space="preserve">inner</w:t>
+      </w:r>
+      <w:r>
+        <w:t xml:space="preserve"> </w:t>
+      </w:r>
+      <w:r>
+        <w:t xml:space="preserve">quadrant.</w:t>
+      </w:r>
+      <w:r>
+        <w:t xml:space="preserve"> </w:t>
+      </w:r>
+      <w:r>
+        <w:t xml:space="preserve">ER</w:t>
+      </w:r>
+      <w:r>
+        <w:t xml:space="preserve"> </w:t>
+      </w:r>
+      <w:r>
+        <w:t xml:space="preserve">negative;</w:t>
+      </w:r>
+      <w:r>
+        <w:t xml:space="preserve"> </w:t>
+      </w:r>
+      <w:r>
+        <w:t xml:space="preserve">PR</w:t>
+      </w:r>
+      <w:r>
+        <w:t xml:space="preserve"> </w:t>
+      </w:r>
+      <w:r>
+        <w:t xml:space="preserve">negative;</w:t>
+      </w:r>
+      <w:r>
+        <w:t xml:space="preserve"> </w:t>
+      </w:r>
+      <w:r>
+        <w:t xml:space="preserve">HER2</w:t>
+      </w:r>
+      <w:r>
+        <w:t xml:space="preserve"> </w:t>
+      </w:r>
+      <w:r>
+        <w:t xml:space="preserve">unknown.</w:t>
+      </w:r>
+    </w:p>
+    <w:p>
+      <w:pPr>
+        <w:pStyle w:val="NumberedParagraph"/>
       </w:pPr>
       <w:r>
         <w:t xml:space="preserve">13.</w:t>
@@ -414,12 +2787,96 @@
         <w:tab/>
       </w:r>
       <w:r>
-        <w:t xml:space="preserve">On June 16, 1999, Plaintiff underwent bilateral mastectomy, resulting in the removal of both breasts.</w:t>
-      </w:r>
-    </w:p>
-    <w:p>
-      <w:pPr>
-        <w:pStyle w:val="LamdNumbered"/>
+        <w:t xml:space="preserve">On</w:t>
+      </w:r>
+      <w:r>
+        <w:t xml:space="preserve"> </w:t>
+      </w:r>
+      <w:r>
+        <w:t xml:space="preserve">June</w:t>
+      </w:r>
+      <w:r>
+        <w:t xml:space="preserve"> </w:t>
+      </w:r>
+      <w:r>
+        <w:t xml:space="preserve">16,</w:t>
+      </w:r>
+      <w:r>
+        <w:t xml:space="preserve"> </w:t>
+      </w:r>
+      <w:r>
+        <w:t xml:space="preserve">1999,</w:t>
+      </w:r>
+      <w:r>
+        <w:t xml:space="preserve"> </w:t>
+      </w:r>
+      <w:r>
+        <w:t xml:space="preserve">Plaintiff</w:t>
+      </w:r>
+      <w:r>
+        <w:t xml:space="preserve"> </w:t>
+      </w:r>
+      <w:r>
+        <w:t xml:space="preserve">underwent</w:t>
+      </w:r>
+      <w:r>
+        <w:t xml:space="preserve"> </w:t>
+      </w:r>
+      <w:r>
+        <w:t xml:space="preserve">bilateral</w:t>
+      </w:r>
+      <w:r>
+        <w:t xml:space="preserve"> </w:t>
+      </w:r>
+      <w:r>
+        <w:t xml:space="preserve">mastectomy,</w:t>
+      </w:r>
+      <w:r>
+        <w:t xml:space="preserve"> </w:t>
+      </w:r>
+      <w:r>
+        <w:t xml:space="preserve">resulting</w:t>
+      </w:r>
+      <w:r>
+        <w:t xml:space="preserve"> </w:t>
+      </w:r>
+      <w:r>
+        <w:t xml:space="preserve">in</w:t>
+      </w:r>
+      <w:r>
+        <w:t xml:space="preserve"> </w:t>
+      </w:r>
+      <w:r>
+        <w:t xml:space="preserve">the</w:t>
+      </w:r>
+      <w:r>
+        <w:t xml:space="preserve"> </w:t>
+      </w:r>
+      <w:r>
+        <w:t xml:space="preserve">removal</w:t>
+      </w:r>
+      <w:r>
+        <w:t xml:space="preserve"> </w:t>
+      </w:r>
+      <w:r>
+        <w:t xml:space="preserve">of</w:t>
+      </w:r>
+      <w:r>
+        <w:t xml:space="preserve"> </w:t>
+      </w:r>
+      <w:r>
+        <w:t xml:space="preserve">both</w:t>
+      </w:r>
+      <w:r>
+        <w:t xml:space="preserve"> </w:t>
+      </w:r>
+      <w:r>
+        <w:t xml:space="preserve">breasts.</w:t>
+      </w:r>
+    </w:p>
+    <w:p>
+      <w:pPr>
+        <w:pStyle w:val="NumberedParagraph"/>
       </w:pPr>
       <w:r>
         <w:t xml:space="preserve">14.</w:t>
@@ -428,22 +2885,217 @@
         <w:tab/>
       </w:r>
       <w:r>
-        <w:t xml:space="preserve">Plaintiff’s cancer diagnosis and resulting surgeries were directly and proximately caused by her long-term occupational exposure to ethylene oxide at BASF’s Geismar facility.</w:t>
+        <w:t xml:space="preserve">Plaintiff’s</w:t>
+      </w:r>
+      <w:r>
+        <w:t xml:space="preserve"> </w:t>
+      </w:r>
+      <w:r>
+        <w:t xml:space="preserve">cancer</w:t>
+      </w:r>
+      <w:r>
+        <w:t xml:space="preserve"> </w:t>
+      </w:r>
+      <w:r>
+        <w:t xml:space="preserve">diagnosis</w:t>
+      </w:r>
+      <w:r>
+        <w:t xml:space="preserve"> </w:t>
+      </w:r>
+      <w:r>
+        <w:t xml:space="preserve">and</w:t>
+      </w:r>
+      <w:r>
+        <w:t xml:space="preserve"> </w:t>
+      </w:r>
+      <w:r>
+        <w:t xml:space="preserve">resulting</w:t>
+      </w:r>
+      <w:r>
+        <w:t xml:space="preserve"> </w:t>
+      </w:r>
+      <w:r>
+        <w:t xml:space="preserve">surgeries</w:t>
+      </w:r>
+      <w:r>
+        <w:t xml:space="preserve"> </w:t>
+      </w:r>
+      <w:r>
+        <w:t xml:space="preserve">were</w:t>
+      </w:r>
+      <w:r>
+        <w:t xml:space="preserve"> </w:t>
+      </w:r>
+      <w:r>
+        <w:t xml:space="preserve">directly</w:t>
+      </w:r>
+      <w:r>
+        <w:t xml:space="preserve"> </w:t>
+      </w:r>
+      <w:r>
+        <w:t xml:space="preserve">and</w:t>
+      </w:r>
+      <w:r>
+        <w:t xml:space="preserve"> </w:t>
+      </w:r>
+      <w:r>
+        <w:t xml:space="preserve">proximately</w:t>
+      </w:r>
+      <w:r>
+        <w:t xml:space="preserve"> </w:t>
+      </w:r>
+      <w:r>
+        <w:t xml:space="preserve">caused</w:t>
+      </w:r>
+      <w:r>
+        <w:t xml:space="preserve"> </w:t>
+      </w:r>
+      <w:r>
+        <w:t xml:space="preserve">by</w:t>
+      </w:r>
+      <w:r>
+        <w:t xml:space="preserve"> </w:t>
+      </w:r>
+      <w:r>
+        <w:t xml:space="preserve">her</w:t>
+      </w:r>
+      <w:r>
+        <w:t xml:space="preserve"> </w:t>
+      </w:r>
+      <w:r>
+        <w:t xml:space="preserve">long-term</w:t>
+      </w:r>
+      <w:r>
+        <w:t xml:space="preserve"> </w:t>
+      </w:r>
+      <w:r>
+        <w:t xml:space="preserve">occupational</w:t>
+      </w:r>
+      <w:r>
+        <w:t xml:space="preserve"> </w:t>
+      </w:r>
+      <w:r>
+        <w:t xml:space="preserve">exposure</w:t>
+      </w:r>
+      <w:r>
+        <w:t xml:space="preserve"> </w:t>
+      </w:r>
+      <w:r>
+        <w:t xml:space="preserve">to</w:t>
+      </w:r>
+      <w:r>
+        <w:t xml:space="preserve"> </w:t>
+      </w:r>
+      <w:r>
+        <w:t xml:space="preserve">ethylene</w:t>
+      </w:r>
+      <w:r>
+        <w:t xml:space="preserve"> </w:t>
+      </w:r>
+      <w:r>
+        <w:t xml:space="preserve">oxide</w:t>
+      </w:r>
+      <w:r>
+        <w:t xml:space="preserve"> </w:t>
+      </w:r>
+      <w:r>
+        <w:t xml:space="preserve">at</w:t>
+      </w:r>
+      <w:r>
+        <w:t xml:space="preserve"> </w:t>
+      </w:r>
+      <w:r>
+        <w:t xml:space="preserve">BASF’s</w:t>
+      </w:r>
+      <w:r>
+        <w:t xml:space="preserve"> </w:t>
+      </w:r>
+      <w:r>
+        <w:t xml:space="preserve">Geismar</w:t>
+      </w:r>
+      <w:r>
+        <w:t xml:space="preserve"> </w:t>
+      </w:r>
+      <w:r>
+        <w:t xml:space="preserve">facility.</w:t>
       </w:r>
     </w:p>
     <w:p>
       <w:pPr>
         <w:pStyle w:val="Heading3"/>
-      </w:pPr>
-      <w:bookmarkStart w:id="15" w:name="_b9e984e7f54c7884f7559cc3736a320167ae78d"/>
-      <w:r>
-        <w:t xml:space="preserve">D. Impact on Plaintiff’s Life</w:t>
-      </w:r>
-      <w:bookmarkEnd w:id="15"/>
-    </w:p>
-    <w:p>
-      <w:pPr>
-        <w:pStyle w:val="LamdNumbered"/>
+        <w:keepNext/>
+        <w:keepLines/>
+        <w:spacing w:before="0" w:after="0" w:line="480" w:lineRule="exact"/>
+        <w:ind w:left="0" w:firstLine="0"/>
+        <w:jc w:val="left"/>
+      </w:pPr>
+      <w:r>
+        <w:rPr>
+          <w:b/>
+          <w:bCs/>
+        </w:rPr>
+        <w:t xml:space="preserve">D.</w:t>
+      </w:r>
+      <w:r>
+        <w:rPr>
+          <w:b/>
+          <w:bCs/>
+        </w:rPr>
+        <w:t xml:space="preserve"> </w:t>
+      </w:r>
+      <w:r>
+        <w:rPr>
+          <w:b/>
+          <w:bCs/>
+        </w:rPr>
+        <w:t xml:space="preserve">Impact</w:t>
+      </w:r>
+      <w:r>
+        <w:rPr>
+          <w:b/>
+          <w:bCs/>
+        </w:rPr>
+        <w:t xml:space="preserve"> </w:t>
+      </w:r>
+      <w:r>
+        <w:rPr>
+          <w:b/>
+          <w:bCs/>
+        </w:rPr>
+        <w:t xml:space="preserve">on</w:t>
+      </w:r>
+      <w:r>
+        <w:rPr>
+          <w:b/>
+          <w:bCs/>
+        </w:rPr>
+        <w:t xml:space="preserve"> </w:t>
+      </w:r>
+      <w:r>
+        <w:rPr>
+          <w:b/>
+          <w:bCs/>
+        </w:rPr>
+        <w:t xml:space="preserve">Plaintiff’s</w:t>
+      </w:r>
+      <w:r>
+        <w:rPr>
+          <w:b/>
+          <w:bCs/>
+        </w:rPr>
+        <w:t xml:space="preserve"> </w:t>
+      </w:r>
+      <w:r>
+        <w:rPr>
+          <w:b/>
+          <w:bCs/>
+        </w:rPr>
+        <w:t xml:space="preserve">Life</w:t>
+      </w:r>
+    </w:p>
+    <w:p>
+      <w:pPr>
+        <w:pStyle w:val="NumberedParagraph"/>
       </w:pPr>
       <w:r>
         <w:t xml:space="preserve">15.</w:t>
@@ -452,22 +3104,221 @@
         <w:tab/>
       </w:r>
       <w:r>
-        <w:t xml:space="preserve">The physical and emotional trauma of losing both breasts caused profound psychological distress, body-image injury, and long-term emotional suffering.</w:t>
+        <w:t xml:space="preserve">The</w:t>
+      </w:r>
+      <w:r>
+        <w:t xml:space="preserve"> </w:t>
+      </w:r>
+      <w:r>
+        <w:t xml:space="preserve">physical</w:t>
+      </w:r>
+      <w:r>
+        <w:t xml:space="preserve"> </w:t>
+      </w:r>
+      <w:r>
+        <w:t xml:space="preserve">and</w:t>
+      </w:r>
+      <w:r>
+        <w:t xml:space="preserve"> </w:t>
+      </w:r>
+      <w:r>
+        <w:t xml:space="preserve">emotional</w:t>
+      </w:r>
+      <w:r>
+        <w:t xml:space="preserve"> </w:t>
+      </w:r>
+      <w:r>
+        <w:t xml:space="preserve">trauma</w:t>
+      </w:r>
+      <w:r>
+        <w:t xml:space="preserve"> </w:t>
+      </w:r>
+      <w:r>
+        <w:t xml:space="preserve">of</w:t>
+      </w:r>
+      <w:r>
+        <w:t xml:space="preserve"> </w:t>
+      </w:r>
+      <w:r>
+        <w:t xml:space="preserve">losing</w:t>
+      </w:r>
+      <w:r>
+        <w:t xml:space="preserve"> </w:t>
+      </w:r>
+      <w:r>
+        <w:t xml:space="preserve">both</w:t>
+      </w:r>
+      <w:r>
+        <w:t xml:space="preserve"> </w:t>
+      </w:r>
+      <w:r>
+        <w:t xml:space="preserve">breasts</w:t>
+      </w:r>
+      <w:r>
+        <w:t xml:space="preserve"> </w:t>
+      </w:r>
+      <w:r>
+        <w:t xml:space="preserve">caused</w:t>
+      </w:r>
+      <w:r>
+        <w:t xml:space="preserve"> </w:t>
+      </w:r>
+      <w:r>
+        <w:t xml:space="preserve">profound</w:t>
+      </w:r>
+      <w:r>
+        <w:t xml:space="preserve"> </w:t>
+      </w:r>
+      <w:r>
+        <w:t xml:space="preserve">psychological</w:t>
+      </w:r>
+      <w:r>
+        <w:t xml:space="preserve"> </w:t>
+      </w:r>
+      <w:r>
+        <w:t xml:space="preserve">distress,</w:t>
+      </w:r>
+      <w:r>
+        <w:t xml:space="preserve"> </w:t>
+      </w:r>
+      <w:r>
+        <w:t xml:space="preserve">body-image</w:t>
+      </w:r>
+      <w:r>
+        <w:t xml:space="preserve"> </w:t>
+      </w:r>
+      <w:r>
+        <w:t xml:space="preserve">injury,</w:t>
+      </w:r>
+      <w:r>
+        <w:t xml:space="preserve"> </w:t>
+      </w:r>
+      <w:r>
+        <w:t xml:space="preserve">and</w:t>
+      </w:r>
+      <w:r>
+        <w:t xml:space="preserve"> </w:t>
+      </w:r>
+      <w:r>
+        <w:t xml:space="preserve">long-term</w:t>
+      </w:r>
+      <w:r>
+        <w:t xml:space="preserve"> </w:t>
+      </w:r>
+      <w:r>
+        <w:t xml:space="preserve">emotional</w:t>
+      </w:r>
+      <w:r>
+        <w:t xml:space="preserve"> </w:t>
+      </w:r>
+      <w:r>
+        <w:t xml:space="preserve">suffering.</w:t>
       </w:r>
     </w:p>
     <w:p>
       <w:pPr>
         <w:pStyle w:val="Heading3"/>
-      </w:pPr>
-      <w:bookmarkStart w:id="16" w:name="_9d952fe4ec2463777119d685b0ef397f960e82d"/>
-      <w:r>
-        <w:t xml:space="preserve">E. BASF’s Knowledge and Failure to Protect</w:t>
-      </w:r>
-      <w:bookmarkEnd w:id="16"/>
-    </w:p>
-    <w:p>
-      <w:pPr>
-        <w:pStyle w:val="LamdNumbered"/>
+        <w:keepNext/>
+        <w:keepLines/>
+        <w:spacing w:before="0" w:after="0" w:line="480" w:lineRule="exact"/>
+        <w:ind w:left="0" w:firstLine="0"/>
+        <w:jc w:val="left"/>
+      </w:pPr>
+      <w:r>
+        <w:rPr>
+          <w:b/>
+          <w:bCs/>
+        </w:rPr>
+        <w:t xml:space="preserve">E.</w:t>
+      </w:r>
+      <w:r>
+        <w:rPr>
+          <w:b/>
+          <w:bCs/>
+        </w:rPr>
+        <w:t xml:space="preserve"> </w:t>
+      </w:r>
+      <w:r>
+        <w:rPr>
+          <w:b/>
+          <w:bCs/>
+        </w:rPr>
+        <w:t xml:space="preserve">BASF’s</w:t>
+      </w:r>
+      <w:r>
+        <w:rPr>
+          <w:b/>
+          <w:bCs/>
+        </w:rPr>
+        <w:t xml:space="preserve"> </w:t>
+      </w:r>
+      <w:r>
+        <w:rPr>
+          <w:b/>
+          <w:bCs/>
+        </w:rPr>
+        <w:t xml:space="preserve">Knowledge</w:t>
+      </w:r>
+      <w:r>
+        <w:rPr>
+          <w:b/>
+          <w:bCs/>
+        </w:rPr>
+        <w:t xml:space="preserve"> </w:t>
+      </w:r>
+      <w:r>
+        <w:rPr>
+          <w:b/>
+          <w:bCs/>
+        </w:rPr>
+        <w:t xml:space="preserve">and</w:t>
+      </w:r>
+      <w:r>
+        <w:rPr>
+          <w:b/>
+          <w:bCs/>
+        </w:rPr>
+        <w:t xml:space="preserve"> </w:t>
+      </w:r>
+      <w:r>
+        <w:rPr>
+          <w:b/>
+          <w:bCs/>
+        </w:rPr>
+        <w:t xml:space="preserve">Failure</w:t>
+      </w:r>
+      <w:r>
+        <w:rPr>
+          <w:b/>
+          <w:bCs/>
+        </w:rPr>
+        <w:t xml:space="preserve"> </w:t>
+      </w:r>
+      <w:r>
+        <w:rPr>
+          <w:b/>
+          <w:bCs/>
+        </w:rPr>
+        <w:t xml:space="preserve">to</w:t>
+      </w:r>
+      <w:r>
+        <w:rPr>
+          <w:b/>
+          <w:bCs/>
+        </w:rPr>
+        <w:t xml:space="preserve"> </w:t>
+      </w:r>
+      <w:r>
+        <w:rPr>
+          <w:b/>
+          <w:bCs/>
+        </w:rPr>
+        <w:t xml:space="preserve">Protect</w:t>
+      </w:r>
+    </w:p>
+    <w:p>
+      <w:pPr>
+        <w:pStyle w:val="NumberedParagraph"/>
       </w:pPr>
       <w:r>
         <w:t xml:space="preserve">16.</w:t>
@@ -476,12 +3327,138 @@
         <w:tab/>
       </w:r>
       <w:r>
-        <w:t xml:space="preserve">BASF knew or should have known that ethylene oxide exposure significantly increases the risk of breast cancer, lymphoid cancers, and other malignancies.</w:t>
-      </w:r>
-    </w:p>
-    <w:p>
-      <w:pPr>
-        <w:pStyle w:val="LamdNumbered"/>
+        <w:t xml:space="preserve">BASF</w:t>
+      </w:r>
+      <w:r>
+        <w:t xml:space="preserve"> </w:t>
+      </w:r>
+      <w:r>
+        <w:t xml:space="preserve">knew</w:t>
+      </w:r>
+      <w:r>
+        <w:t xml:space="preserve"> </w:t>
+      </w:r>
+      <w:r>
+        <w:t xml:space="preserve">or</w:t>
+      </w:r>
+      <w:r>
+        <w:t xml:space="preserve"> </w:t>
+      </w:r>
+      <w:r>
+        <w:t xml:space="preserve">should</w:t>
+      </w:r>
+      <w:r>
+        <w:t xml:space="preserve"> </w:t>
+      </w:r>
+      <w:r>
+        <w:t xml:space="preserve">have</w:t>
+      </w:r>
+      <w:r>
+        <w:t xml:space="preserve"> </w:t>
+      </w:r>
+      <w:r>
+        <w:t xml:space="preserve">known</w:t>
+      </w:r>
+      <w:r>
+        <w:t xml:space="preserve"> </w:t>
+      </w:r>
+      <w:r>
+        <w:t xml:space="preserve">that</w:t>
+      </w:r>
+      <w:r>
+        <w:t xml:space="preserve"> </w:t>
+      </w:r>
+      <w:r>
+        <w:t xml:space="preserve">ethylene</w:t>
+      </w:r>
+      <w:r>
+        <w:t xml:space="preserve"> </w:t>
+      </w:r>
+      <w:r>
+        <w:t xml:space="preserve">oxide</w:t>
+      </w:r>
+      <w:r>
+        <w:t xml:space="preserve"> </w:t>
+      </w:r>
+      <w:r>
+        <w:t xml:space="preserve">exposure</w:t>
+      </w:r>
+      <w:r>
+        <w:t xml:space="preserve"> </w:t>
+      </w:r>
+      <w:r>
+        <w:t xml:space="preserve">significantly</w:t>
+      </w:r>
+      <w:r>
+        <w:t xml:space="preserve"> </w:t>
+      </w:r>
+      <w:r>
+        <w:t xml:space="preserve">increases</w:t>
+      </w:r>
+      <w:r>
+        <w:t xml:space="preserve"> </w:t>
+      </w:r>
+      <w:r>
+        <w:t xml:space="preserve">the</w:t>
+      </w:r>
+      <w:r>
+        <w:t xml:space="preserve"> </w:t>
+      </w:r>
+      <w:r>
+        <w:t xml:space="preserve">risk</w:t>
+      </w:r>
+      <w:r>
+        <w:t xml:space="preserve"> </w:t>
+      </w:r>
+      <w:r>
+        <w:t xml:space="preserve">of</w:t>
+      </w:r>
+      <w:r>
+        <w:t xml:space="preserve"> </w:t>
+      </w:r>
+      <w:r>
+        <w:t xml:space="preserve">breast</w:t>
+      </w:r>
+      <w:r>
+        <w:t xml:space="preserve"> </w:t>
+      </w:r>
+      <w:r>
+        <w:t xml:space="preserve">cancer,</w:t>
+      </w:r>
+      <w:r>
+        <w:t xml:space="preserve"> </w:t>
+      </w:r>
+      <w:r>
+        <w:t xml:space="preserve">lymphoid</w:t>
+      </w:r>
+      <w:r>
+        <w:t xml:space="preserve"> </w:t>
+      </w:r>
+      <w:r>
+        <w:t xml:space="preserve">cancers,</w:t>
+      </w:r>
+      <w:r>
+        <w:t xml:space="preserve"> </w:t>
+      </w:r>
+      <w:r>
+        <w:t xml:space="preserve">and</w:t>
+      </w:r>
+      <w:r>
+        <w:t xml:space="preserve"> </w:t>
+      </w:r>
+      <w:r>
+        <w:t xml:space="preserve">other</w:t>
+      </w:r>
+      <w:r>
+        <w:t xml:space="preserve"> </w:t>
+      </w:r>
+      <w:r>
+        <w:t xml:space="preserve">malignancies.</w:t>
+      </w:r>
+    </w:p>
+    <w:p>
+      <w:pPr>
+        <w:pStyle w:val="NumberedParagraph"/>
       </w:pPr>
       <w:r>
         <w:t xml:space="preserve">17.</w:t>
@@ -490,12 +3467,120 @@
         <w:tab/>
       </w:r>
       <w:r>
-        <w:t xml:space="preserve">BASF failed to implement feasible engineering controls, failed to warn employees, and failed to reduce emissions despite available technology.</w:t>
-      </w:r>
-    </w:p>
-    <w:p>
-      <w:pPr>
-        <w:pStyle w:val="LamdNumbered"/>
+        <w:t xml:space="preserve">BASF</w:t>
+      </w:r>
+      <w:r>
+        <w:t xml:space="preserve"> </w:t>
+      </w:r>
+      <w:r>
+        <w:t xml:space="preserve">failed</w:t>
+      </w:r>
+      <w:r>
+        <w:t xml:space="preserve"> </w:t>
+      </w:r>
+      <w:r>
+        <w:t xml:space="preserve">to</w:t>
+      </w:r>
+      <w:r>
+        <w:t xml:space="preserve"> </w:t>
+      </w:r>
+      <w:r>
+        <w:t xml:space="preserve">implement</w:t>
+      </w:r>
+      <w:r>
+        <w:t xml:space="preserve"> </w:t>
+      </w:r>
+      <w:r>
+        <w:t xml:space="preserve">feasible</w:t>
+      </w:r>
+      <w:r>
+        <w:t xml:space="preserve"> </w:t>
+      </w:r>
+      <w:r>
+        <w:t xml:space="preserve">engineering</w:t>
+      </w:r>
+      <w:r>
+        <w:t xml:space="preserve"> </w:t>
+      </w:r>
+      <w:r>
+        <w:t xml:space="preserve">controls,</w:t>
+      </w:r>
+      <w:r>
+        <w:t xml:space="preserve"> </w:t>
+      </w:r>
+      <w:r>
+        <w:t xml:space="preserve">failed</w:t>
+      </w:r>
+      <w:r>
+        <w:t xml:space="preserve"> </w:t>
+      </w:r>
+      <w:r>
+        <w:t xml:space="preserve">to</w:t>
+      </w:r>
+      <w:r>
+        <w:t xml:space="preserve"> </w:t>
+      </w:r>
+      <w:r>
+        <w:t xml:space="preserve">warn</w:t>
+      </w:r>
+      <w:r>
+        <w:t xml:space="preserve"> </w:t>
+      </w:r>
+      <w:r>
+        <w:t xml:space="preserve">employees,</w:t>
+      </w:r>
+      <w:r>
+        <w:t xml:space="preserve"> </w:t>
+      </w:r>
+      <w:r>
+        <w:t xml:space="preserve">and</w:t>
+      </w:r>
+      <w:r>
+        <w:t xml:space="preserve"> </w:t>
+      </w:r>
+      <w:r>
+        <w:t xml:space="preserve">failed</w:t>
+      </w:r>
+      <w:r>
+        <w:t xml:space="preserve"> </w:t>
+      </w:r>
+      <w:r>
+        <w:t xml:space="preserve">to</w:t>
+      </w:r>
+      <w:r>
+        <w:t xml:space="preserve"> </w:t>
+      </w:r>
+      <w:r>
+        <w:t xml:space="preserve">reduce</w:t>
+      </w:r>
+      <w:r>
+        <w:t xml:space="preserve"> </w:t>
+      </w:r>
+      <w:r>
+        <w:t xml:space="preserve">emissions</w:t>
+      </w:r>
+      <w:r>
+        <w:t xml:space="preserve"> </w:t>
+      </w:r>
+      <w:r>
+        <w:t xml:space="preserve">despite</w:t>
+      </w:r>
+      <w:r>
+        <w:t xml:space="preserve"> </w:t>
+      </w:r>
+      <w:r>
+        <w:t xml:space="preserve">available</w:t>
+      </w:r>
+      <w:r>
+        <w:t xml:space="preserve"> </w:t>
+      </w:r>
+      <w:r>
+        <w:t xml:space="preserve">technology.</w:t>
+      </w:r>
+    </w:p>
+    <w:p>
+      <w:pPr>
+        <w:pStyle w:val="NumberedParagraph"/>
       </w:pPr>
       <w:r>
         <w:t xml:space="preserve">18.</w:t>
@@ -504,32 +3589,226 @@
         <w:tab/>
       </w:r>
       <w:r>
-        <w:t xml:space="preserve">BASF’s conduct demonstrated reckless disregard for the health and safety of its employees and the surrounding community.</w:t>
+        <w:t xml:space="preserve">BASF’s</w:t>
+      </w:r>
+      <w:r>
+        <w:t xml:space="preserve"> </w:t>
+      </w:r>
+      <w:r>
+        <w:t xml:space="preserve">conduct</w:t>
+      </w:r>
+      <w:r>
+        <w:t xml:space="preserve"> </w:t>
+      </w:r>
+      <w:r>
+        <w:t xml:space="preserve">demonstrated</w:t>
+      </w:r>
+      <w:r>
+        <w:t xml:space="preserve"> </w:t>
+      </w:r>
+      <w:r>
+        <w:t xml:space="preserve">reckless</w:t>
+      </w:r>
+      <w:r>
+        <w:t xml:space="preserve"> </w:t>
+      </w:r>
+      <w:r>
+        <w:t xml:space="preserve">disregard</w:t>
+      </w:r>
+      <w:r>
+        <w:t xml:space="preserve"> </w:t>
+      </w:r>
+      <w:r>
+        <w:t xml:space="preserve">for</w:t>
+      </w:r>
+      <w:r>
+        <w:t xml:space="preserve"> </w:t>
+      </w:r>
+      <w:r>
+        <w:t xml:space="preserve">the</w:t>
+      </w:r>
+      <w:r>
+        <w:t xml:space="preserve"> </w:t>
+      </w:r>
+      <w:r>
+        <w:t xml:space="preserve">health</w:t>
+      </w:r>
+      <w:r>
+        <w:t xml:space="preserve"> </w:t>
+      </w:r>
+      <w:r>
+        <w:t xml:space="preserve">and</w:t>
+      </w:r>
+      <w:r>
+        <w:t xml:space="preserve"> </w:t>
+      </w:r>
+      <w:r>
+        <w:t xml:space="preserve">safety</w:t>
+      </w:r>
+      <w:r>
+        <w:t xml:space="preserve"> </w:t>
+      </w:r>
+      <w:r>
+        <w:t xml:space="preserve">of</w:t>
+      </w:r>
+      <w:r>
+        <w:t xml:space="preserve"> </w:t>
+      </w:r>
+      <w:r>
+        <w:t xml:space="preserve">its</w:t>
+      </w:r>
+      <w:r>
+        <w:t xml:space="preserve"> </w:t>
+      </w:r>
+      <w:r>
+        <w:t xml:space="preserve">employees</w:t>
+      </w:r>
+      <w:r>
+        <w:t xml:space="preserve"> </w:t>
+      </w:r>
+      <w:r>
+        <w:t xml:space="preserve">and</w:t>
+      </w:r>
+      <w:r>
+        <w:t xml:space="preserve"> </w:t>
+      </w:r>
+      <w:r>
+        <w:t xml:space="preserve">the</w:t>
+      </w:r>
+      <w:r>
+        <w:t xml:space="preserve"> </w:t>
+      </w:r>
+      <w:r>
+        <w:t xml:space="preserve">surrounding</w:t>
+      </w:r>
+      <w:r>
+        <w:t xml:space="preserve"> </w:t>
+      </w:r>
+      <w:r>
+        <w:t xml:space="preserve">community.</w:t>
       </w:r>
     </w:p>
     <w:p>
       <w:pPr>
         <w:pStyle w:val="Heading1"/>
-      </w:pPr>
-      <w:bookmarkStart w:id="17" w:name="_d581b65b9bd68ee823bff59cbfd3324231b03cd"/>
-      <w:r>
-        <w:t xml:space="preserve">IV. CAUSES OF ACTION</w:t>
-      </w:r>
-      <w:bookmarkEnd w:id="17"/>
+        <w:keepNext/>
+        <w:keepLines/>
+        <w:spacing w:before="0" w:after="0" w:line="480" w:lineRule="exact"/>
+        <w:ind w:left="0" w:firstLine="0"/>
+        <w:jc w:val="center"/>
+      </w:pPr>
+      <w:r>
+        <w:rPr>
+          <w:b/>
+          <w:bCs/>
+        </w:rPr>
+        <w:t xml:space="preserve">IV.</w:t>
+      </w:r>
+      <w:r>
+        <w:rPr>
+          <w:b/>
+          <w:bCs/>
+        </w:rPr>
+        <w:t xml:space="preserve"> </w:t>
+      </w:r>
+      <w:r>
+        <w:rPr>
+          <w:b/>
+          <w:bCs/>
+        </w:rPr>
+        <w:t xml:space="preserve">CAUSES</w:t>
+      </w:r>
+      <w:r>
+        <w:rPr>
+          <w:b/>
+          <w:bCs/>
+        </w:rPr>
+        <w:t xml:space="preserve"> </w:t>
+      </w:r>
+      <w:r>
+        <w:rPr>
+          <w:b/>
+          <w:bCs/>
+        </w:rPr>
+        <w:t xml:space="preserve">OF</w:t>
+      </w:r>
+      <w:r>
+        <w:rPr>
+          <w:b/>
+          <w:bCs/>
+        </w:rPr>
+        <w:t xml:space="preserve"> </w:t>
+      </w:r>
+      <w:r>
+        <w:rPr>
+          <w:b/>
+          <w:bCs/>
+        </w:rPr>
+        <w:t xml:space="preserve">ACTION</w:t>
+      </w:r>
     </w:p>
     <w:p>
       <w:pPr>
         <w:pStyle w:val="Heading2"/>
-      </w:pPr>
-      <w:bookmarkStart w:id="18" w:name="_e897acbca38f3d973c7d9d0e2a207237ab3bc26"/>
-      <w:r>
-        <w:t xml:space="preserve">COUNT 1 – NEGLIGENCE</w:t>
-      </w:r>
-      <w:bookmarkEnd w:id="18"/>
-    </w:p>
-    <w:p>
-      <w:pPr>
-        <w:pStyle w:val="LamdNumbered"/>
+        <w:keepNext/>
+        <w:keepLines/>
+        <w:spacing w:before="0" w:after="0" w:line="480" w:lineRule="exact"/>
+        <w:ind w:left="0" w:firstLine="0"/>
+        <w:jc w:val="center"/>
+      </w:pPr>
+      <w:r>
+        <w:rPr>
+          <w:b/>
+          <w:bCs/>
+        </w:rPr>
+        <w:t xml:space="preserve">COUNT</w:t>
+      </w:r>
+      <w:r>
+        <w:rPr>
+          <w:b/>
+          <w:bCs/>
+        </w:rPr>
+        <w:t xml:space="preserve"> </w:t>
+      </w:r>
+      <w:r>
+        <w:rPr>
+          <w:b/>
+          <w:bCs/>
+        </w:rPr>
+        <w:t xml:space="preserve">1</w:t>
+      </w:r>
+      <w:r>
+        <w:rPr>
+          <w:b/>
+          <w:bCs/>
+        </w:rPr>
+        <w:t xml:space="preserve"> </w:t>
+      </w:r>
+      <w:r>
+        <w:rPr>
+          <w:b/>
+          <w:bCs/>
+        </w:rPr>
+        <w:t xml:space="preserve">–</w:t>
+      </w:r>
+      <w:r>
+        <w:rPr>
+          <w:b/>
+          <w:bCs/>
+        </w:rPr>
+        <w:t xml:space="preserve"> </w:t>
+      </w:r>
+      <w:r>
+        <w:rPr>
+          <w:b/>
+          <w:bCs/>
+        </w:rPr>
+        <w:t xml:space="preserve">NEGLIGENCE</w:t>
+      </w:r>
+    </w:p>
+    <w:p>
+      <w:pPr>
+        <w:pStyle w:val="NumberedParagraph"/>
       </w:pPr>
       <w:r>
         <w:t xml:space="preserve">19.</w:t>
@@ -538,12 +3817,36 @@
         <w:tab/>
       </w:r>
       <w:r>
-        <w:t xml:space="preserve">Plaintiff incorporates all preceding paragraphs.</w:t>
-      </w:r>
-    </w:p>
-    <w:p>
-      <w:pPr>
-        <w:pStyle w:val="LamdNumbered"/>
+        <w:t xml:space="preserve">Plaintiff</w:t>
+      </w:r>
+      <w:r>
+        <w:t xml:space="preserve"> </w:t>
+      </w:r>
+      <w:r>
+        <w:t xml:space="preserve">incorporates</w:t>
+      </w:r>
+      <w:r>
+        <w:t xml:space="preserve"> </w:t>
+      </w:r>
+      <w:r>
+        <w:t xml:space="preserve">all</w:t>
+      </w:r>
+      <w:r>
+        <w:t xml:space="preserve"> </w:t>
+      </w:r>
+      <w:r>
+        <w:t xml:space="preserve">preceding</w:t>
+      </w:r>
+      <w:r>
+        <w:t xml:space="preserve"> </w:t>
+      </w:r>
+      <w:r>
+        <w:t xml:space="preserve">paragraphs.</w:t>
+      </w:r>
+    </w:p>
+    <w:p>
+      <w:pPr>
+        <w:pStyle w:val="NumberedParagraph"/>
       </w:pPr>
       <w:r>
         <w:t xml:space="preserve">20.</w:t>
@@ -552,12 +3855,144 @@
         <w:tab/>
       </w:r>
       <w:r>
-        <w:t xml:space="preserve">BASF owed Plaintiff a duty to provide a safe workplace, to warn of known hazards, and to prevent harmful exposure to carcinogenic chemicals.</w:t>
-      </w:r>
-    </w:p>
-    <w:p>
-      <w:pPr>
-        <w:pStyle w:val="LamdNumbered"/>
+        <w:t xml:space="preserve">BASF</w:t>
+      </w:r>
+      <w:r>
+        <w:t xml:space="preserve"> </w:t>
+      </w:r>
+      <w:r>
+        <w:t xml:space="preserve">owed</w:t>
+      </w:r>
+      <w:r>
+        <w:t xml:space="preserve"> </w:t>
+      </w:r>
+      <w:r>
+        <w:t xml:space="preserve">Plaintiff</w:t>
+      </w:r>
+      <w:r>
+        <w:t xml:space="preserve"> </w:t>
+      </w:r>
+      <w:r>
+        <w:t xml:space="preserve">a</w:t>
+      </w:r>
+      <w:r>
+        <w:t xml:space="preserve"> </w:t>
+      </w:r>
+      <w:r>
+        <w:t xml:space="preserve">duty</w:t>
+      </w:r>
+      <w:r>
+        <w:t xml:space="preserve"> </w:t>
+      </w:r>
+      <w:r>
+        <w:t xml:space="preserve">to</w:t>
+      </w:r>
+      <w:r>
+        <w:t xml:space="preserve"> </w:t>
+      </w:r>
+      <w:r>
+        <w:t xml:space="preserve">provide</w:t>
+      </w:r>
+      <w:r>
+        <w:t xml:space="preserve"> </w:t>
+      </w:r>
+      <w:r>
+        <w:t xml:space="preserve">a</w:t>
+      </w:r>
+      <w:r>
+        <w:t xml:space="preserve"> </w:t>
+      </w:r>
+      <w:r>
+        <w:t xml:space="preserve">safe</w:t>
+      </w:r>
+      <w:r>
+        <w:t xml:space="preserve"> </w:t>
+      </w:r>
+      <w:r>
+        <w:t xml:space="preserve">workplace,</w:t>
+      </w:r>
+      <w:r>
+        <w:t xml:space="preserve"> </w:t>
+      </w:r>
+      <w:r>
+        <w:t xml:space="preserve">to</w:t>
+      </w:r>
+      <w:r>
+        <w:t xml:space="preserve"> </w:t>
+      </w:r>
+      <w:r>
+        <w:t xml:space="preserve">warn</w:t>
+      </w:r>
+      <w:r>
+        <w:t xml:space="preserve"> </w:t>
+      </w:r>
+      <w:r>
+        <w:t xml:space="preserve">of</w:t>
+      </w:r>
+      <w:r>
+        <w:t xml:space="preserve"> </w:t>
+      </w:r>
+      <w:r>
+        <w:t xml:space="preserve">known</w:t>
+      </w:r>
+      <w:r>
+        <w:t xml:space="preserve"> </w:t>
+      </w:r>
+      <w:r>
+        <w:t xml:space="preserve">hazards,</w:t>
+      </w:r>
+      <w:r>
+        <w:t xml:space="preserve"> </w:t>
+      </w:r>
+      <w:r>
+        <w:t xml:space="preserve">and</w:t>
+      </w:r>
+      <w:r>
+        <w:t xml:space="preserve"> </w:t>
+      </w:r>
+      <w:r>
+        <w:t xml:space="preserve">to</w:t>
+      </w:r>
+      <w:r>
+        <w:t xml:space="preserve"> </w:t>
+      </w:r>
+      <w:r>
+        <w:t xml:space="preserve">prevent</w:t>
+      </w:r>
+      <w:r>
+        <w:t xml:space="preserve"> </w:t>
+      </w:r>
+      <w:r>
+        <w:t xml:space="preserve">harmful</w:t>
+      </w:r>
+      <w:r>
+        <w:t xml:space="preserve"> </w:t>
+      </w:r>
+      <w:r>
+        <w:t xml:space="preserve">exposure</w:t>
+      </w:r>
+      <w:r>
+        <w:t xml:space="preserve"> </w:t>
+      </w:r>
+      <w:r>
+        <w:t xml:space="preserve">to</w:t>
+      </w:r>
+      <w:r>
+        <w:t xml:space="preserve"> </w:t>
+      </w:r>
+      <w:r>
+        <w:t xml:space="preserve">carcinogenic</w:t>
+      </w:r>
+      <w:r>
+        <w:t xml:space="preserve"> </w:t>
+      </w:r>
+      <w:r>
+        <w:t xml:space="preserve">chemicals.</w:t>
+      </w:r>
+    </w:p>
+    <w:p>
+      <w:pPr>
+        <w:pStyle w:val="NumberedParagraph"/>
       </w:pPr>
       <w:r>
         <w:t xml:space="preserve">21.</w:t>
@@ -566,12 +4001,132 @@
         <w:tab/>
       </w:r>
       <w:r>
-        <w:t xml:space="preserve">BASF breached these duties by failing to control EtO emissions, failing to warn Plaintiff, and failing to implement adequate safety measures.</w:t>
-      </w:r>
-    </w:p>
-    <w:p>
-      <w:pPr>
-        <w:pStyle w:val="LamdNumbered"/>
+        <w:t xml:space="preserve">BASF</w:t>
+      </w:r>
+      <w:r>
+        <w:t xml:space="preserve"> </w:t>
+      </w:r>
+      <w:r>
+        <w:t xml:space="preserve">breached</w:t>
+      </w:r>
+      <w:r>
+        <w:t xml:space="preserve"> </w:t>
+      </w:r>
+      <w:r>
+        <w:t xml:space="preserve">these</w:t>
+      </w:r>
+      <w:r>
+        <w:t xml:space="preserve"> </w:t>
+      </w:r>
+      <w:r>
+        <w:t xml:space="preserve">duties</w:t>
+      </w:r>
+      <w:r>
+        <w:t xml:space="preserve"> </w:t>
+      </w:r>
+      <w:r>
+        <w:t xml:space="preserve">by</w:t>
+      </w:r>
+      <w:r>
+        <w:t xml:space="preserve"> </w:t>
+      </w:r>
+      <w:r>
+        <w:t xml:space="preserve">failing</w:t>
+      </w:r>
+      <w:r>
+        <w:t xml:space="preserve"> </w:t>
+      </w:r>
+      <w:r>
+        <w:t xml:space="preserve">to</w:t>
+      </w:r>
+      <w:r>
+        <w:t xml:space="preserve"> </w:t>
+      </w:r>
+      <w:r>
+        <w:t xml:space="preserve">control</w:t>
+      </w:r>
+      <w:r>
+        <w:t xml:space="preserve"> </w:t>
+      </w:r>
+      <w:r>
+        <w:t xml:space="preserve">EtO</w:t>
+      </w:r>
+      <w:r>
+        <w:t xml:space="preserve"> </w:t>
+      </w:r>
+      <w:r>
+        <w:t xml:space="preserve">emissions,</w:t>
+      </w:r>
+      <w:r>
+        <w:t xml:space="preserve"> </w:t>
+      </w:r>
+      <w:r>
+        <w:t xml:space="preserve">failing</w:t>
+      </w:r>
+      <w:r>
+        <w:t xml:space="preserve"> </w:t>
+      </w:r>
+      <w:r>
+        <w:t xml:space="preserve">to</w:t>
+      </w:r>
+      <w:r>
+        <w:t xml:space="preserve"> </w:t>
+      </w:r>
+      <w:r>
+        <w:t xml:space="preserve">warn</w:t>
+      </w:r>
+      <w:r>
+        <w:t xml:space="preserve"> </w:t>
+      </w:r>
+      <w:r>
+        <w:t xml:space="preserve">Plaintiff,</w:t>
+      </w:r>
+      <w:r>
+        <w:t xml:space="preserve"> </w:t>
+      </w:r>
+      <w:r>
+        <w:t xml:space="preserve">and</w:t>
+      </w:r>
+      <w:r>
+        <w:t xml:space="preserve"> </w:t>
+      </w:r>
+      <w:r>
+        <w:t xml:space="preserve">failing</w:t>
+      </w:r>
+      <w:r>
+        <w:t xml:space="preserve"> </w:t>
+      </w:r>
+      <w:r>
+        <w:t xml:space="preserve">to</w:t>
+      </w:r>
+      <w:r>
+        <w:t xml:space="preserve"> </w:t>
+      </w:r>
+      <w:r>
+        <w:t xml:space="preserve">implement</w:t>
+      </w:r>
+      <w:r>
+        <w:t xml:space="preserve"> </w:t>
+      </w:r>
+      <w:r>
+        <w:t xml:space="preserve">adequate</w:t>
+      </w:r>
+      <w:r>
+        <w:t xml:space="preserve"> </w:t>
+      </w:r>
+      <w:r>
+        <w:t xml:space="preserve">safety</w:t>
+      </w:r>
+      <w:r>
+        <w:t xml:space="preserve"> </w:t>
+      </w:r>
+      <w:r>
+        <w:t xml:space="preserve">measures.</w:t>
+      </w:r>
+    </w:p>
+    <w:p>
+      <w:pPr>
+        <w:pStyle w:val="NumberedParagraph"/>
       </w:pPr>
       <w:r>
         <w:t xml:space="preserve">22.</w:t>
@@ -580,22 +4135,191 @@
         <w:tab/>
       </w:r>
       <w:r>
-        <w:t xml:space="preserve">BASF’s negligence was the direct and proximate cause of Plaintiff’s cancer and resulting injuries.</w:t>
+        <w:t xml:space="preserve">BASF’s</w:t>
+      </w:r>
+      <w:r>
+        <w:t xml:space="preserve"> </w:t>
+      </w:r>
+      <w:r>
+        <w:t xml:space="preserve">negligence</w:t>
+      </w:r>
+      <w:r>
+        <w:t xml:space="preserve"> </w:t>
+      </w:r>
+      <w:r>
+        <w:t xml:space="preserve">was</w:t>
+      </w:r>
+      <w:r>
+        <w:t xml:space="preserve"> </w:t>
+      </w:r>
+      <w:r>
+        <w:t xml:space="preserve">the</w:t>
+      </w:r>
+      <w:r>
+        <w:t xml:space="preserve"> </w:t>
+      </w:r>
+      <w:r>
+        <w:t xml:space="preserve">direct</w:t>
+      </w:r>
+      <w:r>
+        <w:t xml:space="preserve"> </w:t>
+      </w:r>
+      <w:r>
+        <w:t xml:space="preserve">and</w:t>
+      </w:r>
+      <w:r>
+        <w:t xml:space="preserve"> </w:t>
+      </w:r>
+      <w:r>
+        <w:t xml:space="preserve">proximate</w:t>
+      </w:r>
+      <w:r>
+        <w:t xml:space="preserve"> </w:t>
+      </w:r>
+      <w:r>
+        <w:t xml:space="preserve">cause</w:t>
+      </w:r>
+      <w:r>
+        <w:t xml:space="preserve"> </w:t>
+      </w:r>
+      <w:r>
+        <w:t xml:space="preserve">of</w:t>
+      </w:r>
+      <w:r>
+        <w:t xml:space="preserve"> </w:t>
+      </w:r>
+      <w:r>
+        <w:t xml:space="preserve">Plaintiff’s</w:t>
+      </w:r>
+      <w:r>
+        <w:t xml:space="preserve"> </w:t>
+      </w:r>
+      <w:r>
+        <w:t xml:space="preserve">cancer</w:t>
+      </w:r>
+      <w:r>
+        <w:t xml:space="preserve"> </w:t>
+      </w:r>
+      <w:r>
+        <w:t xml:space="preserve">and</w:t>
+      </w:r>
+      <w:r>
+        <w:t xml:space="preserve"> </w:t>
+      </w:r>
+      <w:r>
+        <w:t xml:space="preserve">resulting</w:t>
+      </w:r>
+      <w:r>
+        <w:t xml:space="preserve"> </w:t>
+      </w:r>
+      <w:r>
+        <w:t xml:space="preserve">injuries.</w:t>
       </w:r>
     </w:p>
     <w:p>
       <w:pPr>
         <w:pStyle w:val="Heading2"/>
-      </w:pPr>
-      <w:bookmarkStart w:id="19" w:name="_0c568ba26e01307bdb2d5eb1d834a9ad0ba3a1b"/>
-      <w:r>
-        <w:t xml:space="preserve">COUNT 2 – STRICT LIABILITY (ULTRAHAZARDOUS ACTIVITY)</w:t>
-      </w:r>
-      <w:bookmarkEnd w:id="19"/>
-    </w:p>
-    <w:p>
-      <w:pPr>
-        <w:pStyle w:val="LamdNumbered"/>
+        <w:keepNext/>
+        <w:keepLines/>
+        <w:spacing w:before="0" w:after="0" w:line="480" w:lineRule="exact"/>
+        <w:ind w:left="0" w:firstLine="0"/>
+        <w:jc w:val="center"/>
+      </w:pPr>
+      <w:r>
+        <w:rPr>
+          <w:b/>
+          <w:bCs/>
+        </w:rPr>
+        <w:t xml:space="preserve">COUNT</w:t>
+      </w:r>
+      <w:r>
+        <w:rPr>
+          <w:b/>
+          <w:bCs/>
+        </w:rPr>
+        <w:t xml:space="preserve"> </w:t>
+      </w:r>
+      <w:r>
+        <w:rPr>
+          <w:b/>
+          <w:bCs/>
+        </w:rPr>
+        <w:t xml:space="preserve">2</w:t>
+      </w:r>
+      <w:r>
+        <w:rPr>
+          <w:b/>
+          <w:bCs/>
+        </w:rPr>
+        <w:t xml:space="preserve"> </w:t>
+      </w:r>
+      <w:r>
+        <w:rPr>
+          <w:b/>
+          <w:bCs/>
+        </w:rPr>
+        <w:t xml:space="preserve">–</w:t>
+      </w:r>
+      <w:r>
+        <w:rPr>
+          <w:b/>
+          <w:bCs/>
+        </w:rPr>
+        <w:t xml:space="preserve"> </w:t>
+      </w:r>
+      <w:r>
+        <w:rPr>
+          <w:b/>
+          <w:bCs/>
+        </w:rPr>
+        <w:t xml:space="preserve">STRICT</w:t>
+      </w:r>
+      <w:r>
+        <w:rPr>
+          <w:b/>
+          <w:bCs/>
+        </w:rPr>
+        <w:t xml:space="preserve"> </w:t>
+      </w:r>
+      <w:r>
+        <w:rPr>
+          <w:b/>
+          <w:bCs/>
+        </w:rPr>
+        <w:t xml:space="preserve">LIABILITY</w:t>
+      </w:r>
+      <w:r>
+        <w:rPr>
+          <w:b/>
+          <w:bCs/>
+        </w:rPr>
+        <w:t xml:space="preserve"> </w:t>
+      </w:r>
+      <w:r>
+        <w:rPr>
+          <w:b/>
+          <w:bCs/>
+        </w:rPr>
+        <w:t xml:space="preserve">(ULTRAHAZARDOUS</w:t>
+      </w:r>
+      <w:r>
+        <w:rPr>
+          <w:b/>
+          <w:bCs/>
+        </w:rPr>
+        <w:t xml:space="preserve"> </w:t>
+      </w:r>
+      <w:r>
+        <w:rPr>
+          <w:b/>
+          <w:bCs/>
+        </w:rPr>
+        <w:t xml:space="preserve">ACTIVITY)</w:t>
+      </w:r>
+    </w:p>
+    <w:p>
+      <w:pPr>
+        <w:pStyle w:val="NumberedParagraph"/>
       </w:pPr>
       <w:r>
         <w:t xml:space="preserve">23.</w:t>
@@ -604,12 +4328,36 @@
         <w:tab/>
       </w:r>
       <w:r>
-        <w:t xml:space="preserve">Plaintiff incorporates all preceding paragraphs.</w:t>
-      </w:r>
-    </w:p>
-    <w:p>
-      <w:pPr>
-        <w:pStyle w:val="LamdNumbered"/>
+        <w:t xml:space="preserve">Plaintiff</w:t>
+      </w:r>
+      <w:r>
+        <w:t xml:space="preserve"> </w:t>
+      </w:r>
+      <w:r>
+        <w:t xml:space="preserve">incorporates</w:t>
+      </w:r>
+      <w:r>
+        <w:t xml:space="preserve"> </w:t>
+      </w:r>
+      <w:r>
+        <w:t xml:space="preserve">all</w:t>
+      </w:r>
+      <w:r>
+        <w:t xml:space="preserve"> </w:t>
+      </w:r>
+      <w:r>
+        <w:t xml:space="preserve">preceding</w:t>
+      </w:r>
+      <w:r>
+        <w:t xml:space="preserve"> </w:t>
+      </w:r>
+      <w:r>
+        <w:t xml:space="preserve">paragraphs.</w:t>
+      </w:r>
+    </w:p>
+    <w:p>
+      <w:pPr>
+        <w:pStyle w:val="NumberedParagraph"/>
       </w:pPr>
       <w:r>
         <w:t xml:space="preserve">24.</w:t>
@@ -618,12 +4366,114 @@
         <w:tab/>
       </w:r>
       <w:r>
-        <w:t xml:space="preserve">The manufacture and emission of ethylene oxide is an ultrahazardous activity that poses unavoidable risks of serious harm.</w:t>
-      </w:r>
-    </w:p>
-    <w:p>
-      <w:pPr>
-        <w:pStyle w:val="LamdNumbered"/>
+        <w:t xml:space="preserve">The</w:t>
+      </w:r>
+      <w:r>
+        <w:t xml:space="preserve"> </w:t>
+      </w:r>
+      <w:r>
+        <w:t xml:space="preserve">manufacture</w:t>
+      </w:r>
+      <w:r>
+        <w:t xml:space="preserve"> </w:t>
+      </w:r>
+      <w:r>
+        <w:t xml:space="preserve">and</w:t>
+      </w:r>
+      <w:r>
+        <w:t xml:space="preserve"> </w:t>
+      </w:r>
+      <w:r>
+        <w:t xml:space="preserve">emission</w:t>
+      </w:r>
+      <w:r>
+        <w:t xml:space="preserve"> </w:t>
+      </w:r>
+      <w:r>
+        <w:t xml:space="preserve">of</w:t>
+      </w:r>
+      <w:r>
+        <w:t xml:space="preserve"> </w:t>
+      </w:r>
+      <w:r>
+        <w:t xml:space="preserve">ethylene</w:t>
+      </w:r>
+      <w:r>
+        <w:t xml:space="preserve"> </w:t>
+      </w:r>
+      <w:r>
+        <w:t xml:space="preserve">oxide</w:t>
+      </w:r>
+      <w:r>
+        <w:t xml:space="preserve"> </w:t>
+      </w:r>
+      <w:r>
+        <w:t xml:space="preserve">is</w:t>
+      </w:r>
+      <w:r>
+        <w:t xml:space="preserve"> </w:t>
+      </w:r>
+      <w:r>
+        <w:t xml:space="preserve">an</w:t>
+      </w:r>
+      <w:r>
+        <w:t xml:space="preserve"> </w:t>
+      </w:r>
+      <w:r>
+        <w:t xml:space="preserve">ultrahazardous</w:t>
+      </w:r>
+      <w:r>
+        <w:t xml:space="preserve"> </w:t>
+      </w:r>
+      <w:r>
+        <w:t xml:space="preserve">activity</w:t>
+      </w:r>
+      <w:r>
+        <w:t xml:space="preserve"> </w:t>
+      </w:r>
+      <w:r>
+        <w:t xml:space="preserve">that</w:t>
+      </w:r>
+      <w:r>
+        <w:t xml:space="preserve"> </w:t>
+      </w:r>
+      <w:r>
+        <w:t xml:space="preserve">poses</w:t>
+      </w:r>
+      <w:r>
+        <w:t xml:space="preserve"> </w:t>
+      </w:r>
+      <w:r>
+        <w:t xml:space="preserve">unavoidable</w:t>
+      </w:r>
+      <w:r>
+        <w:t xml:space="preserve"> </w:t>
+      </w:r>
+      <w:r>
+        <w:t xml:space="preserve">risks</w:t>
+      </w:r>
+      <w:r>
+        <w:t xml:space="preserve"> </w:t>
+      </w:r>
+      <w:r>
+        <w:t xml:space="preserve">of</w:t>
+      </w:r>
+      <w:r>
+        <w:t xml:space="preserve"> </w:t>
+      </w:r>
+      <w:r>
+        <w:t xml:space="preserve">serious</w:t>
+      </w:r>
+      <w:r>
+        <w:t xml:space="preserve"> </w:t>
+      </w:r>
+      <w:r>
+        <w:t xml:space="preserve">harm.</w:t>
+      </w:r>
+    </w:p>
+    <w:p>
+      <w:pPr>
+        <w:pStyle w:val="NumberedParagraph"/>
       </w:pPr>
       <w:r>
         <w:t xml:space="preserve">25.</w:t>
@@ -632,22 +4482,159 @@
         <w:tab/>
       </w:r>
       <w:r>
-        <w:t xml:space="preserve">BASF is strictly liable for damages caused by its EtO emissions.</w:t>
+        <w:t xml:space="preserve">BASF</w:t>
+      </w:r>
+      <w:r>
+        <w:t xml:space="preserve"> </w:t>
+      </w:r>
+      <w:r>
+        <w:t xml:space="preserve">is</w:t>
+      </w:r>
+      <w:r>
+        <w:t xml:space="preserve"> </w:t>
+      </w:r>
+      <w:r>
+        <w:t xml:space="preserve">strictly</w:t>
+      </w:r>
+      <w:r>
+        <w:t xml:space="preserve"> </w:t>
+      </w:r>
+      <w:r>
+        <w:t xml:space="preserve">liable</w:t>
+      </w:r>
+      <w:r>
+        <w:t xml:space="preserve"> </w:t>
+      </w:r>
+      <w:r>
+        <w:t xml:space="preserve">for</w:t>
+      </w:r>
+      <w:r>
+        <w:t xml:space="preserve"> </w:t>
+      </w:r>
+      <w:r>
+        <w:t xml:space="preserve">damages</w:t>
+      </w:r>
+      <w:r>
+        <w:t xml:space="preserve"> </w:t>
+      </w:r>
+      <w:r>
+        <w:t xml:space="preserve">caused</w:t>
+      </w:r>
+      <w:r>
+        <w:t xml:space="preserve"> </w:t>
+      </w:r>
+      <w:r>
+        <w:t xml:space="preserve">by</w:t>
+      </w:r>
+      <w:r>
+        <w:t xml:space="preserve"> </w:t>
+      </w:r>
+      <w:r>
+        <w:t xml:space="preserve">its</w:t>
+      </w:r>
+      <w:r>
+        <w:t xml:space="preserve"> </w:t>
+      </w:r>
+      <w:r>
+        <w:t xml:space="preserve">EtO</w:t>
+      </w:r>
+      <w:r>
+        <w:t xml:space="preserve"> </w:t>
+      </w:r>
+      <w:r>
+        <w:t xml:space="preserve">emissions.</w:t>
       </w:r>
     </w:p>
     <w:p>
       <w:pPr>
         <w:pStyle w:val="Heading2"/>
-      </w:pPr>
-      <w:bookmarkStart w:id="20" w:name="_fcea62f3a011dda5182ed59fa5e9eba2af08bca"/>
-      <w:r>
-        <w:t xml:space="preserve">COUNT 3 – FAILURE TO WARN</w:t>
-      </w:r>
-      <w:bookmarkEnd w:id="20"/>
-    </w:p>
-    <w:p>
-      <w:pPr>
-        <w:pStyle w:val="LamdNumbered"/>
+        <w:keepNext/>
+        <w:keepLines/>
+        <w:spacing w:before="0" w:after="0" w:line="480" w:lineRule="exact"/>
+        <w:ind w:left="0" w:firstLine="0"/>
+        <w:jc w:val="center"/>
+      </w:pPr>
+      <w:r>
+        <w:rPr>
+          <w:b/>
+          <w:bCs/>
+        </w:rPr>
+        <w:t xml:space="preserve">COUNT</w:t>
+      </w:r>
+      <w:r>
+        <w:rPr>
+          <w:b/>
+          <w:bCs/>
+        </w:rPr>
+        <w:t xml:space="preserve"> </w:t>
+      </w:r>
+      <w:r>
+        <w:rPr>
+          <w:b/>
+          <w:bCs/>
+        </w:rPr>
+        <w:t xml:space="preserve">3</w:t>
+      </w:r>
+      <w:r>
+        <w:rPr>
+          <w:b/>
+          <w:bCs/>
+        </w:rPr>
+        <w:t xml:space="preserve"> </w:t>
+      </w:r>
+      <w:r>
+        <w:rPr>
+          <w:b/>
+          <w:bCs/>
+        </w:rPr>
+        <w:t xml:space="preserve">–</w:t>
+      </w:r>
+      <w:r>
+        <w:rPr>
+          <w:b/>
+          <w:bCs/>
+        </w:rPr>
+        <w:t xml:space="preserve"> </w:t>
+      </w:r>
+      <w:r>
+        <w:rPr>
+          <w:b/>
+          <w:bCs/>
+        </w:rPr>
+        <w:t xml:space="preserve">FAILURE</w:t>
+      </w:r>
+      <w:r>
+        <w:rPr>
+          <w:b/>
+          <w:bCs/>
+        </w:rPr>
+        <w:t xml:space="preserve"> </w:t>
+      </w:r>
+      <w:r>
+        <w:rPr>
+          <w:b/>
+          <w:bCs/>
+        </w:rPr>
+        <w:t xml:space="preserve">TO</w:t>
+      </w:r>
+      <w:r>
+        <w:rPr>
+          <w:b/>
+          <w:bCs/>
+        </w:rPr>
+        <w:t xml:space="preserve"> </w:t>
+      </w:r>
+      <w:r>
+        <w:rPr>
+          <w:b/>
+          <w:bCs/>
+        </w:rPr>
+        <w:t xml:space="preserve">WARN</w:t>
+      </w:r>
+    </w:p>
+    <w:p>
+      <w:pPr>
+        <w:pStyle w:val="NumberedParagraph"/>
       </w:pPr>
       <w:r>
         <w:t xml:space="preserve">26.</w:t>
@@ -656,12 +4643,36 @@
         <w:tab/>
       </w:r>
       <w:r>
-        <w:t xml:space="preserve">Plaintiff incorporates all preceding paragraphs.</w:t>
-      </w:r>
-    </w:p>
-    <w:p>
-      <w:pPr>
-        <w:pStyle w:val="LamdNumbered"/>
+        <w:t xml:space="preserve">Plaintiff</w:t>
+      </w:r>
+      <w:r>
+        <w:t xml:space="preserve"> </w:t>
+      </w:r>
+      <w:r>
+        <w:t xml:space="preserve">incorporates</w:t>
+      </w:r>
+      <w:r>
+        <w:t xml:space="preserve"> </w:t>
+      </w:r>
+      <w:r>
+        <w:t xml:space="preserve">all</w:t>
+      </w:r>
+      <w:r>
+        <w:t xml:space="preserve"> </w:t>
+      </w:r>
+      <w:r>
+        <w:t xml:space="preserve">preceding</w:t>
+      </w:r>
+      <w:r>
+        <w:t xml:space="preserve"> </w:t>
+      </w:r>
+      <w:r>
+        <w:t xml:space="preserve">paragraphs.</w:t>
+      </w:r>
+    </w:p>
+    <w:p>
+      <w:pPr>
+        <w:pStyle w:val="NumberedParagraph"/>
       </w:pPr>
       <w:r>
         <w:t xml:space="preserve">27.</w:t>
@@ -670,12 +4681,72 @@
         <w:tab/>
       </w:r>
       <w:r>
-        <w:t xml:space="preserve">BASF knew or should have known that EtO exposure causes cancer.</w:t>
-      </w:r>
-    </w:p>
-    <w:p>
-      <w:pPr>
-        <w:pStyle w:val="LamdNumbered"/>
+        <w:t xml:space="preserve">BASF</w:t>
+      </w:r>
+      <w:r>
+        <w:t xml:space="preserve"> </w:t>
+      </w:r>
+      <w:r>
+        <w:t xml:space="preserve">knew</w:t>
+      </w:r>
+      <w:r>
+        <w:t xml:space="preserve"> </w:t>
+      </w:r>
+      <w:r>
+        <w:t xml:space="preserve">or</w:t>
+      </w:r>
+      <w:r>
+        <w:t xml:space="preserve"> </w:t>
+      </w:r>
+      <w:r>
+        <w:t xml:space="preserve">should</w:t>
+      </w:r>
+      <w:r>
+        <w:t xml:space="preserve"> </w:t>
+      </w:r>
+      <w:r>
+        <w:t xml:space="preserve">have</w:t>
+      </w:r>
+      <w:r>
+        <w:t xml:space="preserve"> </w:t>
+      </w:r>
+      <w:r>
+        <w:t xml:space="preserve">known</w:t>
+      </w:r>
+      <w:r>
+        <w:t xml:space="preserve"> </w:t>
+      </w:r>
+      <w:r>
+        <w:t xml:space="preserve">that</w:t>
+      </w:r>
+      <w:r>
+        <w:t xml:space="preserve"> </w:t>
+      </w:r>
+      <w:r>
+        <w:t xml:space="preserve">EtO</w:t>
+      </w:r>
+      <w:r>
+        <w:t xml:space="preserve"> </w:t>
+      </w:r>
+      <w:r>
+        <w:t xml:space="preserve">exposure</w:t>
+      </w:r>
+      <w:r>
+        <w:t xml:space="preserve"> </w:t>
+      </w:r>
+      <w:r>
+        <w:t xml:space="preserve">causes</w:t>
+      </w:r>
+      <w:r>
+        <w:t xml:space="preserve"> </w:t>
+      </w:r>
+      <w:r>
+        <w:t xml:space="preserve">cancer.</w:t>
+      </w:r>
+    </w:p>
+    <w:p>
+      <w:pPr>
+        <w:pStyle w:val="NumberedParagraph"/>
       </w:pPr>
       <w:r>
         <w:t xml:space="preserve">28.</w:t>
@@ -684,22 +4755,127 @@
         <w:tab/>
       </w:r>
       <w:r>
-        <w:t xml:space="preserve">BASF failed to warn Plaintiff of the risks associated with EtO exposure during her employment.</w:t>
+        <w:t xml:space="preserve">BASF</w:t>
+      </w:r>
+      <w:r>
+        <w:t xml:space="preserve"> </w:t>
+      </w:r>
+      <w:r>
+        <w:t xml:space="preserve">failed</w:t>
+      </w:r>
+      <w:r>
+        <w:t xml:space="preserve"> </w:t>
+      </w:r>
+      <w:r>
+        <w:t xml:space="preserve">to</w:t>
+      </w:r>
+      <w:r>
+        <w:t xml:space="preserve"> </w:t>
+      </w:r>
+      <w:r>
+        <w:t xml:space="preserve">warn</w:t>
+      </w:r>
+      <w:r>
+        <w:t xml:space="preserve"> </w:t>
+      </w:r>
+      <w:r>
+        <w:t xml:space="preserve">Plaintiff</w:t>
+      </w:r>
+      <w:r>
+        <w:t xml:space="preserve"> </w:t>
+      </w:r>
+      <w:r>
+        <w:t xml:space="preserve">of</w:t>
+      </w:r>
+      <w:r>
+        <w:t xml:space="preserve"> </w:t>
+      </w:r>
+      <w:r>
+        <w:t xml:space="preserve">the</w:t>
+      </w:r>
+      <w:r>
+        <w:t xml:space="preserve"> </w:t>
+      </w:r>
+      <w:r>
+        <w:t xml:space="preserve">risks</w:t>
+      </w:r>
+      <w:r>
+        <w:t xml:space="preserve"> </w:t>
+      </w:r>
+      <w:r>
+        <w:t xml:space="preserve">associated</w:t>
+      </w:r>
+      <w:r>
+        <w:t xml:space="preserve"> </w:t>
+      </w:r>
+      <w:r>
+        <w:t xml:space="preserve">with</w:t>
+      </w:r>
+      <w:r>
+        <w:t xml:space="preserve"> </w:t>
+      </w:r>
+      <w:r>
+        <w:t xml:space="preserve">EtO</w:t>
+      </w:r>
+      <w:r>
+        <w:t xml:space="preserve"> </w:t>
+      </w:r>
+      <w:r>
+        <w:t xml:space="preserve">exposure</w:t>
+      </w:r>
+      <w:r>
+        <w:t xml:space="preserve"> </w:t>
+      </w:r>
+      <w:r>
+        <w:t xml:space="preserve">during</w:t>
+      </w:r>
+      <w:r>
+        <w:t xml:space="preserve"> </w:t>
+      </w:r>
+      <w:r>
+        <w:t xml:space="preserve">her</w:t>
+      </w:r>
+      <w:r>
+        <w:t xml:space="preserve"> </w:t>
+      </w:r>
+      <w:r>
+        <w:t xml:space="preserve">employment.</w:t>
       </w:r>
     </w:p>
     <w:p>
       <w:pPr>
         <w:pStyle w:val="Heading1"/>
-      </w:pPr>
-      <w:bookmarkStart w:id="21" w:name="_d8e7b3697821046459dee56a18fa6e0bf5cf66e"/>
-      <w:r>
-        <w:t xml:space="preserve">V. DAMAGES</w:t>
-      </w:r>
-      <w:bookmarkEnd w:id="21"/>
-    </w:p>
-    <w:p>
-      <w:pPr>
-        <w:pStyle w:val="LamdNumbered"/>
+        <w:keepNext/>
+        <w:keepLines/>
+        <w:spacing w:before="0" w:after="0" w:line="480" w:lineRule="exact"/>
+        <w:ind w:left="0" w:firstLine="0"/>
+        <w:jc w:val="center"/>
+      </w:pPr>
+      <w:r>
+        <w:rPr>
+          <w:b/>
+          <w:bCs/>
+        </w:rPr>
+        <w:t xml:space="preserve">V.</w:t>
+      </w:r>
+      <w:r>
+        <w:rPr>
+          <w:b/>
+          <w:bCs/>
+        </w:rPr>
+        <w:t xml:space="preserve"> </w:t>
+      </w:r>
+      <w:r>
+        <w:rPr>
+          <w:b/>
+          <w:bCs/>
+        </w:rPr>
+        <w:t xml:space="preserve">DAMAGES</w:t>
+      </w:r>
+    </w:p>
+    <w:p>
+      <w:pPr>
+        <w:pStyle w:val="NumberedParagraph"/>
       </w:pPr>
       <w:r>
         <w:t xml:space="preserve">29.</w:t>
@@ -708,7 +4884,79 @@
         <w:tab/>
       </w:r>
       <w:r>
-        <w:t xml:space="preserve">As a result of BASF’s conduct, Plaintiff has suffered and continues to suffer:</w:t>
+        <w:t xml:space="preserve">As</w:t>
+      </w:r>
+      <w:r>
+        <w:t xml:space="preserve"> </w:t>
+      </w:r>
+      <w:r>
+        <w:t xml:space="preserve">a</w:t>
+      </w:r>
+      <w:r>
+        <w:t xml:space="preserve"> </w:t>
+      </w:r>
+      <w:r>
+        <w:t xml:space="preserve">result</w:t>
+      </w:r>
+      <w:r>
+        <w:t xml:space="preserve"> </w:t>
+      </w:r>
+      <w:r>
+        <w:t xml:space="preserve">of</w:t>
+      </w:r>
+      <w:r>
+        <w:t xml:space="preserve"> </w:t>
+      </w:r>
+      <w:r>
+        <w:t xml:space="preserve">BASF’s</w:t>
+      </w:r>
+      <w:r>
+        <w:t xml:space="preserve"> </w:t>
+      </w:r>
+      <w:r>
+        <w:t xml:space="preserve">conduct,</w:t>
+      </w:r>
+      <w:r>
+        <w:t xml:space="preserve"> </w:t>
+      </w:r>
+      <w:r>
+        <w:t xml:space="preserve">Plaintiff</w:t>
+      </w:r>
+      <w:r>
+        <w:t xml:space="preserve"> </w:t>
+      </w:r>
+      <w:r>
+        <w:t xml:space="preserve">has</w:t>
+      </w:r>
+      <w:r>
+        <w:t xml:space="preserve"> </w:t>
+      </w:r>
+      <w:r>
+        <w:t xml:space="preserve">suffered</w:t>
+      </w:r>
+      <w:r>
+        <w:t xml:space="preserve"> </w:t>
+      </w:r>
+      <w:r>
+        <w:t xml:space="preserve">and</w:t>
+      </w:r>
+      <w:r>
+        <w:t xml:space="preserve"> </w:t>
+      </w:r>
+      <w:r>
+        <w:t xml:space="preserve">continues</w:t>
+      </w:r>
+      <w:r>
+        <w:t xml:space="preserve"> </w:t>
+      </w:r>
+      <w:r>
+        <w:t xml:space="preserve">to</w:t>
+      </w:r>
+      <w:r>
+        <w:t xml:space="preserve"> </w:t>
+      </w:r>
+      <w:r>
+        <w:t xml:space="preserve">suffer:</w:t>
       </w:r>
     </w:p>
     <w:p>
@@ -722,7 +4970,25 @@
         <w:tab/>
       </w:r>
       <w:r>
-        <w:t xml:space="preserve">Physical pain and suffering</w:t>
+        <w:t xml:space="preserve">Physical</w:t>
+      </w:r>
+      <w:r>
+        <w:t xml:space="preserve"> </w:t>
+      </w:r>
+      <w:r>
+        <w:t xml:space="preserve">pain</w:t>
+      </w:r>
+      <w:r>
+        <w:t xml:space="preserve"> </w:t>
+      </w:r>
+      <w:r>
+        <w:t xml:space="preserve">and</w:t>
+      </w:r>
+      <w:r>
+        <w:t xml:space="preserve"> </w:t>
+      </w:r>
+      <w:r>
+        <w:t xml:space="preserve">suffering</w:t>
       </w:r>
     </w:p>
     <w:p>
@@ -736,7 +5002,19 @@
         <w:tab/>
       </w:r>
       <w:r>
-        <w:t xml:space="preserve">Permanent bodily disfigurement</w:t>
+        <w:t xml:space="preserve">Permanent</w:t>
+      </w:r>
+      <w:r>
+        <w:t xml:space="preserve"> </w:t>
+      </w:r>
+      <w:r>
+        <w:t xml:space="preserve">bodily</w:t>
+      </w:r>
+      <w:r>
+        <w:t xml:space="preserve"> </w:t>
+      </w:r>
+      <w:r>
+        <w:t xml:space="preserve">disfigurement</w:t>
       </w:r>
     </w:p>
     <w:p>
@@ -750,7 +5028,31 @@
         <w:tab/>
       </w:r>
       <w:r>
-        <w:t xml:space="preserve">Emotional distress and psychological trauma</w:t>
+        <w:t xml:space="preserve">Emotional</w:t>
+      </w:r>
+      <w:r>
+        <w:t xml:space="preserve"> </w:t>
+      </w:r>
+      <w:r>
+        <w:t xml:space="preserve">distress</w:t>
+      </w:r>
+      <w:r>
+        <w:t xml:space="preserve"> </w:t>
+      </w:r>
+      <w:r>
+        <w:t xml:space="preserve">and</w:t>
+      </w:r>
+      <w:r>
+        <w:t xml:space="preserve"> </w:t>
+      </w:r>
+      <w:r>
+        <w:t xml:space="preserve">psychological</w:t>
+      </w:r>
+      <w:r>
+        <w:t xml:space="preserve"> </w:t>
+      </w:r>
+      <w:r>
+        <w:t xml:space="preserve">trauma</w:t>
       </w:r>
     </w:p>
     <w:p>
@@ -764,7 +5066,31 @@
         <w:tab/>
       </w:r>
       <w:r>
-        <w:t xml:space="preserve">Loss of enjoyment of life</w:t>
+        <w:t xml:space="preserve">Loss</w:t>
+      </w:r>
+      <w:r>
+        <w:t xml:space="preserve"> </w:t>
+      </w:r>
+      <w:r>
+        <w:t xml:space="preserve">of</w:t>
+      </w:r>
+      <w:r>
+        <w:t xml:space="preserve"> </w:t>
+      </w:r>
+      <w:r>
+        <w:t xml:space="preserve">enjoyment</w:t>
+      </w:r>
+      <w:r>
+        <w:t xml:space="preserve"> </w:t>
+      </w:r>
+      <w:r>
+        <w:t xml:space="preserve">of</w:t>
+      </w:r>
+      <w:r>
+        <w:t xml:space="preserve"> </w:t>
+      </w:r>
+      <w:r>
+        <w:t xml:space="preserve">life</w:t>
       </w:r>
     </w:p>
     <w:p>
@@ -778,7 +5104,31 @@
         <w:tab/>
       </w:r>
       <w:r>
-        <w:t xml:space="preserve">Medical expenses (past and future)</w:t>
+        <w:t xml:space="preserve">Medical</w:t>
+      </w:r>
+      <w:r>
+        <w:t xml:space="preserve"> </w:t>
+      </w:r>
+      <w:r>
+        <w:t xml:space="preserve">expenses</w:t>
+      </w:r>
+      <w:r>
+        <w:t xml:space="preserve"> </w:t>
+      </w:r>
+      <w:r>
+        <w:t xml:space="preserve">(past</w:t>
+      </w:r>
+      <w:r>
+        <w:t xml:space="preserve"> </w:t>
+      </w:r>
+      <w:r>
+        <w:t xml:space="preserve">and</w:t>
+      </w:r>
+      <w:r>
+        <w:t xml:space="preserve"> </w:t>
+      </w:r>
+      <w:r>
+        <w:t xml:space="preserve">future)</w:t>
       </w:r>
     </w:p>
     <w:p>
@@ -792,7 +5142,25 @@
         <w:tab/>
       </w:r>
       <w:r>
-        <w:t xml:space="preserve">Loss of earning capacity</w:t>
+        <w:t xml:space="preserve">Loss</w:t>
+      </w:r>
+      <w:r>
+        <w:t xml:space="preserve"> </w:t>
+      </w:r>
+      <w:r>
+        <w:t xml:space="preserve">of</w:t>
+      </w:r>
+      <w:r>
+        <w:t xml:space="preserve"> </w:t>
+      </w:r>
+      <w:r>
+        <w:t xml:space="preserve">earning</w:t>
+      </w:r>
+      <w:r>
+        <w:t xml:space="preserve"> </w:t>
+      </w:r>
+      <w:r>
+        <w:t xml:space="preserve">capacity</w:t>
       </w:r>
     </w:p>
     <w:p>
@@ -806,7 +5174,19 @@
         <w:tab/>
       </w:r>
       <w:r>
-        <w:t xml:space="preserve">Loss of consortium.</w:t>
+        <w:t xml:space="preserve">Loss</w:t>
+      </w:r>
+      <w:r>
+        <w:t xml:space="preserve"> </w:t>
+      </w:r>
+      <w:r>
+        <w:t xml:space="preserve">of</w:t>
+      </w:r>
+      <w:r>
+        <w:t xml:space="preserve"> </w:t>
+      </w:r>
+      <w:r>
+        <w:t xml:space="preserve">consortium.</w:t>
       </w:r>
     </w:p>
     <w:p>
@@ -820,12 +5200,42 @@
         <w:tab/>
       </w:r>
       <w:r>
-        <w:t xml:space="preserve">Increased risk of future medical complications</w:t>
-      </w:r>
-    </w:p>
-    <w:p>
-      <w:pPr>
-        <w:pStyle w:val="LamdNumbered"/>
+        <w:t xml:space="preserve">Increased</w:t>
+      </w:r>
+      <w:r>
+        <w:t xml:space="preserve"> </w:t>
+      </w:r>
+      <w:r>
+        <w:t xml:space="preserve">risk</w:t>
+      </w:r>
+      <w:r>
+        <w:t xml:space="preserve"> </w:t>
+      </w:r>
+      <w:r>
+        <w:t xml:space="preserve">of</w:t>
+      </w:r>
+      <w:r>
+        <w:t xml:space="preserve"> </w:t>
+      </w:r>
+      <w:r>
+        <w:t xml:space="preserve">future</w:t>
+      </w:r>
+      <w:r>
+        <w:t xml:space="preserve"> </w:t>
+      </w:r>
+      <w:r>
+        <w:t xml:space="preserve">medical</w:t>
+      </w:r>
+      <w:r>
+        <w:t xml:space="preserve"> </w:t>
+      </w:r>
+      <w:r>
+        <w:t xml:space="preserve">complications</w:t>
+      </w:r>
+    </w:p>
+    <w:p>
+      <w:pPr>
+        <w:pStyle w:val="NumberedParagraph"/>
       </w:pPr>
       <w:r>
         <w:t xml:space="preserve">30.</w:t>
@@ -834,30 +5244,212 @@
         <w:tab/>
       </w:r>
       <w:r>
-        <w:t xml:space="preserve">Plaintiff seeks all damages available under Louisiana and federal law.</w:t>
+        <w:t xml:space="preserve">Plaintiff</w:t>
+      </w:r>
+      <w:r>
+        <w:t xml:space="preserve"> </w:t>
+      </w:r>
+      <w:r>
+        <w:t xml:space="preserve">seeks</w:t>
+      </w:r>
+      <w:r>
+        <w:t xml:space="preserve"> </w:t>
+      </w:r>
+      <w:r>
+        <w:t xml:space="preserve">all</w:t>
+      </w:r>
+      <w:r>
+        <w:t xml:space="preserve"> </w:t>
+      </w:r>
+      <w:r>
+        <w:t xml:space="preserve">damages</w:t>
+      </w:r>
+      <w:r>
+        <w:t xml:space="preserve"> </w:t>
+      </w:r>
+      <w:r>
+        <w:t xml:space="preserve">available</w:t>
+      </w:r>
+      <w:r>
+        <w:t xml:space="preserve"> </w:t>
+      </w:r>
+      <w:r>
+        <w:t xml:space="preserve">under</w:t>
+      </w:r>
+      <w:r>
+        <w:t xml:space="preserve"> </w:t>
+      </w:r>
+      <w:r>
+        <w:t xml:space="preserve">Louisiana</w:t>
+      </w:r>
+      <w:r>
+        <w:t xml:space="preserve"> </w:t>
+      </w:r>
+      <w:r>
+        <w:t xml:space="preserve">and</w:t>
+      </w:r>
+      <w:r>
+        <w:t xml:space="preserve"> </w:t>
+      </w:r>
+      <w:r>
+        <w:t xml:space="preserve">federal</w:t>
+      </w:r>
+      <w:r>
+        <w:t xml:space="preserve"> </w:t>
+      </w:r>
+      <w:r>
+        <w:t xml:space="preserve">law.</w:t>
       </w:r>
     </w:p>
     <w:p>
       <w:pPr>
         <w:pStyle w:val="Heading1"/>
-      </w:pPr>
-      <w:bookmarkStart w:id="22" w:name="_778cb286f414d24ed0e1c898f1fd2ec0cb209a5"/>
-      <w:r>
-        <w:t xml:space="preserve">VI. PRAYER FOR RELIEF</w:t>
-      </w:r>
-      <w:bookmarkEnd w:id="22"/>
-    </w:p>
-    <w:p>
-      <w:pPr>
-        <w:pStyle w:val="FirstParagraph"/>
-      </w:pPr>
-      <w:r>
-        <w:t xml:space="preserve">WHEREFORE, Plaintiff respectfully requests that this Court enter judgment in her favor and award:</w:t>
-      </w:r>
-    </w:p>
-    <w:p>
-      <w:pPr>
-        <w:pStyle w:val="LamdListKeep"/>
+        <w:keepNext/>
+        <w:keepLines/>
+        <w:spacing w:before="0" w:after="0" w:line="480" w:lineRule="exact"/>
+        <w:ind w:left="0" w:firstLine="0"/>
+        <w:jc w:val="center"/>
+      </w:pPr>
+      <w:r>
+        <w:rPr>
+          <w:b/>
+          <w:bCs/>
+        </w:rPr>
+        <w:t xml:space="preserve">VI.</w:t>
+      </w:r>
+      <w:r>
+        <w:rPr>
+          <w:b/>
+          <w:bCs/>
+        </w:rPr>
+        <w:t xml:space="preserve"> </w:t>
+      </w:r>
+      <w:r>
+        <w:rPr>
+          <w:b/>
+          <w:bCs/>
+        </w:rPr>
+        <w:t xml:space="preserve">PRAYER</w:t>
+      </w:r>
+      <w:r>
+        <w:rPr>
+          <w:b/>
+          <w:bCs/>
+        </w:rPr>
+        <w:t xml:space="preserve"> </w:t>
+      </w:r>
+      <w:r>
+        <w:rPr>
+          <w:b/>
+          <w:bCs/>
+        </w:rPr>
+        <w:t xml:space="preserve">FOR</w:t>
+      </w:r>
+      <w:r>
+        <w:rPr>
+          <w:b/>
+          <w:bCs/>
+        </w:rPr>
+        <w:t xml:space="preserve"> </w:t>
+      </w:r>
+      <w:r>
+        <w:rPr>
+          <w:b/>
+          <w:bCs/>
+        </w:rPr>
+        <w:t xml:space="preserve">RELIEF</w:t>
+      </w:r>
+    </w:p>
+    <w:p>
+      <w:pPr>
+        <w:pStyle w:val="BodyText"/>
+        <w:spacing w:before="0" w:after="0" w:line="480" w:lineRule="exact"/>
+      </w:pPr>
+      <w:r>
+        <w:t xml:space="preserve">WHEREFORE,</w:t>
+      </w:r>
+      <w:r>
+        <w:t xml:space="preserve"> </w:t>
+      </w:r>
+      <w:r>
+        <w:t xml:space="preserve">Plaintiff</w:t>
+      </w:r>
+      <w:r>
+        <w:t xml:space="preserve"> </w:t>
+      </w:r>
+      <w:r>
+        <w:t xml:space="preserve">respectfully</w:t>
+      </w:r>
+      <w:r>
+        <w:t xml:space="preserve"> </w:t>
+      </w:r>
+      <w:r>
+        <w:t xml:space="preserve">requests</w:t>
+      </w:r>
+      <w:r>
+        <w:t xml:space="preserve"> </w:t>
+      </w:r>
+      <w:r>
+        <w:t xml:space="preserve">that</w:t>
+      </w:r>
+      <w:r>
+        <w:t xml:space="preserve"> </w:t>
+      </w:r>
+      <w:r>
+        <w:t xml:space="preserve">this</w:t>
+      </w:r>
+      <w:r>
+        <w:t xml:space="preserve"> </w:t>
+      </w:r>
+      <w:r>
+        <w:t xml:space="preserve">Court</w:t>
+      </w:r>
+      <w:r>
+        <w:t xml:space="preserve"> </w:t>
+      </w:r>
+      <w:r>
+        <w:t xml:space="preserve">enter</w:t>
+      </w:r>
+      <w:r>
+        <w:t xml:space="preserve"> </w:t>
+      </w:r>
+      <w:r>
+        <w:t xml:space="preserve">judgment</w:t>
+      </w:r>
+      <w:r>
+        <w:t xml:space="preserve"> </w:t>
+      </w:r>
+      <w:r>
+        <w:t xml:space="preserve">in</w:t>
+      </w:r>
+      <w:r>
+        <w:t xml:space="preserve"> </w:t>
+      </w:r>
+      <w:r>
+        <w:t xml:space="preserve">her</w:t>
+      </w:r>
+      <w:r>
+        <w:t xml:space="preserve"> </w:t>
+      </w:r>
+      <w:r>
+        <w:t xml:space="preserve">favor</w:t>
+      </w:r>
+      <w:r>
+        <w:t xml:space="preserve"> </w:t>
+      </w:r>
+      <w:r>
+        <w:t xml:space="preserve">and</w:t>
+      </w:r>
+      <w:r>
+        <w:t xml:space="preserve"> </w:t>
+      </w:r>
+      <w:r>
+        <w:t xml:space="preserve">award:</w:t>
+      </w:r>
+    </w:p>
+    <w:p>
+      <w:pPr>
+        <w:pStyle w:val="LamdList"/>
       </w:pPr>
       <w:r>
         <w:t xml:space="preserve">1.</w:t>
@@ -866,12 +5458,18 @@
         <w:tab/>
       </w:r>
       <w:r>
-        <w:t xml:space="preserve">Compensatory damages;</w:t>
-      </w:r>
-    </w:p>
-    <w:p>
-      <w:pPr>
-        <w:pStyle w:val="LamdListKeep"/>
+        <w:t xml:space="preserve">Compensatory</w:t>
+      </w:r>
+      <w:r>
+        <w:t xml:space="preserve"> </w:t>
+      </w:r>
+      <w:r>
+        <w:t xml:space="preserve">damages;</w:t>
+      </w:r>
+    </w:p>
+    <w:p>
+      <w:pPr>
+        <w:pStyle w:val="LamdList"/>
       </w:pPr>
       <w:r>
         <w:t xml:space="preserve">2.</w:t>
@@ -880,12 +5478,18 @@
         <w:tab/>
       </w:r>
       <w:r>
-        <w:t xml:space="preserve">Medical monitoring;</w:t>
-      </w:r>
-    </w:p>
-    <w:p>
-      <w:pPr>
-        <w:pStyle w:val="LamdListKeep"/>
+        <w:t xml:space="preserve">Medical</w:t>
+      </w:r>
+      <w:r>
+        <w:t xml:space="preserve"> </w:t>
+      </w:r>
+      <w:r>
+        <w:t xml:space="preserve">monitoring;</w:t>
+      </w:r>
+    </w:p>
+    <w:p>
+      <w:pPr>
+        <w:pStyle w:val="LamdList"/>
       </w:pPr>
       <w:r>
         <w:t xml:space="preserve">3.</w:t>
@@ -894,12 +5498,36 @@
         <w:tab/>
       </w:r>
       <w:r>
-        <w:t xml:space="preserve">Costs and expenses of litigation;</w:t>
-      </w:r>
-    </w:p>
-    <w:p>
-      <w:pPr>
-        <w:pStyle w:val="LamdListKeep"/>
+        <w:t xml:space="preserve">Costs</w:t>
+      </w:r>
+      <w:r>
+        <w:t xml:space="preserve"> </w:t>
+      </w:r>
+      <w:r>
+        <w:t xml:space="preserve">and</w:t>
+      </w:r>
+      <w:r>
+        <w:t xml:space="preserve"> </w:t>
+      </w:r>
+      <w:r>
+        <w:t xml:space="preserve">expenses</w:t>
+      </w:r>
+      <w:r>
+        <w:t xml:space="preserve"> </w:t>
+      </w:r>
+      <w:r>
+        <w:t xml:space="preserve">of</w:t>
+      </w:r>
+      <w:r>
+        <w:t xml:space="preserve"> </w:t>
+      </w:r>
+      <w:r>
+        <w:t xml:space="preserve">litigation;</w:t>
+      </w:r>
+    </w:p>
+    <w:p>
+      <w:pPr>
+        <w:pStyle w:val="LamdList"/>
       </w:pPr>
       <w:r>
         <w:t xml:space="preserve">4.</w:t>
@@ -908,12 +5536,32 @@
         <w:tab/>
       </w:r>
       <w:r>
-        <w:t xml:space="preserve">Pre- and post-judgment interest;</w:t>
-      </w:r>
-    </w:p>
-    <w:p>
-      <w:pPr>
-        <w:pStyle w:val="LamdListKeep"/>
+        <w:t xml:space="preserve">Pre-</w:t>
+      </w:r>
+      <w:r>
+        <w:t xml:space="preserve"> </w:t>
+      </w:r>
+      <w:r>
+        <w:t xml:space="preserve">and</w:t>
+      </w:r>
+      <w:r>
+        <w:t xml:space="preserve"> </w:t>
+      </w:r>
+      <w:r>
+        <w:t xml:space="preserve">post-judgment</w:t>
+      </w:r>
+      <w:r>
+        <w:t xml:space="preserve"> </w:t>
+      </w:r>
+      <w:r>
+        <w:t xml:space="preserve">interest;</w:t>
+      </w:r>
+    </w:p>
+    <w:p>
+      <w:pPr>
+        <w:pStyle w:val="LamdList"/>
+        <w:keepNext/>
+        <w:keepLines/>
       </w:pPr>
       <w:r>
         <w:t xml:space="preserve">5.</w:t>
@@ -922,112 +5570,169 @@
         <w:tab/>
       </w:r>
       <w:r>
-        <w:t xml:space="preserve">Any other relief the Court deems just and proper.</w:t>
-      </w:r>
-    </w:p>
-    <w:p>
-      <w:pPr>
-        <w:pStyle w:val="LamdBlank"/>
+        <w:t xml:space="preserve">Any</w:t>
+      </w:r>
+      <w:r>
+        <w:t xml:space="preserve"> </w:t>
+      </w:r>
+      <w:r>
+        <w:t xml:space="preserve">other</w:t>
+      </w:r>
+      <w:r>
+        <w:t xml:space="preserve"> </w:t>
+      </w:r>
+      <w:r>
+        <w:t xml:space="preserve">relief</w:t>
+      </w:r>
+      <w:r>
+        <w:t xml:space="preserve"> </w:t>
+      </w:r>
+      <w:r>
+        <w:t xml:space="preserve">the</w:t>
+      </w:r>
+      <w:r>
+        <w:t xml:space="preserve"> </w:t>
+      </w:r>
+      <w:r>
+        <w:t xml:space="preserve">Court</w:t>
+      </w:r>
+      <w:r>
+        <w:t xml:space="preserve"> </w:t>
+      </w:r>
+      <w:r>
+        <w:t xml:space="preserve">deems</w:t>
+      </w:r>
+      <w:r>
+        <w:t xml:space="preserve"> </w:t>
+      </w:r>
+      <w:r>
+        <w:t xml:space="preserve">just</w:t>
+      </w:r>
+      <w:r>
+        <w:t xml:space="preserve"> </w:t>
+      </w:r>
+      <w:r>
+        <w:t xml:space="preserve">and</w:t>
+      </w:r>
+      <w:r>
+        <w:t xml:space="preserve"> </w:t>
+      </w:r>
+      <w:r>
+        <w:t xml:space="preserve">proper.</w:t>
+      </w:r>
+    </w:p>
+    <w:p>
+      <w:pPr>
         <w:keepNext/>
-      </w:pPr>
-    </w:p>
-    <w:p>
-      <w:pPr>
-        <w:pStyle w:val="LamdSignature"/>
+        <w:keepLines/>
+        <w:spacing w:before="480" w:after="0" w:line="276" w:lineRule="exact"/>
+        <w:ind w:left="4320" w:firstLine="0"/>
+        <w:jc w:val="left"/>
+      </w:pPr>
+      <w:r>
+        <w:t xml:space="preserve">RESPECTFULLY SUBMITTED:</w:t>
+      </w:r>
+    </w:p>
+    <w:p>
+      <w:pPr>
         <w:keepNext/>
-      </w:pPr>
-      <w:r>
-        <w:t xml:space="preserve">RESPECTFULLY SUBMITTED:</w:t>
-      </w:r>
-    </w:p>
-    <w:p>
-      <w:pPr>
-        <w:pStyle w:val="LamdSignature"/>
+        <w:keepLines/>
+        <w:spacing w:before="552" w:after="0" w:line="276" w:lineRule="exact"/>
+        <w:ind w:left="4320" w:firstLine="0"/>
+        <w:jc w:val="left"/>
+      </w:pPr>
+      <w:r>
+        <w:t xml:space="preserve">BY: ____________________________</w:t>
+      </w:r>
+    </w:p>
+    <w:p>
+      <w:pPr>
         <w:keepNext/>
-      </w:pPr>
-    </w:p>
-    <w:p>
-      <w:pPr>
-        <w:pStyle w:val="LamdSignature"/>
+        <w:keepLines/>
+        <w:spacing w:before="0" w:after="0" w:line="276" w:lineRule="exact"/>
+        <w:ind w:left="4320" w:firstLine="0"/>
+        <w:jc w:val="left"/>
+      </w:pPr>
+      <w:r>
+        <w:t xml:space="preserve">JANICE MONTAGUE-MYLES</w:t>
+      </w:r>
+    </w:p>
+    <w:p>
+      <w:pPr>
         <w:keepNext/>
-      </w:pPr>
-    </w:p>
-    <w:p>
-      <w:pPr>
-        <w:pStyle w:val="LamdSignature"/>
+        <w:keepLines/>
+        <w:spacing w:before="0" w:after="0" w:line="276" w:lineRule="exact"/>
+        <w:ind w:left="4320" w:firstLine="0"/>
+        <w:jc w:val="left"/>
+      </w:pPr>
+      <w:r>
+        <w:t xml:space="preserve">Bar Roll#: 18356</w:t>
+      </w:r>
+    </w:p>
+    <w:p>
+      <w:pPr>
         <w:keepNext/>
-      </w:pPr>
-      <w:r>
-        <w:t xml:space="preserve">BY: ____________________________</w:t>
-      </w:r>
-    </w:p>
-    <w:p>
-      <w:pPr>
-        <w:pStyle w:val="LamdSignature"/>
+        <w:keepLines/>
+        <w:spacing w:before="0" w:after="0" w:line="276" w:lineRule="exact"/>
+        <w:ind w:left="4320" w:firstLine="0"/>
+        <w:jc w:val="left"/>
+      </w:pPr>
+      <w:r>
+        <w:t xml:space="preserve">23445 Railroad Avenue</w:t>
+      </w:r>
+    </w:p>
+    <w:p>
+      <w:pPr>
         <w:keepNext/>
-      </w:pPr>
-      <w:r>
-        <w:t xml:space="preserve">JANICE MONTAGUE-MYLES</w:t>
-      </w:r>
-    </w:p>
-    <w:p>
-      <w:pPr>
-        <w:pStyle w:val="LamdSignature"/>
+        <w:keepLines/>
+        <w:spacing w:before="0" w:after="0" w:line="276" w:lineRule="exact"/>
+        <w:ind w:left="4320" w:firstLine="0"/>
+        <w:jc w:val="left"/>
+      </w:pPr>
+      <w:r>
+        <w:t xml:space="preserve">Plaquemine, Louisiana 70764</w:t>
+      </w:r>
+    </w:p>
+    <w:p>
+      <w:pPr>
         <w:keepNext/>
-      </w:pPr>
-      <w:r>
-        <w:t xml:space="preserve">Bar Roll#: 18356</w:t>
-      </w:r>
-    </w:p>
-    <w:p>
-      <w:pPr>
-        <w:pStyle w:val="LamdSignature"/>
+        <w:keepLines/>
+        <w:spacing w:before="0" w:after="0" w:line="276" w:lineRule="exact"/>
+        <w:ind w:left="4320" w:firstLine="0"/>
+        <w:jc w:val="left"/>
+      </w:pPr>
+      <w:r>
+        <w:t xml:space="preserve">Phone: (225) 382</w:t>
+        <w:noBreakHyphen/>
+        <w:t xml:space="preserve">5222</w:t>
+      </w:r>
+    </w:p>
+    <w:p>
+      <w:pPr>
         <w:keepNext/>
-      </w:pPr>
-      <w:r>
-        <w:t xml:space="preserve">23445 Railroad Avenue</w:t>
-      </w:r>
-    </w:p>
-    <w:p>
-      <w:pPr>
-        <w:pStyle w:val="LamdSignature"/>
-        <w:keepNext/>
-      </w:pPr>
-      <w:r>
-        <w:t xml:space="preserve">Plaquemine, Louisiana 70764</w:t>
-      </w:r>
-    </w:p>
-    <w:p>
-      <w:pPr>
-        <w:pStyle w:val="LamdSignature"/>
-        <w:keepNext/>
-      </w:pPr>
-      <w:r>
-        <w:t xml:space="preserve">Phone: (225) 382-5222</w:t>
-      </w:r>
-    </w:p>
-    <w:p>
-      <w:pPr>
-        <w:pStyle w:val="LamdSignature"/>
-        <w:keepNext/>
-      </w:pPr>
-      <w:r>
-        <w:t xml:space="preserve">Facsimile: (225) 382-5202</w:t>
-      </w:r>
-    </w:p>
-    <w:p>
-      <w:pPr>
-        <w:pStyle w:val="LamdSignature"/>
+        <w:keepLines/>
+        <w:spacing w:before="0" w:after="0" w:line="276" w:lineRule="exact"/>
+        <w:ind w:left="4320" w:firstLine="0"/>
+        <w:jc w:val="left"/>
+      </w:pPr>
+      <w:r>
+        <w:t xml:space="preserve">Facsimile: (225) 382</w:t>
+        <w:noBreakHyphen/>
+        <w:t xml:space="preserve">5202</w:t>
+      </w:r>
+    </w:p>
+    <w:p>
+      <w:pPr>
+        <w:spacing w:before="0" w:after="0" w:line="276" w:lineRule="exact"/>
+        <w:ind w:left="4320" w:firstLine="0"/>
+        <w:jc w:val="left"/>
       </w:pPr>
       <w:r>
         <w:t xml:space="preserve">janicemyles@att.net</w:t>
       </w:r>
     </w:p>
     <w:sectPr>
-      <w:footerReference w:type="default" r:id="rIdLamdFooter1"/>
-      <w:footnotePr>
-        <w:numRestart w:val="eachSect"/>
-      </w:footnotePr>
+      <w:footerReference w:type="default" r:id="rIdFooter1"/>
       <w:pgSz w:w="12240" w:h="15840"/>
       <w:pgMar w:top="1440" w:right="1440" w:bottom="1440" w:left="1440" w:header="720" w:footer="864" w:gutter="0"/>
     </w:sectPr>
@@ -1043,7 +5748,8 @@
 <w:ftr xmlns:w="http://schemas.openxmlformats.org/wordprocessingml/2006/main" xmlns:r="http://schemas.openxmlformats.org/officeDocument/2006/relationships">
   <w:p>
     <w:pPr>
-      <w:pStyle w:val="Footer"/>
+      <w:spacing w:before="0" w:after="0" w:line="276" w:lineRule="exact"/>
+      <w:jc w:val="center"/>
     </w:pPr>
     <w:r>
       <w:fldChar w:fldCharType="begin"/>
@@ -1172,19 +5878,48 @@
   <w:docDefaults>
     <w:rPrDefault>
       <w:rPr>
-        <w:rFonts w:ascii="EB Garamond" w:hAnsi="EB Garamond" w:eastAsia="EB Garamond" w:cs="EB Garamond"/>
+        <w:rFonts w:ascii="Times New Roman" w:hAnsi="Times New Roman" w:eastAsia="Times New Roman" w:cs="Times New Roman"/>
         <w:sz w:val="24"/>
         <w:szCs w:val="24"/>
-        <w:lang w:val="en-US" w:eastAsia="en-US" w:bidi="ar-SA"/>
+        <w:lang w:val="en-US" w:eastAsia="zh-CN" w:bidi="ar-SA"/>
       </w:rPr>
     </w:rPrDefault>
     <w:pPrDefault>
       <w:pPr>
-        <w:spacing w:before="0" w:after="0" w:line="480" w:lineRule="exact"/>
+        <w:widowControl/>
+        <w:spacing w:after="0"/>
       </w:pPr>
     </w:pPrDefault>
   </w:docDefaults>
   <w:latentStyles w:defLockedState="0" w:defUIPriority="0" w:defSemiHidden="0" w:defUnhideWhenUsed="0" w:defQFormat="0" w:count="276"/>
+  <w:style w:type="paragraph" w:default="1" w:styleId="Normal">
+    <w:name w:val="Normal"/>
+    <w:qFormat/>
+  </w:style>
+  <w:style w:type="paragraph" w:styleId="BodyText">
+    <w:name w:val="Body Text"/>
+    <w:basedOn w:val="Normal"/>
+    <w:link w:val="BodyTextChar"/>
+    <w:qFormat/>
+    <w:pPr>
+      <w:spacing w:before="0" w:after="0" w:line="480" w:lineRule="exact"/>
+      <w:ind w:firstLine="720"/>
+    </w:pPr>
+  </w:style>
+  <w:style w:type="paragraph" w:customStyle="1" w:styleId="FirstParagraph">
+    <w:name w:val="First Paragraph"/>
+    <w:basedOn w:val="BodyText"/>
+    <w:next w:val="BodyText"/>
+    <w:qFormat/>
+  </w:style>
+  <w:style w:type="paragraph" w:customStyle="1" w:styleId="Compact">
+    <w:name w:val="Compact"/>
+    <w:basedOn w:val="BodyText"/>
+    <w:qFormat/>
+    <w:pPr>
+      <w:spacing w:before="36" w:after="36"/>
+    </w:pPr>
+  </w:style>
   <w:style w:type="paragraph" w:styleId="Title">
     <w:name w:val="Title"/>
     <w:basedOn w:val="Normal"/>
@@ -1199,7 +5934,7 @@
       <w:jc w:val="center"/>
     </w:pPr>
     <w:rPr>
-      <w:rFonts/>
+      <w:rFonts w:asciiTheme="majorHAnsi" w:eastAsiaTheme="majorEastAsia" w:hAnsiTheme="majorHAnsi" w:cstheme="majorBidi"/>
       <w:sz w:val="56"/>
       <w:szCs w:val="56"/>
     </w:rPr>
@@ -1211,7 +5946,7 @@
     <w:uiPriority w:val="10"/>
     <w:rsid w:val="00A10FD9"/>
     <w:rPr>
-      <w:rFonts/>
+      <w:rFonts w:asciiTheme="majorHAnsi" w:eastAsiaTheme="majorEastAsia" w:hAnsiTheme="majorHAnsi" w:cstheme="majorBidi"/>
       <w:sz w:val="56"/>
       <w:szCs w:val="56"/>
     </w:rPr>
@@ -1230,7 +5965,7 @@
       </w:numPr>
     </w:pPr>
     <w:rPr>
-      <w:rFonts/>
+      <w:rFonts w:eastAsiaTheme="majorEastAsia" w:cstheme="majorBidi"/>
       <w:spacing w:val="15"/>
       <w:sz w:val="28"/>
       <w:szCs w:val="28"/>
@@ -1243,8 +5978,8 @@
     <w:uiPriority w:val="11"/>
     <w:rsid w:val="00A10FD9"/>
     <w:rPr>
-      <w:rFonts/>
-      <w:color w:val="595959"/>
+      <w:rFonts w:eastAsiaTheme="majorEastAsia" w:cstheme="majorBidi"/>
+      <w:color w:val="595959" w:themeColor="text1" w:themeTint="A6"/>
       <w:spacing w:val="15"/>
       <w:sz w:val="28"/>
       <w:szCs w:val="28"/>
@@ -1318,6 +6053,84 @@
     <w:pPr/>
     <w:rPr/>
   </w:style>
+  <w:style w:type="paragraph" w:styleId="Heading1">
+    <w:name w:val="heading 1"/>
+    <w:basedOn w:val="Normal"/>
+    <w:next w:val="BodyText"/>
+    <w:link w:val="Heading1Char"/>
+    <w:uiPriority w:val="9"/>
+    <w:qFormat/>
+    <w:rsid w:val="00A10FD9"/>
+    <w:pPr>
+      <w:keepNext/>
+      <w:keepLines/>
+      <w:spacing w:before="0" w:after="0" w:line="480" w:lineRule="exact"/>
+      <w:ind w:firstLine="0"/>
+      <w:jc w:val="center"/>
+      <w:outlineLvl w:val="0"/>
+    </w:pPr>
+    <w:rPr>
+      <w:rFonts w:ascii="Times New Roman" w:hAnsi="Times New Roman" w:eastAsia="Times New Roman" w:cs="Times New Roman"/>
+      <w:b/>
+      <w:bCs/>
+      <w:caps/>
+      <w:color w:val="000000"/>
+      <w:sz w:val="24"/>
+      <w:szCs w:val="24"/>
+    </w:rPr>
+  </w:style>
+  <w:style w:type="paragraph" w:styleId="Heading2">
+    <w:name w:val="heading 2"/>
+    <w:basedOn w:val="Normal"/>
+    <w:next w:val="BodyText"/>
+    <w:link w:val="Heading2Char"/>
+    <w:uiPriority w:val="9"/>
+    <w:semiHidden/>
+    <w:unhideWhenUsed/>
+    <w:qFormat/>
+    <w:rsid w:val="00A10FD9"/>
+    <w:pPr>
+      <w:keepNext/>
+      <w:keepLines/>
+      <w:spacing w:before="0" w:after="0" w:line="480" w:lineRule="exact"/>
+      <w:ind w:firstLine="0"/>
+      <w:outlineLvl w:val="1"/>
+    </w:pPr>
+    <w:rPr>
+      <w:rFonts w:ascii="Times New Roman" w:hAnsi="Times New Roman" w:eastAsia="Times New Roman" w:cs="Times New Roman"/>
+      <w:b/>
+      <w:bCs/>
+      <w:color w:val="000000"/>
+      <w:sz w:val="24"/>
+      <w:szCs w:val="24"/>
+    </w:rPr>
+  </w:style>
+  <w:style w:type="paragraph" w:styleId="Heading3">
+    <w:name w:val="heading 3"/>
+    <w:basedOn w:val="Normal"/>
+    <w:next w:val="BodyText"/>
+    <w:link w:val="Heading3Char"/>
+    <w:uiPriority w:val="9"/>
+    <w:semiHidden/>
+    <w:unhideWhenUsed/>
+    <w:qFormat/>
+    <w:rsid w:val="00A10FD9"/>
+    <w:pPr>
+      <w:keepNext/>
+      <w:keepLines/>
+      <w:spacing w:before="0" w:after="0" w:line="480" w:lineRule="exact"/>
+      <w:ind w:firstLine="0"/>
+      <w:outlineLvl w:val="2"/>
+    </w:pPr>
+    <w:rPr>
+      <w:rFonts w:ascii="Times New Roman" w:hAnsi="Times New Roman" w:eastAsia="Times New Roman" w:cs="Times New Roman"/>
+      <w:b/>
+      <w:bCs/>
+      <w:color w:val="000000"/>
+      <w:sz w:val="24"/>
+      <w:szCs w:val="24"/>
+    </w:rPr>
+  </w:style>
   <w:style w:type="paragraph" w:styleId="Heading4">
     <w:name w:val="heading 4"/>
     <w:basedOn w:val="Normal"/>
@@ -1331,14 +6144,18 @@
     <w:pPr>
       <w:keepNext/>
       <w:keepLines/>
-      <w:spacing w:before="80" w:after="40"/>
+      <w:spacing w:before="0" w:after="0" w:line="480" w:lineRule="exact"/>
+      <w:ind w:firstLine="0"/>
       <w:outlineLvl w:val="3"/>
     </w:pPr>
     <w:rPr>
-      <w:rFonts/>
+      <w:rFonts w:ascii="Times New Roman" w:hAnsi="Times New Roman" w:eastAsia="Times New Roman" w:cs="Times New Roman"/>
+      <w:b/>
+      <w:bCs/>
       <w:i/>
-      <w:iCs/>
-      <w:color w:val="0F4761"/>
+      <w:color w:val="000000"/>
+      <w:sz w:val="24"/>
+      <w:szCs w:val="24"/>
     </w:rPr>
   </w:style>
   <w:style w:type="paragraph" w:styleId="Heading5">
@@ -1354,12 +6171,18 @@
     <w:pPr>
       <w:keepNext/>
       <w:keepLines/>
-      <w:spacing w:before="80" w:after="40"/>
+      <w:spacing w:before="0" w:after="0" w:line="480" w:lineRule="exact"/>
+      <w:ind w:firstLine="0"/>
       <w:outlineLvl w:val="4"/>
     </w:pPr>
     <w:rPr>
-      <w:rFonts/>
-      <w:color w:val="0F4761"/>
+      <w:rFonts w:ascii="Times New Roman" w:hAnsi="Times New Roman" w:eastAsia="Times New Roman" w:cs="Times New Roman"/>
+      <w:b/>
+      <w:bCs/>
+      <w:i/>
+      <w:color w:val="000000"/>
+      <w:sz w:val="24"/>
+      <w:szCs w:val="24"/>
     </w:rPr>
   </w:style>
   <w:style w:type="paragraph" w:styleId="Heading6">
@@ -1379,10 +6202,10 @@
       <w:outlineLvl w:val="5"/>
     </w:pPr>
     <w:rPr>
-      <w:rFonts/>
+      <w:rFonts w:eastAsiaTheme="majorEastAsia" w:cstheme="majorBidi"/>
       <w:i/>
       <w:iCs/>
-      <w:color w:val="595959"/>
+      <w:color w:val="595959" w:themeColor="text1" w:themeTint="A6"/>
     </w:rPr>
   </w:style>
   <w:style w:type="paragraph" w:styleId="Heading7">
@@ -1402,8 +6225,8 @@
       <w:outlineLvl w:val="6"/>
     </w:pPr>
     <w:rPr>
-      <w:rFonts/>
-      <w:color w:val="595959"/>
+      <w:rFonts w:eastAsiaTheme="majorEastAsia" w:cstheme="majorBidi"/>
+      <w:color w:val="595959" w:themeColor="text1" w:themeTint="A6"/>
     </w:rPr>
   </w:style>
   <w:style w:type="paragraph" w:styleId="Heading8">
@@ -1423,10 +6246,10 @@
       <w:outlineLvl w:val="7"/>
     </w:pPr>
     <w:rPr>
-      <w:rFonts/>
+      <w:rFonts w:eastAsiaTheme="majorEastAsia" w:cstheme="majorBidi"/>
       <w:i/>
       <w:iCs/>
-      <w:color w:val="272727"/>
+      <w:color w:val="272727" w:themeColor="text1" w:themeTint="D8"/>
     </w:rPr>
   </w:style>
   <w:style w:type="paragraph" w:styleId="Heading9">
@@ -1446,8 +6269,8 @@
       <w:outlineLvl w:val="8"/>
     </w:pPr>
     <w:rPr>
-      <w:rFonts/>
-      <w:color w:val="272727"/>
+      <w:rFonts w:eastAsiaTheme="majorEastAsia" w:cstheme="majorBidi"/>
+      <w:color w:val="272727" w:themeColor="text1" w:themeTint="D8"/>
     </w:rPr>
   </w:style>
   <w:style w:type="character" w:customStyle="1" w:styleId="Heading1Char">
@@ -1457,8 +6280,8 @@
     <w:uiPriority w:val="9"/>
     <w:rsid w:val="00A10FD9"/>
     <w:rPr>
-      <w:rFonts/>
-      <w:color w:val="0F4761"/>
+      <w:rFonts w:asciiTheme="majorHAnsi" w:eastAsiaTheme="majorEastAsia" w:hAnsiTheme="majorHAnsi" w:cstheme="majorBidi"/>
+      <w:color w:val="0F4761" w:themeColor="accent1" w:themeShade="BF"/>
       <w:sz w:val="40"/>
       <w:szCs w:val="40"/>
     </w:rPr>
@@ -1471,8 +6294,8 @@
     <w:semiHidden/>
     <w:rsid w:val="00A10FD9"/>
     <w:rPr>
-      <w:rFonts/>
-      <w:color w:val="0F4761"/>
+      <w:rFonts w:asciiTheme="majorHAnsi" w:eastAsiaTheme="majorEastAsia" w:hAnsiTheme="majorHAnsi" w:cstheme="majorBidi"/>
+      <w:color w:val="0F4761" w:themeColor="accent1" w:themeShade="BF"/>
       <w:sz w:val="32"/>
       <w:szCs w:val="32"/>
     </w:rPr>
@@ -1485,8 +6308,8 @@
     <w:semiHidden/>
     <w:rsid w:val="00A10FD9"/>
     <w:rPr>
-      <w:rFonts/>
-      <w:color w:val="0F4761"/>
+      <w:rFonts w:eastAsiaTheme="majorEastAsia" w:cstheme="majorBidi"/>
+      <w:color w:val="0F4761" w:themeColor="accent1" w:themeShade="BF"/>
       <w:sz w:val="28"/>
       <w:szCs w:val="28"/>
     </w:rPr>
@@ -1499,10 +6322,10 @@
     <w:semiHidden/>
     <w:rsid w:val="00A10FD9"/>
     <w:rPr>
-      <w:rFonts/>
+      <w:rFonts w:eastAsiaTheme="majorEastAsia" w:cstheme="majorBidi"/>
       <w:i/>
       <w:iCs/>
-      <w:color w:val="0F4761"/>
+      <w:color w:val="0F4761" w:themeColor="accent1" w:themeShade="BF"/>
     </w:rPr>
   </w:style>
   <w:style w:type="character" w:customStyle="1" w:styleId="Heading5Char">
@@ -1513,8 +6336,8 @@
     <w:semiHidden/>
     <w:rsid w:val="00A10FD9"/>
     <w:rPr>
-      <w:rFonts/>
-      <w:color w:val="0F4761"/>
+      <w:rFonts w:eastAsiaTheme="majorEastAsia" w:cstheme="majorBidi"/>
+      <w:color w:val="0F4761" w:themeColor="accent1" w:themeShade="BF"/>
     </w:rPr>
   </w:style>
   <w:style w:type="character" w:customStyle="1" w:styleId="Heading6Char">
@@ -1525,10 +6348,10 @@
     <w:semiHidden/>
     <w:rsid w:val="00A10FD9"/>
     <w:rPr>
-      <w:rFonts/>
+      <w:rFonts w:eastAsiaTheme="majorEastAsia" w:cstheme="majorBidi"/>
       <w:i/>
       <w:iCs/>
-      <w:color w:val="595959"/>
+      <w:color w:val="595959" w:themeColor="text1" w:themeTint="A6"/>
     </w:rPr>
   </w:style>
   <w:style w:type="character" w:customStyle="1" w:styleId="Heading7Char">
@@ -1539,8 +6362,8 @@
     <w:semiHidden/>
     <w:rsid w:val="00A10FD9"/>
     <w:rPr>
-      <w:rFonts/>
-      <w:color w:val="595959"/>
+      <w:rFonts w:eastAsiaTheme="majorEastAsia" w:cstheme="majorBidi"/>
+      <w:color w:val="595959" w:themeColor="text1" w:themeTint="A6"/>
     </w:rPr>
   </w:style>
   <w:style w:type="character" w:customStyle="1" w:styleId="Heading8Char">
@@ -1551,10 +6374,10 @@
     <w:semiHidden/>
     <w:rsid w:val="00A10FD9"/>
     <w:rPr>
-      <w:rFonts/>
+      <w:rFonts w:eastAsiaTheme="majorEastAsia" w:cstheme="majorBidi"/>
       <w:i/>
       <w:iCs/>
-      <w:color w:val="272727"/>
+      <w:color w:val="272727" w:themeColor="text1" w:themeTint="D8"/>
     </w:rPr>
   </w:style>
   <w:style w:type="character" w:customStyle="1" w:styleId="Heading9Char">
@@ -1565,9 +6388,18 @@
     <w:semiHidden/>
     <w:rsid w:val="00A10FD9"/>
     <w:rPr>
-      <w:rFonts/>
-      <w:color w:val="272727"/>
+      <w:rFonts w:eastAsiaTheme="majorEastAsia" w:cstheme="majorBidi"/>
+      <w:color w:val="272727" w:themeColor="text1" w:themeTint="D8"/>
     </w:rPr>
+  </w:style>
+  <w:style w:type="paragraph" w:customStyle="1" w:styleId="ListItem">
+    <w:name w:val="List Item"/>
+    <w:basedOn w:val="BodyText"/>
+    <w:qFormat/>
+    <w:pPr>
+      <w:spacing w:before="0" w:after="0" w:line="480" w:lineRule="exact"/>
+      <w:ind w:left="720" w:hanging="720"/>
+    </w:pPr>
   </w:style>
   <w:style w:type="paragraph" w:styleId="BlockText">
     <w:name w:val="Block Text"/>
@@ -1577,9 +6409,25 @@
     <w:unhideWhenUsed/>
     <w:qFormat/>
     <w:pPr>
-      <w:spacing w:before="100" w:after="100"/>
-      <w:ind w:firstLine="0" w:left="480" w:right="480"/>
+      <w:spacing w:before="280" w:after="280" w:line="276" w:lineRule="exact"/>
+      <w:ind w:firstLine="0" w:left="720" w:right="720"/>
     </w:pPr>
+  </w:style>
+  <w:style w:type="paragraph" w:styleId="FootnoteText">
+    <w:name w:val="Footnote Text"/>
+    <w:basedOn w:val="Normal"/>
+    <w:next w:val="FootnoteText"/>
+    <w:uiPriority w:val="9"/>
+    <w:unhideWhenUsed/>
+    <w:qFormat/>
+    <w:pPr>
+      <w:keepLines/>
+      <w:spacing w:before="0" w:after="140" w:line="276" w:lineRule="exact"/>
+    </w:pPr>
+    <w:rPr>
+      <w:sz w:val="24"/>
+      <w:szCs w:val="24"/>
+    </w:rPr>
   </w:style>
   <w:style w:type="paragraph" w:styleId="FootnoteBlockText">
     <w:name w:val="Footnote Block Text"/>
@@ -1589,8 +6437,8 @@
     <w:unhideWhenUsed/>
     <w:qFormat/>
     <w:pPr>
-      <w:spacing w:before="100" w:after="100"/>
-      <w:ind w:firstLine="0" w:left="480" w:right="480"/>
+      <w:spacing w:before="280" w:after="280"/>
+      <w:ind w:firstLine="0" w:left="720" w:right="720"/>
     </w:pPr>
   </w:style>
   <w:style w:type="character" w:default="1" w:styleId="DefaultParagraphFont">
@@ -1601,8 +6449,6 @@
   <w:style w:type="table" w:default="1" w:styleId="Table">
     <w:name w:val="Table"/>
     <w:basedOn w:val="TableNormal"/>
-    <w:semiHidden/>
-    <w:unhideWhenUsed/>
     <w:qFormat/>
     <w:tblPr>
       <w:tblInd w:w="0" w:type="dxa"/>
@@ -1614,13 +6460,6 @@
       </w:tblCellMar>
     </w:tblPr>
     <w:tblStylePr w:type="firstRow">
-      <w:tblPr>
-        <w:jc w:val="left"/>
-        <w:tblInd w:w="0" w:type="dxa"/>
-      </w:tblPr>
-      <w:trPr>
-        <w:jc w:val="left"/>
-      </w:trPr>
       <w:tcPr>
         <w:tcBorders>
           <w:bottom w:val="single"/>
@@ -1707,7 +6546,7 @@
     <w:name w:val="Hyperlink"/>
     <w:basedOn w:val="BodyTextChar"/>
     <w:rPr>
-      <w:color w:val="4F81BD"/>
+      <w:color w:val="000000"/>
     </w:rPr>
   </w:style>
   <w:style w:type="paragraph" w:styleId="TOCHeading">
@@ -1722,253 +6561,27 @@
       <w:outlineLvl w:val="9"/>
     </w:pPr>
     <w:rPr>
-      <w:rFonts/>
+      <w:rFonts w:asciiTheme="majorHAnsi" w:eastAsiaTheme="majorEastAsia" w:hAnsiTheme="majorHAnsi" w:cstheme="majorBidi"/>
       <w:b w:val="0"/>
       <w:bCs w:val="0"/>
-      <w:color w:val="365F91"/>
+      <w:color w:val="365F91" w:themeColor="accent1" w:themeShade="BF"/>
     </w:rPr>
   </w:style>
-  <w:style w:type="paragraph" w:default="1" w:styleId="Normal">
-    <w:name w:val="Normal"/>
-    <w:qFormat/>
-    <w:pPr>
-      <w:widowControl/>
-      <w:spacing w:before="0" w:after="0" w:line="480" w:lineRule="exact"/>
-      <w:ind w:left="0" w:firstLine="0"/>
-      <w:jc w:val="left"/>
-    </w:pPr>
-    <w:rPr>
-      <w:rFonts w:ascii="EB Garamond" w:hAnsi="EB Garamond" w:eastAsia="EB Garamond" w:cs="EB Garamond"/>
-      <w:sz w:val="24"/>
-      <w:szCs w:val="24"/>
-    </w:rPr>
-  </w:style>
-  <w:style w:type="paragraph" w:styleId="BodyText">
-    <w:name w:val="Body Text"/>
-    <w:basedOn w:val="Normal"/>
-    <w:qFormat/>
-    <w:pPr>
-      <w:spacing w:before="0" w:after="0" w:line="480" w:lineRule="exact"/>
-      <w:ind w:firstLine="720"/>
-    </w:pPr>
-  </w:style>
-  <w:style w:type="paragraph" w:styleId="FirstParagraph">
-    <w:name w:val="First Paragraph"/>
-    <w:basedOn w:val="BodyText"/>
-    <w:next w:val="BodyText"/>
-    <w:qFormat/>
-  </w:style>
-  <w:style w:type="paragraph" w:styleId="Compact">
-    <w:name w:val="Compact"/>
-    <w:basedOn w:val="BodyText"/>
-    <w:qFormat/>
-    <w:pPr>
-      <w:spacing w:before="0" w:after="0" w:line="480" w:lineRule="exact"/>
-      <w:ind w:firstLine="0"/>
-    </w:pPr>
-  </w:style>
-  <w:style w:type="paragraph" w:styleId="Heading1">
-    <w:name w:val="heading 1"/>
-    <w:basedOn w:val="Normal"/>
-    <w:next w:val="BodyText"/>
-    <w:uiPriority w:val="9"/>
-    <w:qFormat/>
-    <w:pPr>
-      <w:keepNext/>
-      <w:keepLines/>
-      <w:spacing w:before="130" w:after="130" w:line="480" w:lineRule="exact"/>
-      <w:ind w:left="0" w:firstLine="0"/>
-      <w:jc w:val="center"/>
-      <w:outlineLvl w:val="0"/>
-    </w:pPr>
-    <w:rPr>
-      <w:rFonts w:ascii="EB Garamond" w:hAnsi="EB Garamond" w:eastAsia="EB Garamond" w:cs="EB Garamond"/>
-      <w:b/>
-      <w:bCs/>
-      <w:caps/>
-      <w:color w:val="000000"/>
-      <w:sz w:val="24"/>
-      <w:szCs w:val="24"/>
-    </w:rPr>
-  </w:style>
-  <w:style w:type="paragraph" w:styleId="Heading2">
-    <w:name w:val="heading 2"/>
-    <w:basedOn w:val="Normal"/>
-    <w:next w:val="BodyText"/>
-    <w:uiPriority w:val="9"/>
-    <w:unhideWhenUsed/>
-    <w:qFormat/>
-    <w:pPr>
-      <w:keepNext/>
-      <w:keepLines/>
-      <w:spacing w:before="130" w:after="130" w:line="480" w:lineRule="exact"/>
-      <w:ind w:left="0" w:firstLine="0"/>
-      <w:jc w:val="center"/>
-      <w:outlineLvl w:val="1"/>
-    </w:pPr>
-    <w:rPr>
-      <w:rFonts w:ascii="EB Garamond" w:hAnsi="EB Garamond" w:eastAsia="EB Garamond" w:cs="EB Garamond"/>
-      <w:b/>
-      <w:bCs/>
-      <w:color w:val="000000"/>
-      <w:sz w:val="24"/>
-      <w:szCs w:val="24"/>
-    </w:rPr>
-  </w:style>
-  <w:style w:type="paragraph" w:styleId="Heading3">
-    <w:name w:val="heading 3"/>
-    <w:basedOn w:val="Normal"/>
-    <w:next w:val="BodyText"/>
-    <w:uiPriority w:val="9"/>
-    <w:unhideWhenUsed/>
-    <w:qFormat/>
-    <w:pPr>
-      <w:keepNext/>
-      <w:keepLines/>
-      <w:spacing w:before="130" w:after="130" w:line="480" w:lineRule="exact"/>
-      <w:ind w:left="0" w:firstLine="0"/>
-      <w:jc w:val="left"/>
-      <w:outlineLvl w:val="2"/>
-    </w:pPr>
-    <w:rPr>
-      <w:rFonts w:ascii="EB Garamond" w:hAnsi="EB Garamond" w:eastAsia="EB Garamond" w:cs="EB Garamond"/>
-      <w:b/>
-      <w:bCs/>
-      <w:color w:val="000000"/>
-      <w:sz w:val="24"/>
-      <w:szCs w:val="24"/>
-    </w:rPr>
-  </w:style>
-  <w:style w:type="paragraph" w:styleId="FootnoteText">
-    <w:name w:val="Footnote Text"/>
-    <w:basedOn w:val="Normal"/>
-    <w:uiPriority w:val="99"/>
-    <w:unhideWhenUsed/>
-    <w:pPr>
-      <w:spacing w:before="0" w:after="120" w:line="276" w:lineRule="exact"/>
-      <w:ind w:firstLine="0"/>
-    </w:pPr>
-    <w:rPr>
-      <w:sz w:val="20"/>
-      <w:szCs w:val="20"/>
-    </w:rPr>
-  </w:style>
-  <w:style w:type="paragraph" w:styleId="Footer">
-    <w:name w:val="footer"/>
-    <w:basedOn w:val="Normal"/>
-    <w:uiPriority w:val="99"/>
-    <w:unhideWhenUsed/>
-    <w:pPr>
-      <w:spacing w:before="0" w:after="0" w:line="240" w:lineRule="auto"/>
-      <w:ind w:firstLine="0"/>
-      <w:jc w:val="center"/>
-    </w:pPr>
-    <w:rPr>
-      <w:sz w:val="24"/>
-      <w:szCs w:val="24"/>
-    </w:rPr>
-  </w:style>
-  <w:style w:type="paragraph" w:customStyle="1" w:styleId="LamdBlank">
-    <w:name w:val="Lamd Blank"/>
-    <w:basedOn w:val="Normal"/>
-    <w:qFormat/>
-    <w:pPr>
-      <w:spacing w:before="0" w:after="0" w:line="324" w:lineRule="exact"/>
-      <w:ind w:firstLine="0"/>
-    </w:pPr>
-  </w:style>
-  <w:style w:type="paragraph" w:customStyle="1" w:styleId="LamdCourt">
-    <w:name w:val="Lamd Court"/>
-    <w:basedOn w:val="Normal"/>
-    <w:qFormat/>
-    <w:pPr>
-      <w:spacing w:before="0" w:after="0" w:line="480" w:lineRule="exact"/>
-      <w:ind w:firstLine="0"/>
-      <w:jc w:val="center"/>
-    </w:pPr>
-    <w:rPr>
-      <w:b/>
-      <w:bCs/>
-    </w:rPr>
-  </w:style>
-  <w:style w:type="paragraph" w:customStyle="1" w:styleId="LamdTitle">
-    <w:name w:val="Lamd Title"/>
-    <w:basedOn w:val="Normal"/>
-    <w:qFormat/>
-    <w:pPr>
-      <w:keepNext/>
-      <w:keepLines/>
-      <w:spacing w:before="0" w:after="0" w:line="480" w:lineRule="exact"/>
-      <w:ind w:firstLine="0"/>
-      <w:jc w:val="center"/>
-    </w:pPr>
-    <w:rPr>
-      <w:b/>
-      <w:bCs/>
-      <w:caps/>
-    </w:rPr>
-  </w:style>
-  <w:style w:type="paragraph" w:customStyle="1" w:styleId="LamdSubtitle">
-    <w:name w:val="Lamd Subtitle"/>
-    <w:basedOn w:val="Normal"/>
-    <w:qFormat/>
-    <w:pPr>
-      <w:keepNext/>
-      <w:keepLines/>
-      <w:spacing w:before="0" w:after="0" w:line="480" w:lineRule="exact"/>
-      <w:ind w:firstLine="0"/>
-      <w:jc w:val="center"/>
-    </w:pPr>
-  </w:style>
-  <w:style w:type="paragraph" w:customStyle="1" w:styleId="LamdCaption">
-    <w:name w:val="Lamd Caption"/>
-    <w:basedOn w:val="Normal"/>
-    <w:qFormat/>
-    <w:pPr>
-      <w:spacing w:before="0" w:after="0" w:line="276" w:lineRule="exact"/>
-      <w:ind w:firstLine="0"/>
-    </w:pPr>
-  </w:style>
-  <w:style w:type="paragraph" w:customStyle="1" w:styleId="LamdCaptionRight">
-    <w:name w:val="Lamd Caption Right"/>
-    <w:basedOn w:val="LamdCaption"/>
-    <w:qFormat/>
-    <w:pPr>
-      <w:ind w:left="432" w:firstLine="0"/>
-    </w:pPr>
-  </w:style>
-  <w:style w:type="paragraph" w:customStyle="1" w:styleId="LamdSignature">
-    <w:name w:val="Lamd Signature"/>
-    <w:basedOn w:val="LamdCaption"/>
-    <w:qFormat/>
-    <w:pPr>
-      <w:keepLines/>
-      <w:ind w:left="4320" w:firstLine="0"/>
-    </w:pPr>
-  </w:style>
-  <w:style w:type="paragraph" w:customStyle="1" w:styleId="LamdNumbered">
-    <w:name w:val="Lamd Numbered"/>
+  <w:style w:type="paragraph" w:customStyle="1" w:styleId="NumberedParagraph">
+    <w:name w:val="Numbered Paragraph"/>
     <w:basedOn w:val="BodyText"/>
     <w:qFormat/>
     <w:pPr>
       <w:tabs>
         <w:tab w:val="left" w:pos="1440"/>
       </w:tabs>
+      <w:spacing w:before="0" w:after="0" w:line="480" w:lineRule="exact"/>
       <w:ind w:firstLine="720"/>
     </w:pPr>
   </w:style>
-  <w:style w:type="paragraph" w:customStyle="1" w:styleId="LamdNumberedKeep">
-    <w:name w:val="Lamd Numbered Keep"/>
-    <w:basedOn w:val="LamdNumbered"/>
-    <w:qFormat/>
-    <w:pPr>
-      <w:keepNext/>
-      <w:keepLines/>
-    </w:pPr>
-  </w:style>
   <w:style w:type="paragraph" w:customStyle="1" w:styleId="LamdList">
     <w:name w:val="Lamd List"/>
-    <w:basedOn w:val="Normal"/>
+    <w:basedOn w:val="BodyText"/>
     <w:qFormat/>
     <w:pPr>
       <w:tabs>
@@ -1976,24 +6589,6 @@
       </w:tabs>
       <w:spacing w:before="0" w:after="0" w:line="480" w:lineRule="exact"/>
       <w:ind w:left="1440" w:hanging="720"/>
-    </w:pPr>
-  </w:style>
-  <w:style w:type="paragraph" w:customStyle="1" w:styleId="LamdListKeep">
-    <w:name w:val="Lamd List Keep"/>
-    <w:basedOn w:val="LamdList"/>
-    <w:qFormat/>
-    <w:pPr>
-      <w:keepNext/>
-      <w:keepLines/>
-    </w:pPr>
-  </w:style>
-  <w:style w:type="paragraph" w:customStyle="1" w:styleId="LamdBodyKeep">
-    <w:name w:val="Lamd Body Keep"/>
-    <w:basedOn w:val="BodyText"/>
-    <w:qFormat/>
-    <w:pPr>
-      <w:keepNext/>
-      <w:keepLines/>
     </w:pPr>
   </w:style>
   <w:style w:type="paragraph" w:customStyle="1" w:styleId="SourceCode">
@@ -2276,7 +6871,7 @@
     </a:clrScheme>
     <a:fontScheme name="Office">
       <a:majorFont>
-        <a:latin typeface="EB Garamond"/>
+        <a:latin typeface="Aptos Display" panose="02110004020202020204"/>
         <a:ea typeface=""/>
         <a:cs typeface=""/>
         <a:font script="Jpan" typeface="游ゴシック Light"/>
@@ -2328,7 +6923,7 @@
         <a:font script="Tfng" typeface="Ebrima"/>
       </a:majorFont>
       <a:minorFont>
-        <a:latin typeface="EB Garamond"/>
+        <a:latin typeface="Aptos" panose="02110004020202020204"/>
         <a:ea typeface=""/>
         <a:cs typeface=""/>
         <a:font script="Jpan" typeface="游明朝"/>
